--- a/apps/staff/src/core/WorkflowsUsTnReclassForm/custody_reclassification_template.docx
+++ b/apps/staff/src/core/WorkflowsUsTnReclassForm/custody_reclassification_template.docx
@@ -85,14 +85,6 @@
       <w:r>
         <w:tab/>
       </w:r>
-    </w:p>
-    <w:p>
-      <w:pPr>
-        <w:rPr>
-          <w:rFonts w:ascii="Consolas" w:eastAsia="Consolas" w:hAnsi="Consolas" w:cs="Consolas"/>
-          <w:lang w:val="en-US"/>
-        </w:rPr>
-      </w:pPr>
       <w:r>
         <w:rPr>
           <w:rFonts w:ascii="Consolas" w:eastAsia="Consolas" w:hAnsi="Consolas" w:cs="Consolas"/>
@@ -129,34 +121,15 @@
       <w:r>
         <w:tab/>
       </w:r>
-    </w:p>
-    <w:p>
-      <w:pPr>
-        <w:rPr>
-          <w:rFonts w:ascii="Consolas" w:eastAsia="Consolas" w:hAnsi="Consolas" w:cs="Consolas"/>
-          <w:lang w:val="en-US"/>
-        </w:rPr>
-      </w:pPr>
-      <w:r>
-        <w:rPr>
-          <w:rFonts w:ascii="Consolas" w:eastAsia="Consolas" w:hAnsi="Consolas" w:cs="Consolas"/>
-          <w:lang w:val="en-US"/>
-        </w:rPr>
-        <w:t>Institution</w:t>
-      </w:r>
-      <w:r>
-        <w:rPr>
-          <w:rFonts w:ascii="Consolas" w:eastAsia="Consolas" w:hAnsi="Consolas" w:cs="Consolas"/>
-          <w:lang w:val="en-US"/>
-        </w:rPr>
-        <w:t xml:space="preserve"> </w:t>
-      </w:r>
-      <w:r>
-        <w:rPr>
-          <w:rFonts w:ascii="Consolas" w:eastAsia="Consolas" w:hAnsi="Consolas" w:cs="Consolas"/>
-          <w:lang w:val="en-US"/>
-        </w:rPr>
-        <w:t xml:space="preserve">Name: </w:t>
+      <w:r>
+        <w:tab/>
+      </w:r>
+      <w:r>
+        <w:rPr>
+          <w:rFonts w:ascii="Consolas" w:eastAsia="Consolas" w:hAnsi="Consolas" w:cs="Consolas"/>
+          <w:lang w:val="en-US"/>
+        </w:rPr>
+        <w:t xml:space="preserve">Institution Name: </w:t>
       </w:r>
       <w:r>
         <w:rPr>
@@ -236,19 +209,30 @@
           <w:rFonts w:ascii="Consolas" w:eastAsia="Consolas" w:hAnsi="Consolas" w:cs="Consolas"/>
         </w:rPr>
         <w:tab/>
-      </w:r>
-      <w:r>
-        <w:rPr>
-          <w:rFonts w:ascii="Consolas" w:eastAsia="Consolas" w:hAnsi="Consolas" w:cs="Consolas"/>
-        </w:rPr>
-        <w:t xml:space="preserve">CAF Date: </w:t>
-      </w:r>
-      <w:r>
-        <w:rPr>
-          <w:rFonts w:ascii="Consolas" w:eastAsia="Consolas" w:hAnsi="Consolas" w:cs="Consolas"/>
-          <w:u w:val="single"/>
-        </w:rPr>
-        <w:t>{date}</w:t>
+        <w:t xml:space="preserve">       CAF Date: </w:t>
+      </w:r>
+      <w:proofErr w:type="gramStart"/>
+      <w:r>
+        <w:rPr>
+          <w:rFonts w:ascii="Consolas" w:eastAsia="Consolas" w:hAnsi="Consolas" w:cs="Consolas"/>
+          <w:u w:val="single"/>
+        </w:rPr>
+        <w:t xml:space="preserve">   {</w:t>
+      </w:r>
+      <w:proofErr w:type="gramEnd"/>
+      <w:r>
+        <w:rPr>
+          <w:rFonts w:ascii="Consolas" w:eastAsia="Consolas" w:hAnsi="Consolas" w:cs="Consolas"/>
+          <w:u w:val="single"/>
+        </w:rPr>
+        <w:t>date}</w:t>
+      </w:r>
+      <w:r>
+        <w:rPr>
+          <w:rFonts w:ascii="Consolas" w:eastAsia="Consolas" w:hAnsi="Consolas" w:cs="Consolas"/>
+          <w:u w:val="single"/>
+        </w:rPr>
+        <w:t xml:space="preserve">  </w:t>
       </w:r>
       <w:r>
         <w:rPr>
@@ -278,7 +262,21 @@
           <w:rFonts w:ascii="Consolas" w:eastAsia="Consolas" w:hAnsi="Consolas" w:cs="Consolas"/>
           <w:lang w:val="en-US"/>
         </w:rPr>
-        <w:t xml:space="preserve">Status at time of Hearing: </w:t>
+        <w:t>Status at time of Hearing:</w:t>
+      </w:r>
+      <w:r>
+        <w:rPr>
+          <w:rFonts w:ascii="Consolas" w:eastAsia="Consolas" w:hAnsi="Consolas" w:cs="Consolas"/>
+          <w:lang w:val="en-US"/>
+        </w:rPr>
+        <w:t xml:space="preserve">               </w:t>
+      </w:r>
+      <w:r>
+        <w:rPr>
+          <w:rFonts w:ascii="Consolas" w:eastAsia="Consolas" w:hAnsi="Consolas" w:cs="Consolas"/>
+          <w:lang w:val="en-US"/>
+        </w:rPr>
+        <w:t xml:space="preserve"> </w:t>
       </w:r>
       <w:proofErr w:type="spellStart"/>
       <w:r>
@@ -302,8 +300,17 @@
           <w:u w:val="single"/>
           <w:lang w:val="en-US"/>
         </w:rPr>
-        <w:t xml:space="preserve"> {#statusAtHearingSelectedGEN}</w:t>
-      </w:r>
+        <w:t xml:space="preserve"> </w:t>
+      </w:r>
+      <w:r>
+        <w:rPr>
+          <w:rFonts w:ascii="Consolas" w:eastAsia="Consolas" w:hAnsi="Consolas" w:cs="Consolas"/>
+          <w:u w:val="single"/>
+          <w:lang w:val="en-US"/>
+        </w:rPr>
+        <w:t>{</w:t>
+      </w:r>
+      <w:proofErr w:type="spellStart"/>
       <w:proofErr w:type="gramStart"/>
       <w:r>
         <w:rPr>
@@ -311,7 +318,24 @@
           <w:u w:val="single"/>
           <w:lang w:val="en-US"/>
         </w:rPr>
-        <w:t xml:space="preserve">X{/} </w:t>
+        <w:t>statGen</w:t>
+      </w:r>
+      <w:proofErr w:type="spellEnd"/>
+      <w:r>
+        <w:rPr>
+          <w:rFonts w:ascii="Consolas" w:eastAsia="Consolas" w:hAnsi="Consolas" w:cs="Consolas"/>
+          <w:u w:val="single"/>
+          <w:lang w:val="en-US"/>
+        </w:rPr>
+        <w:t>}</w:t>
+      </w:r>
+      <w:r>
+        <w:rPr>
+          <w:rFonts w:ascii="Consolas" w:eastAsia="Consolas" w:hAnsi="Consolas" w:cs="Consolas"/>
+          <w:u w:val="single"/>
+          <w:lang w:val="en-US"/>
+        </w:rPr>
+        <w:t xml:space="preserve"> </w:t>
       </w:r>
       <w:r>
         <w:rPr>
@@ -327,8 +351,9 @@
           <w:u w:val="single"/>
           <w:lang w:val="en-US"/>
         </w:rPr>
-        <w:t xml:space="preserve"> {#statusAtHearingSelectedAS}</w:t>
-      </w:r>
+        <w:t xml:space="preserve"> {</w:t>
+      </w:r>
+      <w:proofErr w:type="spellStart"/>
       <w:proofErr w:type="gramStart"/>
       <w:r>
         <w:rPr>
@@ -336,7 +361,16 @@
           <w:u w:val="single"/>
           <w:lang w:val="en-US"/>
         </w:rPr>
-        <w:t xml:space="preserve">X{/} </w:t>
+        <w:t>statAs</w:t>
+      </w:r>
+      <w:proofErr w:type="spellEnd"/>
+      <w:r>
+        <w:rPr>
+          <w:rFonts w:ascii="Consolas" w:eastAsia="Consolas" w:hAnsi="Consolas" w:cs="Consolas"/>
+          <w:u w:val="single"/>
+          <w:lang w:val="en-US"/>
+        </w:rPr>
+        <w:t xml:space="preserve">} </w:t>
       </w:r>
       <w:r>
         <w:rPr>
@@ -352,8 +386,17 @@
           <w:u w:val="single"/>
           <w:lang w:val="en-US"/>
         </w:rPr>
-        <w:t xml:space="preserve">  {#statusAtHearingSelectedPC}</w:t>
-      </w:r>
+        <w:t xml:space="preserve"> </w:t>
+      </w:r>
+      <w:r>
+        <w:rPr>
+          <w:rFonts w:ascii="Consolas" w:eastAsia="Consolas" w:hAnsi="Consolas" w:cs="Consolas"/>
+          <w:u w:val="single"/>
+          <w:lang w:val="en-US"/>
+        </w:rPr>
+        <w:t>{</w:t>
+      </w:r>
+      <w:proofErr w:type="spellStart"/>
       <w:proofErr w:type="gramStart"/>
       <w:r>
         <w:rPr>
@@ -361,7 +404,31 @@
           <w:u w:val="single"/>
           <w:lang w:val="en-US"/>
         </w:rPr>
-        <w:t xml:space="preserve">X{/}   </w:t>
+        <w:t>statPc</w:t>
+      </w:r>
+      <w:proofErr w:type="spellEnd"/>
+      <w:r>
+        <w:rPr>
+          <w:rFonts w:ascii="Consolas" w:eastAsia="Consolas" w:hAnsi="Consolas" w:cs="Consolas"/>
+          <w:u w:val="single"/>
+          <w:lang w:val="en-US"/>
+        </w:rPr>
+        <w:t>}</w:t>
+      </w:r>
+      <w:r>
+        <w:rPr>
+          <w:rFonts w:ascii="Consolas" w:eastAsia="Consolas" w:hAnsi="Consolas" w:cs="Consolas"/>
+          <w:u w:val="single"/>
+          <w:lang w:val="en-US"/>
+        </w:rPr>
+        <w:t xml:space="preserve"> </w:t>
+      </w:r>
+      <w:r>
+        <w:rPr>
+          <w:rFonts w:ascii="Consolas" w:eastAsia="Consolas" w:hAnsi="Consolas" w:cs="Consolas"/>
+          <w:lang w:val="en-US"/>
+        </w:rPr>
+        <w:t xml:space="preserve"> Other</w:t>
       </w:r>
       <w:proofErr w:type="gramEnd"/>
       <w:r>
@@ -371,21 +438,30 @@
         </w:rPr>
         <w:t xml:space="preserve"> </w:t>
       </w:r>
+      <w:r>
+        <w:rPr>
+          <w:rFonts w:ascii="Consolas" w:eastAsia="Consolas" w:hAnsi="Consolas" w:cs="Consolas"/>
+          <w:u w:val="single"/>
+          <w:lang w:val="en-US"/>
+        </w:rPr>
+        <w:t xml:space="preserve"> </w:t>
+      </w:r>
+      <w:r>
+        <w:rPr>
+          <w:rFonts w:ascii="Consolas" w:eastAsia="Consolas" w:hAnsi="Consolas" w:cs="Consolas"/>
+          <w:u w:val="single"/>
+          <w:lang w:val="en-US"/>
+        </w:rPr>
+        <w:t xml:space="preserve">  </w:t>
+      </w:r>
       <w:proofErr w:type="gramStart"/>
       <w:r>
         <w:rPr>
           <w:rFonts w:ascii="Consolas" w:eastAsia="Consolas" w:hAnsi="Consolas" w:cs="Consolas"/>
-          <w:lang w:val="en-US"/>
-        </w:rPr>
-        <w:t xml:space="preserve">Other </w:t>
-      </w:r>
-      <w:r>
-        <w:rPr>
-          <w:rFonts w:ascii="Consolas" w:eastAsia="Consolas" w:hAnsi="Consolas" w:cs="Consolas"/>
-          <w:u w:val="single"/>
-          <w:lang w:val="en-US"/>
-        </w:rPr>
-        <w:t xml:space="preserve"> {</w:t>
+          <w:u w:val="single"/>
+          <w:lang w:val="en-US"/>
+        </w:rPr>
+        <w:t xml:space="preserve">   {</w:t>
       </w:r>
       <w:proofErr w:type="spellStart"/>
       <w:proofErr w:type="gramEnd"/>
@@ -395,7 +471,7 @@
           <w:u w:val="single"/>
           <w:lang w:val="en-US"/>
         </w:rPr>
-        <w:t>statusAtHearingOther</w:t>
+        <w:t>statusAtHearing</w:t>
       </w:r>
       <w:proofErr w:type="spellEnd"/>
       <w:r>
@@ -404,7 +480,15 @@
           <w:u w:val="single"/>
           <w:lang w:val="en-US"/>
         </w:rPr>
-        <w:t>}</w:t>
+        <w:t xml:space="preserve">}       </w:t>
+      </w:r>
+      <w:r>
+        <w:rPr>
+          <w:rFonts w:ascii="Consolas" w:eastAsia="Consolas" w:hAnsi="Consolas" w:cs="Consolas"/>
+          <w:u w:val="single"/>
+          <w:lang w:val="en-US"/>
+        </w:rPr>
+        <w:t xml:space="preserve"> </w:t>
       </w:r>
       <w:r>
         <w:tab/>
@@ -430,24 +514,43 @@
           <w:rFonts w:ascii="Consolas" w:eastAsia="Consolas" w:hAnsi="Consolas" w:cs="Consolas"/>
           <w:lang w:val="en-US"/>
         </w:rPr>
-        <w:t>Incompatibles: Yes</w:t>
-      </w:r>
-      <w:r>
-        <w:rPr>
-          <w:rFonts w:ascii="Consolas" w:eastAsia="Consolas" w:hAnsi="Consolas" w:cs="Consolas"/>
-          <w:u w:val="single"/>
-          <w:lang w:val="en-US"/>
-        </w:rPr>
-        <w:t xml:space="preserve"> {#hasIncompatiblesSelectedtrue}</w:t>
+        <w:t xml:space="preserve">Incompatibles: </w:t>
       </w:r>
       <w:proofErr w:type="gramStart"/>
       <w:r>
         <w:rPr>
           <w:rFonts w:ascii="Consolas" w:eastAsia="Consolas" w:hAnsi="Consolas" w:cs="Consolas"/>
-          <w:u w:val="single"/>
-          <w:lang w:val="en-US"/>
-        </w:rPr>
-        <w:t xml:space="preserve">X{/} </w:t>
+          <w:lang w:val="en-US"/>
+        </w:rPr>
+        <w:t>Yes</w:t>
+      </w:r>
+      <w:proofErr w:type="gramEnd"/>
+      <w:r>
+        <w:rPr>
+          <w:rFonts w:ascii="Consolas" w:eastAsia="Consolas" w:hAnsi="Consolas" w:cs="Consolas"/>
+          <w:u w:val="single"/>
+          <w:lang w:val="en-US"/>
+        </w:rPr>
+        <w:t xml:space="preserve"> {</w:t>
+      </w:r>
+      <w:proofErr w:type="spellStart"/>
+      <w:proofErr w:type="gramStart"/>
+      <w:r>
+        <w:rPr>
+          <w:rFonts w:ascii="Consolas" w:eastAsia="Consolas" w:hAnsi="Consolas" w:cs="Consolas"/>
+          <w:u w:val="single"/>
+          <w:lang w:val="en-US"/>
+        </w:rPr>
+        <w:t>incY</w:t>
+      </w:r>
+      <w:proofErr w:type="spellEnd"/>
+      <w:r>
+        <w:rPr>
+          <w:rFonts w:ascii="Consolas" w:eastAsia="Consolas" w:hAnsi="Consolas" w:cs="Consolas"/>
+          <w:u w:val="single"/>
+          <w:lang w:val="en-US"/>
+        </w:rPr>
+        <w:t xml:space="preserve">} </w:t>
       </w:r>
       <w:r>
         <w:rPr>
@@ -463,35 +566,59 @@
           <w:u w:val="single"/>
           <w:lang w:val="en-US"/>
         </w:rPr>
-        <w:t xml:space="preserve"> {#hasIncompatiblesSelectedfalse}</w:t>
+        <w:t xml:space="preserve"> {</w:t>
+      </w:r>
+      <w:proofErr w:type="spellStart"/>
+      <w:r>
+        <w:rPr>
+          <w:rFonts w:ascii="Consolas" w:eastAsia="Consolas" w:hAnsi="Consolas" w:cs="Consolas"/>
+          <w:u w:val="single"/>
+          <w:lang w:val="en-US"/>
+        </w:rPr>
+        <w:t>incN</w:t>
+      </w:r>
+      <w:proofErr w:type="spellEnd"/>
+      <w:r>
+        <w:rPr>
+          <w:rFonts w:ascii="Consolas" w:eastAsia="Consolas" w:hAnsi="Consolas" w:cs="Consolas"/>
+          <w:u w:val="single"/>
+          <w:lang w:val="en-US"/>
+        </w:rPr>
+        <w:t xml:space="preserve">} </w:t>
+      </w:r>
+      <w:r>
+        <w:tab/>
+        <w:t xml:space="preserve">              </w:t>
+      </w:r>
+      <w:r>
+        <w:rPr>
+          <w:rFonts w:ascii="Consolas" w:eastAsia="Consolas" w:hAnsi="Consolas" w:cs="Consolas"/>
+          <w:lang w:val="en-US"/>
+        </w:rPr>
+        <w:t xml:space="preserve">Inmate agrees to waive 48 hr. hearing </w:t>
       </w:r>
       <w:proofErr w:type="gramStart"/>
       <w:r>
         <w:rPr>
           <w:rFonts w:ascii="Consolas" w:eastAsia="Consolas" w:hAnsi="Consolas" w:cs="Consolas"/>
-          <w:u w:val="single"/>
-          <w:lang w:val="en-US"/>
-        </w:rPr>
-        <w:t>X{</w:t>
+          <w:lang w:val="en-US"/>
+        </w:rPr>
+        <w:t>notice:</w:t>
+      </w:r>
+      <w:r>
+        <w:rPr>
+          <w:rFonts w:ascii="Consolas" w:eastAsia="Consolas" w:hAnsi="Consolas" w:cs="Consolas"/>
+          <w:lang w:val="en-US"/>
+        </w:rPr>
+        <w:t>_</w:t>
       </w:r>
       <w:proofErr w:type="gramEnd"/>
       <w:r>
         <w:rPr>
           <w:rFonts w:ascii="Consolas" w:eastAsia="Consolas" w:hAnsi="Consolas" w:cs="Consolas"/>
-          <w:u w:val="single"/>
-          <w:lang w:val="en-US"/>
-        </w:rPr>
-        <w:t>/}</w:t>
-      </w:r>
-      <w:r>
-        <w:tab/>
-      </w:r>
-      <w:r>
-        <w:rPr>
-          <w:rFonts w:ascii="Consolas" w:eastAsia="Consolas" w:hAnsi="Consolas" w:cs="Consolas"/>
-          <w:lang w:val="en-US"/>
-        </w:rPr>
-        <w:t>Inmate agrees to waive 48 hr. hearing notice:</w:t>
+          <w:lang w:val="en-US"/>
+        </w:rPr>
+        <w:t>______</w:t>
       </w:r>
       <w:r>
         <w:tab/>
@@ -702,7 +829,7 @@
           <w:u w:val="single"/>
           <w:lang w:val="en-US"/>
         </w:rPr>
-        <w:t>recommendationFacilityAssignment</w:t>
+        <w:t>recFacAs</w:t>
       </w:r>
       <w:proofErr w:type="spellEnd"/>
       <w:r>
@@ -718,7 +845,7 @@
           <w:rFonts w:ascii="Consolas" w:eastAsia="Consolas" w:hAnsi="Consolas" w:cs="Consolas"/>
           <w:lang w:val="en-US"/>
         </w:rPr>
-        <w:t xml:space="preserve">  Transfer</w:t>
+        <w:t xml:space="preserve">   </w:t>
       </w:r>
       <w:proofErr w:type="gramEnd"/>
       <w:r>
@@ -726,48 +853,76 @@
           <w:rFonts w:ascii="Consolas" w:eastAsia="Consolas" w:hAnsi="Consolas" w:cs="Consolas"/>
           <w:lang w:val="en-US"/>
         </w:rPr>
-        <w:t>: Yes</w:t>
-      </w:r>
-      <w:r>
-        <w:rPr>
-          <w:rFonts w:ascii="Consolas" w:eastAsia="Consolas" w:hAnsi="Consolas" w:cs="Consolas"/>
-          <w:u w:val="single"/>
-          <w:lang w:val="en-US"/>
-        </w:rPr>
-        <w:t xml:space="preserve"> {#recommendationTransferSelectedtrue}</w:t>
+        <w:t xml:space="preserve">              </w:t>
+      </w:r>
+      <w:r>
+        <w:rPr>
+          <w:rFonts w:ascii="Consolas" w:eastAsia="Consolas" w:hAnsi="Consolas" w:cs="Consolas"/>
+          <w:lang w:val="en-US"/>
+        </w:rPr>
+        <w:t xml:space="preserve">Transfer: </w:t>
       </w:r>
       <w:proofErr w:type="gramStart"/>
       <w:r>
         <w:rPr>
           <w:rFonts w:ascii="Consolas" w:eastAsia="Consolas" w:hAnsi="Consolas" w:cs="Consolas"/>
-          <w:u w:val="single"/>
-          <w:lang w:val="en-US"/>
-        </w:rPr>
-        <w:t xml:space="preserve">X{/}  </w:t>
-      </w:r>
-      <w:r>
-        <w:rPr>
-          <w:rFonts w:ascii="Consolas" w:eastAsia="Consolas" w:hAnsi="Consolas" w:cs="Consolas"/>
+          <w:lang w:val="en-US"/>
+        </w:rPr>
+        <w:t>Yes</w:t>
+      </w:r>
+      <w:proofErr w:type="gramEnd"/>
+      <w:r>
+        <w:rPr>
+          <w:rFonts w:ascii="Consolas" w:eastAsia="Consolas" w:hAnsi="Consolas" w:cs="Consolas"/>
+          <w:u w:val="single"/>
+          <w:lang w:val="en-US"/>
+        </w:rPr>
+        <w:t xml:space="preserve"> {</w:t>
+      </w:r>
+      <w:proofErr w:type="spellStart"/>
+      <w:proofErr w:type="gramStart"/>
+      <w:r>
+        <w:rPr>
+          <w:rFonts w:ascii="Consolas" w:eastAsia="Consolas" w:hAnsi="Consolas" w:cs="Consolas"/>
+          <w:u w:val="single"/>
+          <w:lang w:val="en-US"/>
+        </w:rPr>
+        <w:t>trY</w:t>
+      </w:r>
+      <w:proofErr w:type="spellEnd"/>
+      <w:r>
+        <w:rPr>
+          <w:rFonts w:ascii="Consolas" w:eastAsia="Consolas" w:hAnsi="Consolas" w:cs="Consolas"/>
+          <w:u w:val="single"/>
+          <w:lang w:val="en-US"/>
+        </w:rPr>
+        <w:t>}</w:t>
+      </w:r>
+      <w:r>
+        <w:rPr>
+          <w:rFonts w:ascii="Consolas" w:eastAsia="Consolas" w:hAnsi="Consolas" w:cs="Consolas"/>
+          <w:u w:val="single"/>
           <w:lang w:val="en-US"/>
         </w:rPr>
         <w:t xml:space="preserve"> </w:t>
       </w:r>
+      <w:r>
+        <w:rPr>
+          <w:rFonts w:ascii="Consolas" w:eastAsia="Consolas" w:hAnsi="Consolas" w:cs="Consolas"/>
+          <w:lang w:val="en-US"/>
+        </w:rPr>
+        <w:t xml:space="preserve"> No</w:t>
+      </w:r>
       <w:proofErr w:type="gramEnd"/>
       <w:r>
         <w:rPr>
           <w:rFonts w:ascii="Consolas" w:eastAsia="Consolas" w:hAnsi="Consolas" w:cs="Consolas"/>
-          <w:lang w:val="en-US"/>
-        </w:rPr>
-        <w:t>No</w:t>
-      </w:r>
-      <w:r>
-        <w:rPr>
-          <w:rFonts w:ascii="Consolas" w:eastAsia="Consolas" w:hAnsi="Consolas" w:cs="Consolas"/>
-          <w:u w:val="single"/>
-          <w:lang w:val="en-US"/>
-        </w:rPr>
-        <w:t xml:space="preserve"> {#recommendationTransferSelectedfalse}</w:t>
-      </w:r>
+          <w:u w:val="single"/>
+          <w:lang w:val="en-US"/>
+        </w:rPr>
+        <w:t xml:space="preserve"> {</w:t>
+      </w:r>
+      <w:proofErr w:type="spellStart"/>
       <w:proofErr w:type="gramStart"/>
       <w:r>
         <w:rPr>
@@ -775,14 +930,23 @@
           <w:u w:val="single"/>
           <w:lang w:val="en-US"/>
         </w:rPr>
-        <w:t xml:space="preserve">X{/}  </w:t>
-      </w:r>
-      <w:r>
-        <w:rPr>
-          <w:rFonts w:ascii="Consolas" w:eastAsia="Consolas" w:hAnsi="Consolas" w:cs="Consolas"/>
-          <w:lang w:val="en-US"/>
-        </w:rPr>
-        <w:t xml:space="preserve"> </w:t>
+        <w:t>trN</w:t>
+      </w:r>
+      <w:proofErr w:type="spellEnd"/>
+      <w:r>
+        <w:rPr>
+          <w:rFonts w:ascii="Consolas" w:eastAsia="Consolas" w:hAnsi="Consolas" w:cs="Consolas"/>
+          <w:u w:val="single"/>
+          <w:lang w:val="en-US"/>
+        </w:rPr>
+        <w:t xml:space="preserve">} </w:t>
+      </w:r>
+      <w:r>
+        <w:rPr>
+          <w:rFonts w:ascii="Consolas" w:eastAsia="Consolas" w:hAnsi="Consolas" w:cs="Consolas"/>
+          <w:lang w:val="en-US"/>
+        </w:rPr>
+        <w:t xml:space="preserve"> Explain</w:t>
       </w:r>
       <w:proofErr w:type="gramEnd"/>
       <w:r>
@@ -790,7 +954,7 @@
           <w:rFonts w:ascii="Consolas" w:eastAsia="Consolas" w:hAnsi="Consolas" w:cs="Consolas"/>
           <w:lang w:val="en-US"/>
         </w:rPr>
-        <w:t>Explain Below:</w:t>
+        <w:t xml:space="preserve"> Below:</w:t>
       </w:r>
     </w:p>
     <w:p>
@@ -867,21 +1031,7 @@
           <w:rFonts w:ascii="Consolas" w:eastAsia="Consolas" w:hAnsi="Consolas" w:cs="Consolas"/>
           <w:lang w:val="en-US"/>
         </w:rPr>
-        <w:t>Override</w:t>
-      </w:r>
-      <w:r>
-        <w:rPr>
-          <w:rFonts w:ascii="Consolas" w:eastAsia="Consolas" w:hAnsi="Consolas" w:cs="Consolas"/>
-          <w:lang w:val="en-US"/>
-        </w:rPr>
-        <w:t xml:space="preserve"> </w:t>
-      </w:r>
-      <w:r>
-        <w:rPr>
-          <w:rFonts w:ascii="Consolas" w:eastAsia="Consolas" w:hAnsi="Consolas" w:cs="Consolas"/>
-          <w:lang w:val="en-US"/>
-        </w:rPr>
-        <w:t xml:space="preserve">Type: </w:t>
+        <w:t xml:space="preserve">Override Type: </w:t>
       </w:r>
       <w:r>
         <w:rPr>
@@ -908,6 +1058,14 @@
           <w:lang w:val="en-US"/>
         </w:rPr>
         <w:t>}</w:t>
+      </w:r>
+      <w:r>
+        <w:rPr>
+          <w:rFonts w:ascii="Consolas" w:eastAsia="Consolas" w:hAnsi="Consolas" w:cs="Consolas"/>
+          <w:u w:val="single"/>
+          <w:lang w:val="en-US"/>
+        </w:rPr>
+        <w:tab/>
       </w:r>
     </w:p>
     <w:p>
@@ -922,19 +1080,7 @@
         <w:rPr>
           <w:rFonts w:ascii="Consolas" w:eastAsia="Consolas" w:hAnsi="Consolas" w:cs="Consolas"/>
         </w:rPr>
-        <w:t>Justification, Program Recommend</w:t>
-      </w:r>
-      <w:r>
-        <w:rPr>
-          <w:rFonts w:ascii="Consolas" w:eastAsia="Consolas" w:hAnsi="Consolas" w:cs="Consolas"/>
-        </w:rPr>
-        <w:t>ation</w:t>
-      </w:r>
-      <w:r>
-        <w:rPr>
-          <w:rFonts w:ascii="Consolas" w:eastAsia="Consolas" w:hAnsi="Consolas" w:cs="Consolas"/>
-        </w:rPr>
-        <w:t xml:space="preserve">s, and Summary: </w:t>
+        <w:t xml:space="preserve">Justification, Program Recommendations, and Summary: </w:t>
       </w:r>
     </w:p>
     <w:p>
@@ -999,28 +1145,77 @@
           <w:rFonts w:ascii="Consolas" w:eastAsia="Consolas" w:hAnsi="Consolas" w:cs="Consolas"/>
           <w:lang w:val="en-US"/>
         </w:rPr>
-        <w:t xml:space="preserve">Updated Photo Needed:   Yes </w:t>
+        <w:t xml:space="preserve">Updated Photo Needed:   </w:t>
+      </w:r>
+      <w:proofErr w:type="gramStart"/>
+      <w:r>
+        <w:rPr>
+          <w:rFonts w:ascii="Consolas" w:eastAsia="Consolas" w:hAnsi="Consolas" w:cs="Consolas"/>
+          <w:lang w:val="en-US"/>
+        </w:rPr>
+        <w:t>Yes</w:t>
+      </w:r>
+      <w:r>
+        <w:rPr>
+          <w:rFonts w:ascii="Consolas" w:eastAsia="Consolas" w:hAnsi="Consolas" w:cs="Consolas"/>
+          <w:lang w:val="en-US"/>
+        </w:rPr>
+        <w:t xml:space="preserve"> </w:t>
+      </w:r>
+      <w:r>
+        <w:rPr>
+          <w:rFonts w:ascii="Consolas" w:eastAsia="Consolas" w:hAnsi="Consolas" w:cs="Consolas"/>
+          <w:u w:val="single"/>
+          <w:lang w:val="en-US"/>
+        </w:rPr>
+        <w:t xml:space="preserve">  {</w:t>
+      </w:r>
+      <w:proofErr w:type="spellStart"/>
+      <w:r>
+        <w:rPr>
+          <w:rFonts w:ascii="Consolas" w:eastAsia="Consolas" w:hAnsi="Consolas" w:cs="Consolas"/>
+          <w:u w:val="single"/>
+          <w:lang w:val="en-US"/>
+        </w:rPr>
+        <w:t>photoY</w:t>
+      </w:r>
+      <w:proofErr w:type="spellEnd"/>
+      <w:r>
+        <w:rPr>
+          <w:rFonts w:ascii="Consolas" w:eastAsia="Consolas" w:hAnsi="Consolas" w:cs="Consolas"/>
+          <w:u w:val="single"/>
+          <w:lang w:val="en-US"/>
+        </w:rPr>
+        <w:t xml:space="preserve">}  </w:t>
       </w:r>
       <w:r>
         <w:tab/>
       </w:r>
-      <w:r>
-        <w:rPr>
-          <w:rFonts w:ascii="Consolas" w:eastAsia="Consolas" w:hAnsi="Consolas" w:cs="Consolas"/>
-          <w:u w:val="single"/>
-          <w:lang w:val="en-US"/>
-        </w:rPr>
-        <w:t>{#updatedPhotoNeededSelectedtrue}</w:t>
+      <w:proofErr w:type="gramEnd"/>
+      <w:r>
+        <w:rPr>
+          <w:rFonts w:ascii="Consolas" w:eastAsia="Consolas" w:hAnsi="Consolas" w:cs="Consolas"/>
+          <w:lang w:val="en-US"/>
+        </w:rPr>
+        <w:t xml:space="preserve">   No</w:t>
       </w:r>
       <w:proofErr w:type="gramStart"/>
       <w:r>
         <w:rPr>
           <w:rFonts w:ascii="Consolas" w:eastAsia="Consolas" w:hAnsi="Consolas" w:cs="Consolas"/>
-          <w:u w:val="single"/>
-          <w:lang w:val="en-US"/>
-        </w:rPr>
-        <w:t>X{</w:t>
-      </w:r>
+          <w:lang w:val="en-US"/>
+        </w:rPr>
+        <w:t xml:space="preserve"> </w:t>
+      </w:r>
+      <w:r>
+        <w:rPr>
+          <w:rFonts w:ascii="Consolas" w:eastAsia="Consolas" w:hAnsi="Consolas" w:cs="Consolas"/>
+          <w:u w:val="single"/>
+          <w:lang w:val="en-US"/>
+        </w:rPr>
+        <w:t xml:space="preserve">  {</w:t>
+      </w:r>
+      <w:proofErr w:type="spellStart"/>
       <w:proofErr w:type="gramEnd"/>
       <w:r>
         <w:rPr>
@@ -1028,62 +1223,16 @@
           <w:u w:val="single"/>
           <w:lang w:val="en-US"/>
         </w:rPr>
-        <w:t>/}</w:t>
-      </w:r>
-      <w:r>
-        <w:tab/>
-      </w:r>
-      <w:r>
-        <w:rPr>
-          <w:rFonts w:ascii="Consolas" w:eastAsia="Consolas" w:hAnsi="Consolas" w:cs="Consolas"/>
-          <w:lang w:val="en-US"/>
-        </w:rPr>
-        <w:t xml:space="preserve">   No </w:t>
-      </w:r>
-      <w:r>
-        <w:tab/>
-      </w:r>
-      <w:r>
-        <w:rPr>
-          <w:rFonts w:ascii="Consolas" w:eastAsia="Consolas" w:hAnsi="Consolas" w:cs="Consolas"/>
-          <w:u w:val="single"/>
-          <w:lang w:val="en-US"/>
-        </w:rPr>
-        <w:t>{#updatedPhotoNeededSelected</w:t>
-      </w:r>
-      <w:r>
-        <w:rPr>
-          <w:rFonts w:ascii="Consolas" w:eastAsia="Consolas" w:hAnsi="Consolas" w:cs="Consolas"/>
-          <w:u w:val="single"/>
-          <w:lang w:val="en-US"/>
-        </w:rPr>
-        <w:t>false</w:t>
-      </w:r>
-      <w:r>
-        <w:rPr>
-          <w:rFonts w:ascii="Consolas" w:eastAsia="Consolas" w:hAnsi="Consolas" w:cs="Consolas"/>
-          <w:u w:val="single"/>
-          <w:lang w:val="en-US"/>
-        </w:rPr>
-        <w:t>}</w:t>
-      </w:r>
-      <w:proofErr w:type="gramStart"/>
-      <w:r>
-        <w:rPr>
-          <w:rFonts w:ascii="Consolas" w:eastAsia="Consolas" w:hAnsi="Consolas" w:cs="Consolas"/>
-          <w:u w:val="single"/>
-          <w:lang w:val="en-US"/>
-        </w:rPr>
-        <w:t>X{</w:t>
-      </w:r>
-      <w:proofErr w:type="gramEnd"/>
-      <w:r>
-        <w:rPr>
-          <w:rFonts w:ascii="Consolas" w:eastAsia="Consolas" w:hAnsi="Consolas" w:cs="Consolas"/>
-          <w:u w:val="single"/>
-          <w:lang w:val="en-US"/>
-        </w:rPr>
-        <w:t>/}</w:t>
+        <w:t>photoN</w:t>
+      </w:r>
+      <w:proofErr w:type="spellEnd"/>
+      <w:r>
+        <w:rPr>
+          <w:rFonts w:ascii="Consolas" w:eastAsia="Consolas" w:hAnsi="Consolas" w:cs="Consolas"/>
+          <w:u w:val="single"/>
+          <w:lang w:val="en-US"/>
+        </w:rPr>
+        <w:t xml:space="preserve">}  </w:t>
       </w:r>
       <w:r>
         <w:tab/>
@@ -1101,27 +1250,128 @@
           <w:rFonts w:ascii="Consolas" w:eastAsia="Consolas" w:hAnsi="Consolas" w:cs="Consolas"/>
           <w:lang w:val="en-US"/>
         </w:rPr>
-        <w:t xml:space="preserve">Emergency Contact Updated:   Yes </w:t>
+        <w:t xml:space="preserve">Emergency Contact Updated:   </w:t>
+      </w:r>
+      <w:proofErr w:type="gramStart"/>
+      <w:r>
+        <w:rPr>
+          <w:rFonts w:ascii="Consolas" w:eastAsia="Consolas" w:hAnsi="Consolas" w:cs="Consolas"/>
+          <w:lang w:val="en-US"/>
+        </w:rPr>
+        <w:t>Yes</w:t>
+      </w:r>
+      <w:r>
+        <w:rPr>
+          <w:rFonts w:ascii="Consolas" w:eastAsia="Consolas" w:hAnsi="Consolas" w:cs="Consolas"/>
+          <w:lang w:val="en-US"/>
+        </w:rPr>
+        <w:t xml:space="preserve"> </w:t>
+      </w:r>
+      <w:r>
+        <w:rPr>
+          <w:rFonts w:ascii="Consolas" w:eastAsia="Consolas" w:hAnsi="Consolas" w:cs="Consolas"/>
+          <w:u w:val="single"/>
+          <w:lang w:val="en-US"/>
+        </w:rPr>
+        <w:t xml:space="preserve">  {</w:t>
+      </w:r>
+      <w:proofErr w:type="spellStart"/>
+      <w:r>
+        <w:rPr>
+          <w:rFonts w:ascii="Consolas" w:eastAsia="Consolas" w:hAnsi="Consolas" w:cs="Consolas"/>
+          <w:u w:val="single"/>
+          <w:lang w:val="en-US"/>
+        </w:rPr>
+        <w:t>emeY</w:t>
+      </w:r>
+      <w:proofErr w:type="spellEnd"/>
+      <w:r>
+        <w:rPr>
+          <w:rFonts w:ascii="Consolas" w:eastAsia="Consolas" w:hAnsi="Consolas" w:cs="Consolas"/>
+          <w:u w:val="single"/>
+          <w:lang w:val="en-US"/>
+        </w:rPr>
+        <w:t xml:space="preserve">}  </w:t>
       </w:r>
       <w:r>
         <w:tab/>
       </w:r>
-      <w:r>
-        <w:rPr>
-          <w:rFonts w:ascii="Consolas" w:eastAsia="Consolas" w:hAnsi="Consolas" w:cs="Consolas"/>
-          <w:u w:val="single"/>
-          <w:lang w:val="en-US"/>
-        </w:rPr>
-        <w:t>{#emergencyContactUpdated</w:t>
-      </w:r>
-      <w:r>
-        <w:rPr>
-          <w:rFonts w:ascii="Consolas" w:eastAsia="Consolas" w:hAnsi="Consolas" w:cs="Consolas"/>
-          <w:u w:val="single"/>
-          <w:lang w:val="en-US"/>
-        </w:rPr>
-        <w:t>Selectedtrue</w:t>
-      </w:r>
+      <w:proofErr w:type="gramEnd"/>
+      <w:r>
+        <w:rPr>
+          <w:rFonts w:ascii="Consolas" w:eastAsia="Consolas" w:hAnsi="Consolas" w:cs="Consolas"/>
+          <w:lang w:val="en-US"/>
+        </w:rPr>
+        <w:t xml:space="preserve">   No</w:t>
+      </w:r>
+      <w:proofErr w:type="gramStart"/>
+      <w:r>
+        <w:tab/>
+      </w:r>
+      <w:r>
+        <w:rPr>
+          <w:rFonts w:ascii="Consolas" w:eastAsia="Consolas" w:hAnsi="Consolas" w:cs="Consolas"/>
+          <w:u w:val="single"/>
+          <w:lang w:val="en-US"/>
+        </w:rPr>
+        <w:t xml:space="preserve">  {</w:t>
+      </w:r>
+      <w:proofErr w:type="spellStart"/>
+      <w:r>
+        <w:rPr>
+          <w:rFonts w:ascii="Consolas" w:eastAsia="Consolas" w:hAnsi="Consolas" w:cs="Consolas"/>
+          <w:u w:val="single"/>
+          <w:lang w:val="en-US"/>
+        </w:rPr>
+        <w:t>emeN</w:t>
+      </w:r>
+      <w:proofErr w:type="spellEnd"/>
+      <w:r>
+        <w:rPr>
+          <w:rFonts w:ascii="Consolas" w:eastAsia="Consolas" w:hAnsi="Consolas" w:cs="Consolas"/>
+          <w:u w:val="single"/>
+          <w:lang w:val="en-US"/>
+        </w:rPr>
+        <w:t xml:space="preserve">}  </w:t>
+      </w:r>
+      <w:r>
+        <w:tab/>
+      </w:r>
+      <w:proofErr w:type="gramEnd"/>
+      <w:r>
+        <w:rPr>
+          <w:rFonts w:ascii="Consolas" w:eastAsia="Consolas" w:hAnsi="Consolas" w:cs="Consolas"/>
+          <w:lang w:val="en-US"/>
+        </w:rPr>
+        <w:t xml:space="preserve">   Date Updated:</w:t>
+      </w:r>
+      <w:r>
+        <w:rPr>
+          <w:rFonts w:ascii="Consolas" w:eastAsia="Consolas" w:hAnsi="Consolas" w:cs="Consolas"/>
+          <w:u w:val="single"/>
+          <w:lang w:val="en-US"/>
+        </w:rPr>
+        <w:t xml:space="preserve"> </w:t>
+      </w:r>
+      <w:r>
+        <w:rPr>
+          <w:rFonts w:ascii="Consolas" w:eastAsia="Consolas" w:hAnsi="Consolas" w:cs="Consolas"/>
+          <w:u w:val="single"/>
+          <w:lang w:val="en-US"/>
+        </w:rPr>
+        <w:tab/>
+        <w:t>{</w:t>
+      </w:r>
+      <w:proofErr w:type="spellStart"/>
+      <w:r>
+        <w:rPr>
+          <w:rFonts w:ascii="Consolas" w:eastAsia="Consolas" w:hAnsi="Consolas" w:cs="Consolas"/>
+          <w:u w:val="single"/>
+          <w:lang w:val="en-US"/>
+        </w:rPr>
+        <w:t>emergencyContactUpdatedDate</w:t>
+      </w:r>
+      <w:proofErr w:type="spellEnd"/>
       <w:r>
         <w:rPr>
           <w:rFonts w:ascii="Consolas" w:eastAsia="Consolas" w:hAnsi="Consolas" w:cs="Consolas"/>
@@ -1130,130 +1380,28 @@
         </w:rPr>
         <w:t>}</w:t>
       </w:r>
-      <w:proofErr w:type="gramStart"/>
-      <w:r>
-        <w:rPr>
-          <w:rFonts w:ascii="Consolas" w:eastAsia="Consolas" w:hAnsi="Consolas" w:cs="Consolas"/>
-          <w:u w:val="single"/>
-          <w:lang w:val="en-US"/>
-        </w:rPr>
-        <w:t>X{</w:t>
-      </w:r>
-      <w:proofErr w:type="gramEnd"/>
-      <w:r>
-        <w:rPr>
-          <w:rFonts w:ascii="Consolas" w:eastAsia="Consolas" w:hAnsi="Consolas" w:cs="Consolas"/>
-          <w:u w:val="single"/>
-          <w:lang w:val="en-US"/>
-        </w:rPr>
-        <w:t>/}</w:t>
-      </w:r>
-      <w:r>
+      <w:r>
+        <w:rPr>
+          <w:rFonts w:ascii="Consolas" w:eastAsia="Consolas" w:hAnsi="Consolas" w:cs="Consolas"/>
+          <w:u w:val="single"/>
+          <w:lang w:val="en-US"/>
+        </w:rPr>
         <w:tab/>
       </w:r>
       <w:r>
         <w:rPr>
           <w:rFonts w:ascii="Consolas" w:eastAsia="Consolas" w:hAnsi="Consolas" w:cs="Consolas"/>
-          <w:lang w:val="en-US"/>
-        </w:rPr>
-        <w:t xml:space="preserve">   No </w:t>
-      </w:r>
-      <w:r>
+          <w:u w:val="single"/>
+          <w:lang w:val="en-US"/>
+        </w:rPr>
         <w:tab/>
-      </w:r>
-      <w:r>
-        <w:rPr>
-          <w:rFonts w:ascii="Consolas" w:eastAsia="Consolas" w:hAnsi="Consolas" w:cs="Consolas"/>
-          <w:u w:val="single"/>
-          <w:lang w:val="en-US"/>
-        </w:rPr>
-        <w:t>{#emergencyContactUpdated</w:t>
-      </w:r>
-      <w:r>
-        <w:rPr>
-          <w:rFonts w:ascii="Consolas" w:eastAsia="Consolas" w:hAnsi="Consolas" w:cs="Consolas"/>
-          <w:u w:val="single"/>
-          <w:lang w:val="en-US"/>
-        </w:rPr>
-        <w:t>Selected</w:t>
-      </w:r>
-      <w:r>
-        <w:rPr>
-          <w:rFonts w:ascii="Consolas" w:eastAsia="Consolas" w:hAnsi="Consolas" w:cs="Consolas"/>
-          <w:u w:val="single"/>
-          <w:lang w:val="en-US"/>
-        </w:rPr>
-        <w:t>false}</w:t>
-      </w:r>
-      <w:proofErr w:type="gramStart"/>
-      <w:r>
-        <w:rPr>
-          <w:rFonts w:ascii="Consolas" w:eastAsia="Consolas" w:hAnsi="Consolas" w:cs="Consolas"/>
-          <w:u w:val="single"/>
-          <w:lang w:val="en-US"/>
-        </w:rPr>
-        <w:t>X{</w:t>
-      </w:r>
-      <w:proofErr w:type="gramEnd"/>
-      <w:r>
-        <w:rPr>
-          <w:rFonts w:ascii="Consolas" w:eastAsia="Consolas" w:hAnsi="Consolas" w:cs="Consolas"/>
-          <w:u w:val="single"/>
-          <w:lang w:val="en-US"/>
-        </w:rPr>
-        <w:t>/}</w:t>
-      </w:r>
-      <w:r>
-        <w:tab/>
-      </w:r>
-      <w:r>
-        <w:rPr>
-          <w:rFonts w:ascii="Consolas" w:eastAsia="Consolas" w:hAnsi="Consolas" w:cs="Consolas"/>
-          <w:lang w:val="en-US"/>
-        </w:rPr>
-        <w:t xml:space="preserve">   Date </w:t>
-      </w:r>
-      <w:proofErr w:type="gramStart"/>
-      <w:r>
-        <w:rPr>
-          <w:rFonts w:ascii="Consolas" w:eastAsia="Consolas" w:hAnsi="Consolas" w:cs="Consolas"/>
-          <w:lang w:val="en-US"/>
-        </w:rPr>
-        <w:t>Updated:</w:t>
-      </w:r>
-      <w:r>
-        <w:rPr>
-          <w:rFonts w:ascii="Consolas" w:eastAsia="Consolas" w:hAnsi="Consolas" w:cs="Consolas"/>
-          <w:u w:val="single"/>
-          <w:lang w:val="en-US"/>
-        </w:rPr>
-        <w:t>{</w:t>
-      </w:r>
-      <w:proofErr w:type="spellStart"/>
-      <w:proofErr w:type="gramEnd"/>
-      <w:r>
-        <w:rPr>
-          <w:rFonts w:ascii="Consolas" w:eastAsia="Consolas" w:hAnsi="Consolas" w:cs="Consolas"/>
-          <w:u w:val="single"/>
-          <w:lang w:val="en-US"/>
-        </w:rPr>
-        <w:t>emergencyContactUpdatedDate</w:t>
-      </w:r>
-      <w:proofErr w:type="spellEnd"/>
-      <w:r>
-        <w:rPr>
-          <w:rFonts w:ascii="Consolas" w:eastAsia="Consolas" w:hAnsi="Consolas" w:cs="Consolas"/>
-          <w:u w:val="single"/>
-          <w:lang w:val="en-US"/>
-        </w:rPr>
-        <w:t>}</w:t>
+        <w:t xml:space="preserve">    </w:t>
       </w:r>
     </w:p>
     <w:p>
       <w:pPr>
         <w:rPr>
           <w:rFonts w:ascii="Consolas" w:eastAsia="Consolas" w:hAnsi="Consolas" w:cs="Consolas"/>
-          <w:u w:val="single"/>
         </w:rPr>
       </w:pPr>
     </w:p>
@@ -1261,6 +1409,238 @@
       <w:pPr>
         <w:rPr>
           <w:rFonts w:ascii="Consolas" w:eastAsia="Consolas" w:hAnsi="Consolas" w:cs="Consolas"/>
+          <w:u w:val="single"/>
+        </w:rPr>
+      </w:pPr>
+      <w:r>
+        <w:rPr>
+          <w:rFonts w:ascii="Consolas" w:eastAsia="Consolas" w:hAnsi="Consolas" w:cs="Consolas"/>
+        </w:rPr>
+        <w:t xml:space="preserve">Offender Signature: </w:t>
+      </w:r>
+      <w:r>
+        <w:rPr>
+          <w:rFonts w:ascii="Consolas" w:eastAsia="Consolas" w:hAnsi="Consolas" w:cs="Consolas"/>
+          <w:u w:val="single"/>
+        </w:rPr>
+        <w:t xml:space="preserve">                                      </w:t>
+      </w:r>
+      <w:r>
+        <w:rPr>
+          <w:rFonts w:ascii="Consolas" w:eastAsia="Consolas" w:hAnsi="Consolas" w:cs="Consolas"/>
+        </w:rPr>
+        <w:t xml:space="preserve">     Appeal: </w:t>
+      </w:r>
+      <w:proofErr w:type="gramStart"/>
+      <w:r>
+        <w:rPr>
+          <w:rFonts w:ascii="Consolas" w:eastAsia="Consolas" w:hAnsi="Consolas" w:cs="Consolas"/>
+        </w:rPr>
+        <w:t xml:space="preserve">Yes </w:t>
+      </w:r>
+      <w:r>
+        <w:rPr>
+          <w:rFonts w:ascii="Consolas" w:eastAsia="Consolas" w:hAnsi="Consolas" w:cs="Consolas"/>
+          <w:u w:val="single"/>
+        </w:rPr>
+        <w:t xml:space="preserve"> {</w:t>
+      </w:r>
+      <w:proofErr w:type="spellStart"/>
+      <w:r>
+        <w:rPr>
+          <w:rFonts w:ascii="Consolas" w:eastAsia="Consolas" w:hAnsi="Consolas" w:cs="Consolas"/>
+          <w:u w:val="single"/>
+        </w:rPr>
+        <w:t>apY</w:t>
+      </w:r>
+      <w:proofErr w:type="spellEnd"/>
+      <w:r>
+        <w:rPr>
+          <w:rFonts w:ascii="Consolas" w:eastAsia="Consolas" w:hAnsi="Consolas" w:cs="Consolas"/>
+          <w:u w:val="single"/>
+        </w:rPr>
+        <w:t xml:space="preserve">} </w:t>
+      </w:r>
+      <w:r>
+        <w:rPr>
+          <w:rFonts w:ascii="Consolas" w:eastAsia="Consolas" w:hAnsi="Consolas" w:cs="Consolas"/>
+        </w:rPr>
+        <w:t xml:space="preserve"> No </w:t>
+      </w:r>
+      <w:r>
+        <w:rPr>
+          <w:rFonts w:ascii="Consolas" w:eastAsia="Consolas" w:hAnsi="Consolas" w:cs="Consolas"/>
+          <w:u w:val="single"/>
+        </w:rPr>
+        <w:t xml:space="preserve">  {</w:t>
+      </w:r>
+      <w:proofErr w:type="spellStart"/>
+      <w:proofErr w:type="gramEnd"/>
+      <w:r>
+        <w:rPr>
+          <w:rFonts w:ascii="Consolas" w:eastAsia="Consolas" w:hAnsi="Consolas" w:cs="Consolas"/>
+          <w:u w:val="single"/>
+        </w:rPr>
+        <w:t>apN</w:t>
+      </w:r>
+      <w:proofErr w:type="spellEnd"/>
+      <w:r>
+        <w:rPr>
+          <w:rFonts w:ascii="Consolas" w:eastAsia="Consolas" w:hAnsi="Consolas" w:cs="Consolas"/>
+          <w:u w:val="single"/>
+        </w:rPr>
+        <w:t>}</w:t>
+      </w:r>
+    </w:p>
+    <w:p>
+      <w:pPr>
+        <w:rPr>
+          <w:rFonts w:ascii="Consolas" w:eastAsia="Consolas" w:hAnsi="Consolas" w:cs="Consolas"/>
+          <w:lang w:val="en-US"/>
+        </w:rPr>
+      </w:pPr>
+      <w:r>
+        <w:rPr>
+          <w:rFonts w:ascii="Consolas" w:eastAsia="Consolas" w:hAnsi="Consolas" w:cs="Consolas"/>
+        </w:rPr>
+        <w:tab/>
+      </w:r>
+      <w:r>
+        <w:rPr>
+          <w:rFonts w:ascii="Consolas" w:eastAsia="Consolas" w:hAnsi="Consolas" w:cs="Consolas"/>
+        </w:rPr>
+        <w:tab/>
+      </w:r>
+      <w:r>
+        <w:rPr>
+          <w:rFonts w:ascii="Consolas" w:eastAsia="Consolas" w:hAnsi="Consolas" w:cs="Consolas"/>
+        </w:rPr>
+        <w:tab/>
+      </w:r>
+      <w:r>
+        <w:rPr>
+          <w:rFonts w:ascii="Consolas" w:eastAsia="Consolas" w:hAnsi="Consolas" w:cs="Consolas"/>
+        </w:rPr>
+        <w:tab/>
+      </w:r>
+      <w:r>
+        <w:rPr>
+          <w:rFonts w:ascii="Consolas" w:eastAsia="Consolas" w:hAnsi="Consolas" w:cs="Consolas"/>
+        </w:rPr>
+        <w:tab/>
+      </w:r>
+      <w:r>
+        <w:rPr>
+          <w:rFonts w:ascii="Consolas" w:eastAsia="Consolas" w:hAnsi="Consolas" w:cs="Consolas"/>
+        </w:rPr>
+        <w:tab/>
+      </w:r>
+      <w:r>
+        <w:rPr>
+          <w:rFonts w:ascii="Consolas" w:eastAsia="Consolas" w:hAnsi="Consolas" w:cs="Consolas"/>
+          <w:lang w:val="en-US"/>
+        </w:rPr>
+        <w:t xml:space="preserve">If </w:t>
+      </w:r>
+      <w:proofErr w:type="gramStart"/>
+      <w:r>
+        <w:rPr>
+          <w:rFonts w:ascii="Consolas" w:eastAsia="Consolas" w:hAnsi="Consolas" w:cs="Consolas"/>
+          <w:lang w:val="en-US"/>
+        </w:rPr>
+        <w:t>Yes</w:t>
+      </w:r>
+      <w:proofErr w:type="gramEnd"/>
+      <w:r>
+        <w:rPr>
+          <w:rFonts w:ascii="Consolas" w:eastAsia="Consolas" w:hAnsi="Consolas" w:cs="Consolas"/>
+          <w:lang w:val="en-US"/>
+        </w:rPr>
+        <w:t xml:space="preserve"> provide appeal and copy to inmate</w:t>
+      </w:r>
+      <w:r>
+        <w:rPr>
+          <w:rFonts w:ascii="Consolas" w:eastAsia="Consolas" w:hAnsi="Consolas" w:cs="Consolas"/>
+        </w:rPr>
+        <w:tab/>
+      </w:r>
+    </w:p>
+    <w:p>
+      <w:pPr>
+        <w:rPr>
+          <w:u w:val="single"/>
+        </w:rPr>
+      </w:pPr>
+      <w:r>
+        <w:rPr>
+          <w:rFonts w:ascii="Consolas" w:eastAsia="Consolas" w:hAnsi="Consolas" w:cs="Consolas"/>
+          <w:lang w:val="en-US"/>
+        </w:rPr>
+        <w:t xml:space="preserve">Panel Member Signatures: </w:t>
+      </w:r>
+      <w:r>
+        <w:tab/>
+      </w:r>
+      <w:r>
+        <w:tab/>
+      </w:r>
+      <w:r>
+        <w:tab/>
+      </w:r>
+      <w:r>
+        <w:tab/>
+      </w:r>
+      <w:r>
+        <w:tab/>
+      </w:r>
+      <w:r>
+        <w:tab/>
+      </w:r>
+      <w:r>
+        <w:tab/>
+      </w:r>
+      <w:r>
+        <w:rPr>
+          <w:rFonts w:ascii="Consolas" w:eastAsia="Consolas" w:hAnsi="Consolas" w:cs="Consolas"/>
+          <w:lang w:val="en-US"/>
+        </w:rPr>
+        <w:t>Date:</w:t>
+      </w:r>
+      <w:r>
+        <w:rPr>
+          <w:u w:val="single"/>
+        </w:rPr>
+        <w:tab/>
+      </w:r>
+      <w:r>
+        <w:rPr>
+          <w:u w:val="single"/>
+        </w:rPr>
+        <w:tab/>
+      </w:r>
+      <w:r>
+        <w:rPr>
+          <w:u w:val="single"/>
+        </w:rPr>
+        <w:t xml:space="preserve">   </w:t>
+      </w:r>
+      <w:r>
+        <w:rPr>
+          <w:u w:val="single"/>
+        </w:rPr>
+        <w:tab/>
+      </w:r>
+      <w:r>
+        <w:rPr>
+          <w:u w:val="single"/>
+        </w:rPr>
+        <w:tab/>
+      </w:r>
+    </w:p>
+    <w:p>
+      <w:pPr>
+        <w:rPr>
+          <w:rFonts w:ascii="Consolas" w:eastAsia="Consolas" w:hAnsi="Consolas" w:cs="Consolas"/>
         </w:rPr>
       </w:pPr>
     </w:p>
@@ -1274,60 +1654,56 @@
       <w:r>
         <w:rPr>
           <w:rFonts w:ascii="Consolas" w:eastAsia="Consolas" w:hAnsi="Consolas" w:cs="Consolas"/>
-        </w:rPr>
-        <w:t xml:space="preserve">Offender Signature: </w:t>
-      </w:r>
-      <w:r>
-        <w:rPr>
-          <w:rFonts w:ascii="Consolas" w:eastAsia="Consolas" w:hAnsi="Consolas" w:cs="Consolas"/>
-          <w:u w:val="single"/>
-        </w:rPr>
-        <w:t xml:space="preserve">                              </w:t>
-      </w:r>
-      <w:r>
-        <w:rPr>
-          <w:rFonts w:ascii="Consolas" w:eastAsia="Consolas" w:hAnsi="Consolas" w:cs="Consolas"/>
-          <w:u w:val="single"/>
-        </w:rPr>
-        <w:t xml:space="preserve">      </w:t>
-      </w:r>
-      <w:r>
-        <w:rPr>
-          <w:rFonts w:ascii="Consolas" w:eastAsia="Consolas" w:hAnsi="Consolas" w:cs="Consolas"/>
-          <w:u w:val="single"/>
-        </w:rPr>
-        <w:t xml:space="preserve">  </w:t>
-      </w:r>
-      <w:r>
-        <w:rPr>
-          <w:rFonts w:ascii="Consolas" w:eastAsia="Consolas" w:hAnsi="Consolas" w:cs="Consolas"/>
-        </w:rPr>
-        <w:t xml:space="preserve">     </w:t>
-      </w:r>
-      <w:r>
-        <w:rPr>
-          <w:rFonts w:ascii="Consolas" w:eastAsia="Consolas" w:hAnsi="Consolas" w:cs="Consolas"/>
-        </w:rPr>
-        <w:t>Appeal: Yes</w:t>
-      </w:r>
-      <w:r>
-        <w:rPr>
-          <w:rFonts w:ascii="Consolas" w:eastAsia="Consolas" w:hAnsi="Consolas" w:cs="Consolas"/>
-          <w:u w:val="single"/>
+          <w:u w:val="single"/>
+        </w:rPr>
+        <w:t xml:space="preserve">                         </w:t>
+      </w:r>
+      <w:r>
+        <w:rPr>
+          <w:rFonts w:ascii="Consolas" w:eastAsia="Consolas" w:hAnsi="Consolas" w:cs="Consolas"/>
         </w:rPr>
         <w:tab/>
       </w:r>
       <w:r>
         <w:rPr>
           <w:rFonts w:ascii="Consolas" w:eastAsia="Consolas" w:hAnsi="Consolas" w:cs="Consolas"/>
-        </w:rPr>
-        <w:t xml:space="preserve"> </w:t>
-      </w:r>
-      <w:r>
-        <w:rPr>
-          <w:rFonts w:ascii="Consolas" w:eastAsia="Consolas" w:hAnsi="Consolas" w:cs="Consolas"/>
-        </w:rPr>
-        <w:t>No</w:t>
+          <w:u w:val="single"/>
+        </w:rPr>
+        <w:t xml:space="preserve">                         </w:t>
+      </w:r>
+      <w:r>
+        <w:rPr>
+          <w:rFonts w:ascii="Consolas" w:eastAsia="Consolas" w:hAnsi="Consolas" w:cs="Consolas"/>
+        </w:rPr>
+        <w:tab/>
+      </w:r>
+      <w:r>
+        <w:rPr>
+          <w:rFonts w:ascii="Consolas" w:eastAsia="Consolas" w:hAnsi="Consolas" w:cs="Consolas"/>
+          <w:u w:val="single"/>
+        </w:rPr>
+        <w:tab/>
+      </w:r>
+      <w:r>
+        <w:rPr>
+          <w:rFonts w:ascii="Consolas" w:eastAsia="Consolas" w:hAnsi="Consolas" w:cs="Consolas"/>
+          <w:u w:val="single"/>
+        </w:rPr>
+        <w:tab/>
+      </w:r>
+      <w:r>
+        <w:rPr>
+          <w:rFonts w:ascii="Consolas" w:eastAsia="Consolas" w:hAnsi="Consolas" w:cs="Consolas"/>
+          <w:u w:val="single"/>
+        </w:rPr>
+        <w:tab/>
+      </w:r>
+      <w:r>
+        <w:rPr>
+          <w:rFonts w:ascii="Consolas" w:eastAsia="Consolas" w:hAnsi="Consolas" w:cs="Consolas"/>
+          <w:u w:val="single"/>
+        </w:rPr>
+        <w:tab/>
       </w:r>
       <w:r>
         <w:rPr>
@@ -1341,13 +1717,19 @@
       <w:pPr>
         <w:rPr>
           <w:rFonts w:ascii="Consolas" w:eastAsia="Consolas" w:hAnsi="Consolas" w:cs="Consolas"/>
-          <w:lang w:val="en-US"/>
+          <w:u w:val="single"/>
         </w:rPr>
       </w:pPr>
       <w:r>
         <w:rPr>
           <w:rFonts w:ascii="Consolas" w:eastAsia="Consolas" w:hAnsi="Consolas" w:cs="Consolas"/>
         </w:rPr>
+        <w:t>Chairperson</w:t>
+      </w:r>
+      <w:r>
+        <w:rPr>
+          <w:rFonts w:ascii="Consolas" w:eastAsia="Consolas" w:hAnsi="Consolas" w:cs="Consolas"/>
+        </w:rPr>
         <w:tab/>
       </w:r>
       <w:r>
@@ -1367,246 +1749,6 @@
           <w:rFonts w:ascii="Consolas" w:eastAsia="Consolas" w:hAnsi="Consolas" w:cs="Consolas"/>
         </w:rPr>
         <w:tab/>
-      </w:r>
-      <w:r>
-        <w:rPr>
-          <w:rFonts w:ascii="Consolas" w:eastAsia="Consolas" w:hAnsi="Consolas" w:cs="Consolas"/>
-        </w:rPr>
-        <w:tab/>
-      </w:r>
-      <w:r>
-        <w:rPr>
-          <w:rFonts w:ascii="Consolas" w:eastAsia="Consolas" w:hAnsi="Consolas" w:cs="Consolas"/>
-        </w:rPr>
-        <w:tab/>
-      </w:r>
-      <w:r>
-        <w:rPr>
-          <w:rFonts w:ascii="Consolas" w:eastAsia="Consolas" w:hAnsi="Consolas" w:cs="Consolas"/>
-          <w:lang w:val="en-US"/>
-        </w:rPr>
-        <w:t xml:space="preserve">If </w:t>
-      </w:r>
-      <w:proofErr w:type="gramStart"/>
-      <w:r>
-        <w:rPr>
-          <w:rFonts w:ascii="Consolas" w:eastAsia="Consolas" w:hAnsi="Consolas" w:cs="Consolas"/>
-          <w:lang w:val="en-US"/>
-        </w:rPr>
-        <w:t>Yes</w:t>
-      </w:r>
-      <w:proofErr w:type="gramEnd"/>
-      <w:r>
-        <w:rPr>
-          <w:rFonts w:ascii="Consolas" w:eastAsia="Consolas" w:hAnsi="Consolas" w:cs="Consolas"/>
-          <w:lang w:val="en-US"/>
-        </w:rPr>
-        <w:t xml:space="preserve"> provide appeal and copy to inmate</w:t>
-      </w:r>
-      <w:r>
-        <w:rPr>
-          <w:rFonts w:ascii="Consolas" w:eastAsia="Consolas" w:hAnsi="Consolas" w:cs="Consolas"/>
-        </w:rPr>
-        <w:tab/>
-      </w:r>
-    </w:p>
-    <w:p>
-      <w:pPr>
-        <w:rPr>
-          <w:rFonts w:ascii="Consolas" w:eastAsia="Consolas" w:hAnsi="Consolas" w:cs="Consolas"/>
-        </w:rPr>
-      </w:pPr>
-    </w:p>
-    <w:p>
-      <w:pPr>
-        <w:rPr>
-          <w:rFonts w:ascii="Consolas" w:eastAsia="Consolas" w:hAnsi="Consolas" w:cs="Consolas"/>
-          <w:lang w:val="en-US"/>
-        </w:rPr>
-      </w:pPr>
-      <w:r>
-        <w:rPr>
-          <w:rFonts w:ascii="Consolas" w:eastAsia="Consolas" w:hAnsi="Consolas" w:cs="Consolas"/>
-          <w:lang w:val="en-US"/>
-        </w:rPr>
-        <w:t>Panel Member Signature</w:t>
-      </w:r>
-      <w:r>
-        <w:rPr>
-          <w:rFonts w:ascii="Consolas" w:eastAsia="Consolas" w:hAnsi="Consolas" w:cs="Consolas"/>
-          <w:lang w:val="en-US"/>
-        </w:rPr>
-        <w:t>s</w:t>
-      </w:r>
-      <w:r>
-        <w:rPr>
-          <w:rFonts w:ascii="Consolas" w:eastAsia="Consolas" w:hAnsi="Consolas" w:cs="Consolas"/>
-          <w:lang w:val="en-US"/>
-        </w:rPr>
-        <w:t xml:space="preserve">: </w:t>
-      </w:r>
-      <w:r>
-        <w:tab/>
-      </w:r>
-      <w:r>
-        <w:tab/>
-      </w:r>
-      <w:r>
-        <w:tab/>
-      </w:r>
-      <w:r>
-        <w:tab/>
-      </w:r>
-      <w:r>
-        <w:tab/>
-      </w:r>
-      <w:r>
-        <w:tab/>
-      </w:r>
-      <w:r>
-        <w:tab/>
-      </w:r>
-      <w:r>
-        <w:rPr>
-          <w:rFonts w:ascii="Consolas" w:eastAsia="Consolas" w:hAnsi="Consolas" w:cs="Consolas"/>
-          <w:lang w:val="en-US"/>
-        </w:rPr>
-        <w:t>Date:</w:t>
-      </w:r>
-      <w:r>
-        <w:tab/>
-      </w:r>
-      <w:r>
-        <w:tab/>
-      </w:r>
-      <w:r>
-        <w:tab/>
-      </w:r>
-    </w:p>
-    <w:p>
-      <w:pPr>
-        <w:rPr>
-          <w:rFonts w:ascii="Consolas" w:eastAsia="Consolas" w:hAnsi="Consolas" w:cs="Consolas"/>
-        </w:rPr>
-      </w:pPr>
-    </w:p>
-    <w:p>
-      <w:pPr>
-        <w:rPr>
-          <w:rFonts w:ascii="Consolas" w:eastAsia="Consolas" w:hAnsi="Consolas" w:cs="Consolas"/>
-        </w:rPr>
-      </w:pPr>
-    </w:p>
-    <w:p>
-      <w:pPr>
-        <w:rPr>
-          <w:rFonts w:ascii="Consolas" w:eastAsia="Consolas" w:hAnsi="Consolas" w:cs="Consolas"/>
-          <w:u w:val="single"/>
-        </w:rPr>
-      </w:pPr>
-      <w:r>
-        <w:rPr>
-          <w:rFonts w:ascii="Consolas" w:eastAsia="Consolas" w:hAnsi="Consolas" w:cs="Consolas"/>
-          <w:u w:val="single"/>
-        </w:rPr>
-        <w:t xml:space="preserve">                         </w:t>
-      </w:r>
-      <w:r>
-        <w:rPr>
-          <w:rFonts w:ascii="Consolas" w:eastAsia="Consolas" w:hAnsi="Consolas" w:cs="Consolas"/>
-        </w:rPr>
-        <w:tab/>
-      </w:r>
-      <w:r>
-        <w:rPr>
-          <w:rFonts w:ascii="Consolas" w:eastAsia="Consolas" w:hAnsi="Consolas" w:cs="Consolas"/>
-          <w:u w:val="single"/>
-        </w:rPr>
-        <w:t xml:space="preserve">                         </w:t>
-      </w:r>
-      <w:r>
-        <w:rPr>
-          <w:rFonts w:ascii="Consolas" w:eastAsia="Consolas" w:hAnsi="Consolas" w:cs="Consolas"/>
-        </w:rPr>
-        <w:tab/>
-      </w:r>
-      <w:r>
-        <w:rPr>
-          <w:rFonts w:ascii="Consolas" w:eastAsia="Consolas" w:hAnsi="Consolas" w:cs="Consolas"/>
-          <w:u w:val="single"/>
-        </w:rPr>
-        <w:tab/>
-      </w:r>
-      <w:r>
-        <w:rPr>
-          <w:rFonts w:ascii="Consolas" w:eastAsia="Consolas" w:hAnsi="Consolas" w:cs="Consolas"/>
-          <w:u w:val="single"/>
-        </w:rPr>
-        <w:tab/>
-      </w:r>
-      <w:r>
-        <w:rPr>
-          <w:rFonts w:ascii="Consolas" w:eastAsia="Consolas" w:hAnsi="Consolas" w:cs="Consolas"/>
-          <w:u w:val="single"/>
-        </w:rPr>
-        <w:tab/>
-      </w:r>
-      <w:r>
-        <w:rPr>
-          <w:rFonts w:ascii="Consolas" w:eastAsia="Consolas" w:hAnsi="Consolas" w:cs="Consolas"/>
-          <w:u w:val="single"/>
-        </w:rPr>
-        <w:tab/>
-      </w:r>
-      <w:r>
-        <w:rPr>
-          <w:rFonts w:ascii="Consolas" w:eastAsia="Consolas" w:hAnsi="Consolas" w:cs="Consolas"/>
-          <w:u w:val="single"/>
-        </w:rPr>
-        <w:tab/>
-      </w:r>
-    </w:p>
-    <w:p>
-      <w:pPr>
-        <w:rPr>
-          <w:rFonts w:ascii="Consolas" w:eastAsia="Consolas" w:hAnsi="Consolas" w:cs="Consolas"/>
-          <w:u w:val="single"/>
-        </w:rPr>
-      </w:pPr>
-      <w:r>
-        <w:rPr>
-          <w:rFonts w:ascii="Consolas" w:eastAsia="Consolas" w:hAnsi="Consolas" w:cs="Consolas"/>
-        </w:rPr>
-        <w:t>Chairperson</w:t>
-      </w:r>
-      <w:r>
-        <w:rPr>
-          <w:rFonts w:ascii="Consolas" w:eastAsia="Consolas" w:hAnsi="Consolas" w:cs="Consolas"/>
-        </w:rPr>
-        <w:tab/>
-      </w:r>
-      <w:r>
-        <w:rPr>
-          <w:rFonts w:ascii="Consolas" w:eastAsia="Consolas" w:hAnsi="Consolas" w:cs="Consolas"/>
-        </w:rPr>
-        <w:tab/>
-      </w:r>
-      <w:r>
-        <w:rPr>
-          <w:rFonts w:ascii="Consolas" w:eastAsia="Consolas" w:hAnsi="Consolas" w:cs="Consolas"/>
-        </w:rPr>
-        <w:tab/>
-      </w:r>
-      <w:r>
-        <w:rPr>
-          <w:rFonts w:ascii="Consolas" w:eastAsia="Consolas" w:hAnsi="Consolas" w:cs="Consolas"/>
-        </w:rPr>
-        <w:tab/>
-      </w:r>
-      <w:r>
-        <w:rPr>
-          <w:rFonts w:ascii="Consolas" w:eastAsia="Consolas" w:hAnsi="Consolas" w:cs="Consolas"/>
-        </w:rPr>
         <w:t>Treatment Member</w:t>
       </w:r>
       <w:r>
@@ -1696,13 +1838,6 @@
           <w:rFonts w:ascii="Consolas" w:eastAsia="Consolas" w:hAnsi="Consolas" w:cs="Consolas"/>
         </w:rPr>
       </w:pPr>
-    </w:p>
-    <w:p>
-      <w:pPr>
-        <w:rPr>
-          <w:rFonts w:ascii="Consolas" w:eastAsia="Consolas" w:hAnsi="Consolas" w:cs="Consolas"/>
-        </w:rPr>
-      </w:pPr>
       <w:r>
         <w:rPr>
           <w:rFonts w:ascii="Consolas" w:eastAsia="Consolas" w:hAnsi="Consolas" w:cs="Consolas"/>
@@ -1721,16 +1856,9 @@
       <w:pPr>
         <w:rPr>
           <w:rFonts w:ascii="Consolas" w:eastAsia="Consolas" w:hAnsi="Consolas" w:cs="Consolas"/>
+          <w:u w:val="single"/>
         </w:rPr>
       </w:pPr>
-    </w:p>
-    <w:p>
-      <w:pPr>
-        <w:rPr>
-          <w:rFonts w:ascii="Consolas" w:eastAsia="Consolas" w:hAnsi="Consolas" w:cs="Consolas"/>
-          <w:lang w:val="en-US"/>
-        </w:rPr>
-      </w:pPr>
       <w:r>
         <w:rPr>
           <w:rFonts w:ascii="Consolas" w:eastAsia="Consolas" w:hAnsi="Consolas" w:cs="Consolas"/>
@@ -1748,10 +1876,27 @@
           <w:u w:val="single"/>
           <w:lang w:val="en-US"/>
         </w:rPr>
-        <w:t xml:space="preserve">                   </w:t>
+        <w:t xml:space="preserve">                 </w:t>
+      </w:r>
+      <w:r>
+        <w:rPr>
+          <w:rFonts w:ascii="Consolas" w:eastAsia="Consolas" w:hAnsi="Consolas" w:cs="Consolas"/>
+          <w:u w:val="single"/>
+          <w:lang w:val="en-US"/>
+        </w:rPr>
+        <w:t xml:space="preserve"> </w:t>
+      </w:r>
+      <w:r>
+        <w:rPr>
+          <w:rFonts w:ascii="Consolas" w:eastAsia="Consolas" w:hAnsi="Consolas" w:cs="Consolas"/>
+          <w:u w:val="single"/>
+          <w:lang w:val="en-US"/>
+        </w:rPr>
+        <w:t xml:space="preserve">  </w:t>
       </w:r>
       <w:r>
         <w:tab/>
+        <w:t xml:space="preserve">  </w:t>
       </w:r>
       <w:r>
         <w:rPr>
@@ -1760,20 +1905,77 @@
         </w:rPr>
         <w:t xml:space="preserve">Approve </w:t>
       </w:r>
-      <w:proofErr w:type="gramStart"/>
-      <w:r>
+      <w:r>
+        <w:rPr>
+          <w:u w:val="single"/>
+        </w:rPr>
         <w:tab/>
       </w:r>
       <w:r>
         <w:rPr>
           <w:rFonts w:ascii="Consolas" w:eastAsia="Consolas" w:hAnsi="Consolas" w:cs="Consolas"/>
-          <w:lang w:val="en-US"/>
-        </w:rPr>
-        <w:t xml:space="preserve">  Deny</w:t>
-      </w:r>
-      <w:proofErr w:type="gramEnd"/>
-      <w:r>
+          <w:u w:val="single"/>
+          <w:lang w:val="en-US"/>
+        </w:rPr>
+        <w:t xml:space="preserve"> </w:t>
+      </w:r>
+      <w:r>
+        <w:rPr>
+          <w:rFonts w:ascii="Consolas" w:eastAsia="Consolas" w:hAnsi="Consolas" w:cs="Consolas"/>
+          <w:u w:val="single"/>
+          <w:lang w:val="en-US"/>
+        </w:rPr>
+        <w:t xml:space="preserve">  </w:t>
+      </w:r>
+      <w:r>
+        <w:rPr>
+          <w:rFonts w:ascii="Consolas" w:eastAsia="Consolas" w:hAnsi="Consolas" w:cs="Consolas"/>
+          <w:u w:val="single"/>
+          <w:lang w:val="en-US"/>
+        </w:rPr>
+        <w:t xml:space="preserve"> </w:t>
+      </w:r>
+      <w:r>
+        <w:rPr>
+          <w:rFonts w:ascii="Consolas" w:eastAsia="Consolas" w:hAnsi="Consolas" w:cs="Consolas"/>
+          <w:lang w:val="en-US"/>
+        </w:rPr>
+        <w:t xml:space="preserve"> </w:t>
+      </w:r>
+      <w:r>
+        <w:rPr>
+          <w:rFonts w:ascii="Consolas" w:eastAsia="Consolas" w:hAnsi="Consolas" w:cs="Consolas"/>
+          <w:lang w:val="en-US"/>
+        </w:rPr>
+        <w:t>Deny</w:t>
+      </w:r>
+      <w:r>
+        <w:rPr>
+          <w:rFonts w:ascii="Consolas" w:eastAsia="Consolas" w:hAnsi="Consolas" w:cs="Consolas"/>
+          <w:lang w:val="en-US"/>
+        </w:rPr>
+        <w:t xml:space="preserve"> </w:t>
+      </w:r>
+      <w:r>
+        <w:rPr>
+          <w:rFonts w:ascii="Consolas" w:eastAsia="Consolas" w:hAnsi="Consolas" w:cs="Consolas"/>
+          <w:u w:val="single"/>
+        </w:rPr>
         <w:tab/>
+      </w:r>
+      <w:r>
+        <w:rPr>
+          <w:rFonts w:ascii="Consolas" w:eastAsia="Consolas" w:hAnsi="Consolas" w:cs="Consolas"/>
+          <w:u w:val="single"/>
+        </w:rPr>
+        <w:tab/>
+      </w:r>
+      <w:r>
+        <w:rPr>
+          <w:rFonts w:ascii="Consolas" w:eastAsia="Consolas" w:hAnsi="Consolas" w:cs="Consolas"/>
+          <w:u w:val="single"/>
+        </w:rPr>
+        <w:t xml:space="preserve">   </w:t>
       </w:r>
     </w:p>
     <w:p>
@@ -2021,7 +2223,6 @@
         <w:tc>
           <w:tcPr>
             <w:tcW w:w="4850" w:type="dxa"/>
-            <w:shd w:val="clear" w:color="auto" w:fill="auto"/>
             <w:tcMar>
               <w:top w:w="100" w:type="dxa"/>
               <w:left w:w="100" w:type="dxa"/>
@@ -2149,7 +2350,6 @@
         <w:tc>
           <w:tcPr>
             <w:tcW w:w="4728" w:type="dxa"/>
-            <w:shd w:val="clear" w:color="auto" w:fill="auto"/>
             <w:tcMar>
               <w:top w:w="100" w:type="dxa"/>
               <w:left w:w="100" w:type="dxa"/>
@@ -2215,10 +2415,7 @@
               </w:rPr>
             </w:pPr>
             <w:r>
-              <w:t>Level of Care</w:t>
-            </w:r>
-            <w:r>
-              <w:t xml:space="preserve">: </w:t>
+              <w:t xml:space="preserve">Level of Care: </w:t>
             </w:r>
             <w:r>
               <w:rPr>

--- a/apps/staff/src/core/WorkflowsUsTnReclassForm/custody_reclassification_template.docx
+++ b/apps/staff/src/core/WorkflowsUsTnReclassForm/custody_reclassification_template.docx
@@ -62,25 +62,7 @@
           <w:u w:val="single"/>
           <w:lang w:val="en-US"/>
         </w:rPr>
-        <w:t>{</w:t>
-      </w:r>
-      <w:proofErr w:type="spellStart"/>
-      <w:r>
-        <w:rPr>
-          <w:rFonts w:ascii="Consolas" w:eastAsia="Consolas" w:hAnsi="Consolas" w:cs="Consolas"/>
-          <w:u w:val="single"/>
-          <w:lang w:val="en-US"/>
-        </w:rPr>
-        <w:t>omsId</w:t>
-      </w:r>
-      <w:proofErr w:type="spellEnd"/>
-      <w:r>
-        <w:rPr>
-          <w:rFonts w:ascii="Consolas" w:eastAsia="Consolas" w:hAnsi="Consolas" w:cs="Consolas"/>
-          <w:u w:val="single"/>
-          <w:lang w:val="en-US"/>
-        </w:rPr>
-        <w:t>}</w:t>
+        <w:t>{omsId}</w:t>
       </w:r>
       <w:r>
         <w:tab/>
@@ -98,25 +80,7 @@
           <w:u w:val="single"/>
           <w:lang w:val="en-US"/>
         </w:rPr>
-        <w:t>{</w:t>
-      </w:r>
-      <w:proofErr w:type="spellStart"/>
-      <w:r>
-        <w:rPr>
-          <w:rFonts w:ascii="Consolas" w:eastAsia="Consolas" w:hAnsi="Consolas" w:cs="Consolas"/>
-          <w:u w:val="single"/>
-          <w:lang w:val="en-US"/>
-        </w:rPr>
-        <w:t>residentFullName</w:t>
-      </w:r>
-      <w:proofErr w:type="spellEnd"/>
-      <w:r>
-        <w:rPr>
-          <w:rFonts w:ascii="Consolas" w:eastAsia="Consolas" w:hAnsi="Consolas" w:cs="Consolas"/>
-          <w:u w:val="single"/>
-          <w:lang w:val="en-US"/>
-        </w:rPr>
-        <w:t>}</w:t>
+        <w:t>{residentFullName}</w:t>
       </w:r>
       <w:r>
         <w:tab/>
@@ -137,25 +101,7 @@
           <w:u w:val="single"/>
           <w:lang w:val="en-US"/>
         </w:rPr>
-        <w:t>{</w:t>
-      </w:r>
-      <w:proofErr w:type="spellStart"/>
-      <w:r>
-        <w:rPr>
-          <w:rFonts w:ascii="Consolas" w:eastAsia="Consolas" w:hAnsi="Consolas" w:cs="Consolas"/>
-          <w:u w:val="single"/>
-          <w:lang w:val="en-US"/>
-        </w:rPr>
-        <w:t>institutionName</w:t>
-      </w:r>
-      <w:proofErr w:type="spellEnd"/>
-      <w:r>
-        <w:rPr>
-          <w:rFonts w:ascii="Consolas" w:eastAsia="Consolas" w:hAnsi="Consolas" w:cs="Consolas"/>
-          <w:u w:val="single"/>
-          <w:lang w:val="en-US"/>
-        </w:rPr>
-        <w:t>}</w:t>
+        <w:t>{institutionName}</w:t>
       </w:r>
       <w:r>
         <w:tab/>
@@ -211,7 +157,6 @@
         <w:tab/>
         <w:t xml:space="preserve">       CAF Date: </w:t>
       </w:r>
-      <w:proofErr w:type="gramStart"/>
       <w:r>
         <w:rPr>
           <w:rFonts w:ascii="Consolas" w:eastAsia="Consolas" w:hAnsi="Consolas" w:cs="Consolas"/>
@@ -219,7 +164,6 @@
         </w:rPr>
         <w:t xml:space="preserve">   {</w:t>
       </w:r>
-      <w:proofErr w:type="gramEnd"/>
       <w:r>
         <w:rPr>
           <w:rFonts w:ascii="Consolas" w:eastAsia="Consolas" w:hAnsi="Consolas" w:cs="Consolas"/>
@@ -276,23 +220,23 @@
           <w:rFonts w:ascii="Consolas" w:eastAsia="Consolas" w:hAnsi="Consolas" w:cs="Consolas"/>
           <w:lang w:val="en-US"/>
         </w:rPr>
+        <w:t xml:space="preserve"> Gen.Pop.</w:t>
+      </w:r>
+      <w:r>
+        <w:rPr>
+          <w:rFonts w:ascii="Consolas" w:eastAsia="Consolas" w:hAnsi="Consolas" w:cs="Consolas"/>
+          <w:u w:val="single"/>
+          <w:lang w:val="en-US"/>
+        </w:rPr>
         <w:t xml:space="preserve"> </w:t>
       </w:r>
-      <w:proofErr w:type="spellStart"/>
-      <w:r>
-        <w:rPr>
-          <w:rFonts w:ascii="Consolas" w:eastAsia="Consolas" w:hAnsi="Consolas" w:cs="Consolas"/>
-          <w:lang w:val="en-US"/>
-        </w:rPr>
-        <w:t>Gen.Pop</w:t>
-      </w:r>
-      <w:proofErr w:type="spellEnd"/>
-      <w:r>
-        <w:rPr>
-          <w:rFonts w:ascii="Consolas" w:eastAsia="Consolas" w:hAnsi="Consolas" w:cs="Consolas"/>
-          <w:lang w:val="en-US"/>
-        </w:rPr>
-        <w:t>.</w:t>
+      <w:r>
+        <w:rPr>
+          <w:rFonts w:ascii="Consolas" w:eastAsia="Consolas" w:hAnsi="Consolas" w:cs="Consolas"/>
+          <w:u w:val="single"/>
+          <w:lang w:val="en-US"/>
+        </w:rPr>
+        <w:t>{statGen}</w:t>
       </w:r>
       <w:r>
         <w:rPr>
@@ -305,29 +249,24 @@
       <w:r>
         <w:rPr>
           <w:rFonts w:ascii="Consolas" w:eastAsia="Consolas" w:hAnsi="Consolas" w:cs="Consolas"/>
-          <w:u w:val="single"/>
-          <w:lang w:val="en-US"/>
-        </w:rPr>
-        <w:t>{</w:t>
-      </w:r>
-      <w:proofErr w:type="spellStart"/>
-      <w:proofErr w:type="gramStart"/>
-      <w:r>
-        <w:rPr>
-          <w:rFonts w:ascii="Consolas" w:eastAsia="Consolas" w:hAnsi="Consolas" w:cs="Consolas"/>
-          <w:u w:val="single"/>
-          <w:lang w:val="en-US"/>
-        </w:rPr>
-        <w:t>statGen</w:t>
-      </w:r>
-      <w:proofErr w:type="spellEnd"/>
-      <w:r>
-        <w:rPr>
-          <w:rFonts w:ascii="Consolas" w:eastAsia="Consolas" w:hAnsi="Consolas" w:cs="Consolas"/>
-          <w:u w:val="single"/>
-          <w:lang w:val="en-US"/>
-        </w:rPr>
-        <w:t>}</w:t>
+          <w:lang w:val="en-US"/>
+        </w:rPr>
+        <w:t xml:space="preserve"> AS</w:t>
+      </w:r>
+      <w:r>
+        <w:rPr>
+          <w:rFonts w:ascii="Consolas" w:eastAsia="Consolas" w:hAnsi="Consolas" w:cs="Consolas"/>
+          <w:u w:val="single"/>
+          <w:lang w:val="en-US"/>
+        </w:rPr>
+        <w:t xml:space="preserve"> {statAs} </w:t>
+      </w:r>
+      <w:r>
+        <w:rPr>
+          <w:rFonts w:ascii="Consolas" w:eastAsia="Consolas" w:hAnsi="Consolas" w:cs="Consolas"/>
+          <w:lang w:val="en-US"/>
+        </w:rPr>
+        <w:t xml:space="preserve"> PC</w:t>
       </w:r>
       <w:r>
         <w:rPr>
@@ -340,11 +279,76 @@
       <w:r>
         <w:rPr>
           <w:rFonts w:ascii="Consolas" w:eastAsia="Consolas" w:hAnsi="Consolas" w:cs="Consolas"/>
-          <w:lang w:val="en-US"/>
-        </w:rPr>
-        <w:t xml:space="preserve"> AS</w:t>
-      </w:r>
-      <w:proofErr w:type="gramEnd"/>
+          <w:u w:val="single"/>
+          <w:lang w:val="en-US"/>
+        </w:rPr>
+        <w:t>{statPc}</w:t>
+      </w:r>
+      <w:r>
+        <w:rPr>
+          <w:rFonts w:ascii="Consolas" w:eastAsia="Consolas" w:hAnsi="Consolas" w:cs="Consolas"/>
+          <w:u w:val="single"/>
+          <w:lang w:val="en-US"/>
+        </w:rPr>
+        <w:t xml:space="preserve"> </w:t>
+      </w:r>
+      <w:r>
+        <w:rPr>
+          <w:rFonts w:ascii="Consolas" w:eastAsia="Consolas" w:hAnsi="Consolas" w:cs="Consolas"/>
+          <w:lang w:val="en-US"/>
+        </w:rPr>
+        <w:t xml:space="preserve"> Other </w:t>
+      </w:r>
+      <w:r>
+        <w:rPr>
+          <w:rFonts w:ascii="Consolas" w:eastAsia="Consolas" w:hAnsi="Consolas" w:cs="Consolas"/>
+          <w:u w:val="single"/>
+          <w:lang w:val="en-US"/>
+        </w:rPr>
+        <w:t xml:space="preserve"> </w:t>
+      </w:r>
+      <w:r>
+        <w:rPr>
+          <w:rFonts w:ascii="Consolas" w:eastAsia="Consolas" w:hAnsi="Consolas" w:cs="Consolas"/>
+          <w:u w:val="single"/>
+          <w:lang w:val="en-US"/>
+        </w:rPr>
+        <w:t xml:space="preserve">     {statusAtHearing}       </w:t>
+      </w:r>
+      <w:r>
+        <w:rPr>
+          <w:rFonts w:ascii="Consolas" w:eastAsia="Consolas" w:hAnsi="Consolas" w:cs="Consolas"/>
+          <w:u w:val="single"/>
+          <w:lang w:val="en-US"/>
+        </w:rPr>
+        <w:t xml:space="preserve"> </w:t>
+      </w:r>
+      <w:r>
+        <w:tab/>
+      </w:r>
+    </w:p>
+    <w:p>
+      <w:pPr>
+        <w:rPr>
+          <w:rFonts w:ascii="Consolas" w:eastAsia="Consolas" w:hAnsi="Consolas" w:cs="Consolas"/>
+        </w:rPr>
+      </w:pPr>
+    </w:p>
+    <w:p>
+      <w:pPr>
+        <w:rPr>
+          <w:rFonts w:ascii="Consolas" w:eastAsia="Consolas" w:hAnsi="Consolas" w:cs="Consolas"/>
+          <w:u w:val="single"/>
+          <w:lang w:val="en-US"/>
+        </w:rPr>
+      </w:pPr>
+      <w:r>
+        <w:rPr>
+          <w:rFonts w:ascii="Consolas" w:eastAsia="Consolas" w:hAnsi="Consolas" w:cs="Consolas"/>
+          <w:lang w:val="en-US"/>
+        </w:rPr>
+        <w:t>Incompatibles: Yes</w:t>
+      </w:r>
       <w:r>
         <w:rPr>
           <w:rFonts w:ascii="Consolas" w:eastAsia="Consolas" w:hAnsi="Consolas" w:cs="Consolas"/>
@@ -353,17 +357,14 @@
         </w:rPr>
         <w:t xml:space="preserve"> {</w:t>
       </w:r>
-      <w:proofErr w:type="spellStart"/>
-      <w:proofErr w:type="gramStart"/>
-      <w:r>
-        <w:rPr>
-          <w:rFonts w:ascii="Consolas" w:eastAsia="Consolas" w:hAnsi="Consolas" w:cs="Consolas"/>
-          <w:u w:val="single"/>
-          <w:lang w:val="en-US"/>
-        </w:rPr>
-        <w:t>statAs</w:t>
-      </w:r>
-      <w:proofErr w:type="spellEnd"/>
+      <w:r>
+        <w:rPr>
+          <w:rFonts w:ascii="Consolas" w:eastAsia="Consolas" w:hAnsi="Consolas" w:cs="Consolas"/>
+          <w:u w:val="single"/>
+          <w:lang w:val="en-US"/>
+        </w:rPr>
+        <w:t>incY</w:t>
+      </w:r>
       <w:r>
         <w:rPr>
           <w:rFonts w:ascii="Consolas" w:eastAsia="Consolas" w:hAnsi="Consolas" w:cs="Consolas"/>
@@ -377,9 +378,211 @@
           <w:rFonts w:ascii="Consolas" w:eastAsia="Consolas" w:hAnsi="Consolas" w:cs="Consolas"/>
           <w:lang w:val="en-US"/>
         </w:rPr>
-        <w:t xml:space="preserve"> PC</w:t>
-      </w:r>
-      <w:proofErr w:type="gramEnd"/>
+        <w:t xml:space="preserve"> No</w:t>
+      </w:r>
+      <w:r>
+        <w:rPr>
+          <w:rFonts w:ascii="Consolas" w:eastAsia="Consolas" w:hAnsi="Consolas" w:cs="Consolas"/>
+          <w:u w:val="single"/>
+          <w:lang w:val="en-US"/>
+        </w:rPr>
+        <w:t xml:space="preserve"> {</w:t>
+      </w:r>
+      <w:r>
+        <w:rPr>
+          <w:rFonts w:ascii="Consolas" w:eastAsia="Consolas" w:hAnsi="Consolas" w:cs="Consolas"/>
+          <w:u w:val="single"/>
+          <w:lang w:val="en-US"/>
+        </w:rPr>
+        <w:t xml:space="preserve">incN} </w:t>
+      </w:r>
+      <w:r>
+        <w:tab/>
+        <w:t xml:space="preserve">              </w:t>
+      </w:r>
+      <w:r>
+        <w:rPr>
+          <w:rFonts w:ascii="Consolas" w:eastAsia="Consolas" w:hAnsi="Consolas" w:cs="Consolas"/>
+          <w:lang w:val="en-US"/>
+        </w:rPr>
+        <w:t>Inmate agrees to waive 48 hr. hearing notice:</w:t>
+      </w:r>
+      <w:r>
+        <w:rPr>
+          <w:rFonts w:ascii="Consolas" w:eastAsia="Consolas" w:hAnsi="Consolas" w:cs="Consolas"/>
+          <w:lang w:val="en-US"/>
+        </w:rPr>
+        <w:t>_______</w:t>
+      </w:r>
+      <w:r>
+        <w:tab/>
+      </w:r>
+    </w:p>
+    <w:p>
+      <w:pPr>
+        <w:rPr>
+          <w:rFonts w:ascii="Consolas" w:eastAsia="Consolas" w:hAnsi="Consolas" w:cs="Consolas"/>
+          <w:u w:val="single"/>
+          <w:lang w:val="en-US"/>
+        </w:rPr>
+      </w:pPr>
+      <w:r>
+        <w:rPr>
+          <w:rFonts w:ascii="Consolas" w:eastAsia="Consolas" w:hAnsi="Consolas" w:cs="Consolas"/>
+          <w:lang w:val="en-US"/>
+        </w:rPr>
+        <w:t>{#hasIncompatibles}Incompatibles: {</w:t>
+      </w:r>
+      <w:r>
+        <w:rPr>
+          <w:rFonts w:ascii="Consolas" w:eastAsia="Consolas" w:hAnsi="Consolas" w:cs="Consolas"/>
+          <w:u w:val="single"/>
+          <w:lang w:val="en-US"/>
+        </w:rPr>
+        <w:t>incompatiblesList}</w:t>
+      </w:r>
+    </w:p>
+    <w:p>
+      <w:pPr>
+        <w:rPr>
+          <w:rFonts w:ascii="Consolas" w:eastAsia="Consolas" w:hAnsi="Consolas" w:cs="Consolas"/>
+        </w:rPr>
+      </w:pPr>
+      <w:r>
+        <w:rPr>
+          <w:rFonts w:ascii="Consolas" w:eastAsia="Consolas" w:hAnsi="Consolas" w:cs="Consolas"/>
+        </w:rPr>
+        <w:t>{/}</w:t>
+      </w:r>
+    </w:p>
+    <w:p>
+      <w:pPr>
+        <w:rPr>
+          <w:rFonts w:ascii="Consolas" w:eastAsia="Consolas" w:hAnsi="Consolas" w:cs="Consolas"/>
+          <w:lang w:val="en-US"/>
+        </w:rPr>
+      </w:pPr>
+      <w:r>
+        <w:rPr>
+          <w:rFonts w:ascii="Consolas" w:eastAsia="Consolas" w:hAnsi="Consolas" w:cs="Consolas"/>
+          <w:lang w:val="en-US"/>
+        </w:rPr>
+        <w:t xml:space="preserve">Scored CAF Range: </w:t>
+      </w:r>
+      <w:r>
+        <w:rPr>
+          <w:rFonts w:ascii="Consolas" w:eastAsia="Consolas" w:hAnsi="Consolas" w:cs="Consolas"/>
+          <w:u w:val="single"/>
+          <w:lang w:val="en-US"/>
+        </w:rPr>
+        <w:t>{totalText}</w:t>
+      </w:r>
+      <w:r>
+        <w:tab/>
+      </w:r>
+      <w:r>
+        <w:tab/>
+      </w:r>
+      <w:r>
+        <w:rPr>
+          <w:rFonts w:ascii="Consolas" w:eastAsia="Consolas" w:hAnsi="Consolas" w:cs="Consolas"/>
+          <w:lang w:val="en-US"/>
+        </w:rPr>
+        <w:t xml:space="preserve">Current Custody Level: </w:t>
+      </w:r>
+      <w:r>
+        <w:rPr>
+          <w:rFonts w:ascii="Consolas" w:eastAsia="Consolas" w:hAnsi="Consolas" w:cs="Consolas"/>
+          <w:u w:val="single"/>
+          <w:lang w:val="en-US"/>
+        </w:rPr>
+        <w:t>{currentCustodyLevel}</w:t>
+      </w:r>
+    </w:p>
+    <w:p>
+      <w:pPr>
+        <w:rPr>
+          <w:rFonts w:ascii="Consolas" w:eastAsia="Consolas" w:hAnsi="Consolas" w:cs="Consolas"/>
+        </w:rPr>
+      </w:pPr>
+    </w:p>
+    <w:p>
+      <w:pPr>
+        <w:rPr>
+          <w:rFonts w:ascii="Consolas" w:eastAsia="Consolas" w:hAnsi="Consolas" w:cs="Consolas"/>
+        </w:rPr>
+      </w:pPr>
+      <w:r>
+        <w:rPr>
+          <w:rFonts w:ascii="Consolas" w:eastAsia="Consolas" w:hAnsi="Consolas" w:cs="Consolas"/>
+        </w:rPr>
+        <w:t>Panel’s Majority Recommendation</w:t>
+      </w:r>
+      <w:r>
+        <w:rPr>
+          <w:rFonts w:ascii="Consolas" w:eastAsia="Consolas" w:hAnsi="Consolas" w:cs="Consolas"/>
+        </w:rPr>
+        <w:t>:</w:t>
+      </w:r>
+    </w:p>
+    <w:p>
+      <w:pPr>
+        <w:rPr>
+          <w:rFonts w:ascii="Consolas" w:eastAsia="Consolas" w:hAnsi="Consolas" w:cs="Consolas"/>
+          <w:lang w:val="en-US"/>
+        </w:rPr>
+      </w:pPr>
+      <w:r>
+        <w:rPr>
+          <w:rFonts w:ascii="Consolas" w:eastAsia="Consolas" w:hAnsi="Consolas" w:cs="Consolas"/>
+        </w:rPr>
+        <w:tab/>
+      </w:r>
+      <w:r>
+        <w:rPr>
+          <w:rFonts w:ascii="Consolas" w:eastAsia="Consolas" w:hAnsi="Consolas" w:cs="Consolas"/>
+          <w:lang w:val="en-US"/>
+        </w:rPr>
+        <w:t xml:space="preserve">Facility Assignment: </w:t>
+      </w:r>
+      <w:r>
+        <w:rPr>
+          <w:rFonts w:ascii="Consolas" w:eastAsia="Consolas" w:hAnsi="Consolas" w:cs="Consolas"/>
+          <w:u w:val="single"/>
+          <w:lang w:val="en-US"/>
+        </w:rPr>
+        <w:t>{recFacAs}</w:t>
+      </w:r>
+      <w:r>
+        <w:rPr>
+          <w:rFonts w:ascii="Consolas" w:eastAsia="Consolas" w:hAnsi="Consolas" w:cs="Consolas"/>
+          <w:lang w:val="en-US"/>
+        </w:rPr>
+        <w:t xml:space="preserve">                 </w:t>
+      </w:r>
+      <w:r>
+        <w:rPr>
+          <w:rFonts w:ascii="Consolas" w:eastAsia="Consolas" w:hAnsi="Consolas" w:cs="Consolas"/>
+          <w:lang w:val="en-US"/>
+        </w:rPr>
+        <w:t>Transfer: Yes</w:t>
+      </w:r>
+      <w:r>
+        <w:rPr>
+          <w:rFonts w:ascii="Consolas" w:eastAsia="Consolas" w:hAnsi="Consolas" w:cs="Consolas"/>
+          <w:u w:val="single"/>
+          <w:lang w:val="en-US"/>
+        </w:rPr>
+        <w:t xml:space="preserve"> {</w:t>
+      </w:r>
+      <w:r>
+        <w:rPr>
+          <w:rFonts w:ascii="Consolas" w:eastAsia="Consolas" w:hAnsi="Consolas" w:cs="Consolas"/>
+          <w:u w:val="single"/>
+          <w:lang w:val="en-US"/>
+        </w:rPr>
+        <w:t>trY}</w:t>
+      </w:r>
       <w:r>
         <w:rPr>
           <w:rFonts w:ascii="Consolas" w:eastAsia="Consolas" w:hAnsi="Consolas" w:cs="Consolas"/>
@@ -391,570 +594,24 @@
       <w:r>
         <w:rPr>
           <w:rFonts w:ascii="Consolas" w:eastAsia="Consolas" w:hAnsi="Consolas" w:cs="Consolas"/>
-          <w:u w:val="single"/>
-          <w:lang w:val="en-US"/>
-        </w:rPr>
-        <w:t>{</w:t>
-      </w:r>
-      <w:proofErr w:type="spellStart"/>
-      <w:proofErr w:type="gramStart"/>
-      <w:r>
-        <w:rPr>
-          <w:rFonts w:ascii="Consolas" w:eastAsia="Consolas" w:hAnsi="Consolas" w:cs="Consolas"/>
-          <w:u w:val="single"/>
-          <w:lang w:val="en-US"/>
-        </w:rPr>
-        <w:t>statPc</w:t>
-      </w:r>
-      <w:proofErr w:type="spellEnd"/>
-      <w:r>
-        <w:rPr>
-          <w:rFonts w:ascii="Consolas" w:eastAsia="Consolas" w:hAnsi="Consolas" w:cs="Consolas"/>
-          <w:u w:val="single"/>
-          <w:lang w:val="en-US"/>
-        </w:rPr>
-        <w:t>}</w:t>
-      </w:r>
-      <w:r>
-        <w:rPr>
-          <w:rFonts w:ascii="Consolas" w:eastAsia="Consolas" w:hAnsi="Consolas" w:cs="Consolas"/>
-          <w:u w:val="single"/>
-          <w:lang w:val="en-US"/>
-        </w:rPr>
-        <w:t xml:space="preserve"> </w:t>
-      </w:r>
-      <w:r>
-        <w:rPr>
-          <w:rFonts w:ascii="Consolas" w:eastAsia="Consolas" w:hAnsi="Consolas" w:cs="Consolas"/>
-          <w:lang w:val="en-US"/>
-        </w:rPr>
-        <w:t xml:space="preserve"> Other</w:t>
-      </w:r>
-      <w:proofErr w:type="gramEnd"/>
-      <w:r>
-        <w:rPr>
-          <w:rFonts w:ascii="Consolas" w:eastAsia="Consolas" w:hAnsi="Consolas" w:cs="Consolas"/>
-          <w:lang w:val="en-US"/>
-        </w:rPr>
-        <w:t xml:space="preserve"> </w:t>
-      </w:r>
-      <w:r>
-        <w:rPr>
-          <w:rFonts w:ascii="Consolas" w:eastAsia="Consolas" w:hAnsi="Consolas" w:cs="Consolas"/>
-          <w:u w:val="single"/>
-          <w:lang w:val="en-US"/>
-        </w:rPr>
-        <w:t xml:space="preserve"> </w:t>
-      </w:r>
-      <w:r>
-        <w:rPr>
-          <w:rFonts w:ascii="Consolas" w:eastAsia="Consolas" w:hAnsi="Consolas" w:cs="Consolas"/>
-          <w:u w:val="single"/>
-          <w:lang w:val="en-US"/>
-        </w:rPr>
-        <w:t xml:space="preserve">  </w:t>
-      </w:r>
-      <w:proofErr w:type="gramStart"/>
-      <w:r>
-        <w:rPr>
-          <w:rFonts w:ascii="Consolas" w:eastAsia="Consolas" w:hAnsi="Consolas" w:cs="Consolas"/>
-          <w:u w:val="single"/>
-          <w:lang w:val="en-US"/>
-        </w:rPr>
-        <w:t xml:space="preserve">   {</w:t>
-      </w:r>
-      <w:proofErr w:type="spellStart"/>
-      <w:proofErr w:type="gramEnd"/>
-      <w:r>
-        <w:rPr>
-          <w:rFonts w:ascii="Consolas" w:eastAsia="Consolas" w:hAnsi="Consolas" w:cs="Consolas"/>
-          <w:u w:val="single"/>
-          <w:lang w:val="en-US"/>
-        </w:rPr>
-        <w:t>statusAtHearing</w:t>
-      </w:r>
-      <w:proofErr w:type="spellEnd"/>
-      <w:r>
-        <w:rPr>
-          <w:rFonts w:ascii="Consolas" w:eastAsia="Consolas" w:hAnsi="Consolas" w:cs="Consolas"/>
-          <w:u w:val="single"/>
-          <w:lang w:val="en-US"/>
-        </w:rPr>
-        <w:t xml:space="preserve">}       </w:t>
-      </w:r>
-      <w:r>
-        <w:rPr>
-          <w:rFonts w:ascii="Consolas" w:eastAsia="Consolas" w:hAnsi="Consolas" w:cs="Consolas"/>
-          <w:u w:val="single"/>
-          <w:lang w:val="en-US"/>
-        </w:rPr>
-        <w:t xml:space="preserve"> </w:t>
-      </w:r>
-      <w:r>
-        <w:tab/>
-      </w:r>
-    </w:p>
-    <w:p>
-      <w:pPr>
-        <w:rPr>
-          <w:rFonts w:ascii="Consolas" w:eastAsia="Consolas" w:hAnsi="Consolas" w:cs="Consolas"/>
-        </w:rPr>
-      </w:pPr>
-    </w:p>
-    <w:p>
-      <w:pPr>
-        <w:rPr>
-          <w:rFonts w:ascii="Consolas" w:eastAsia="Consolas" w:hAnsi="Consolas" w:cs="Consolas"/>
-          <w:u w:val="single"/>
-          <w:lang w:val="en-US"/>
-        </w:rPr>
-      </w:pPr>
-      <w:r>
-        <w:rPr>
-          <w:rFonts w:ascii="Consolas" w:eastAsia="Consolas" w:hAnsi="Consolas" w:cs="Consolas"/>
-          <w:lang w:val="en-US"/>
-        </w:rPr>
-        <w:t xml:space="preserve">Incompatibles: </w:t>
-      </w:r>
-      <w:proofErr w:type="gramStart"/>
-      <w:r>
-        <w:rPr>
-          <w:rFonts w:ascii="Consolas" w:eastAsia="Consolas" w:hAnsi="Consolas" w:cs="Consolas"/>
-          <w:lang w:val="en-US"/>
-        </w:rPr>
-        <w:t>Yes</w:t>
-      </w:r>
-      <w:proofErr w:type="gramEnd"/>
-      <w:r>
-        <w:rPr>
-          <w:rFonts w:ascii="Consolas" w:eastAsia="Consolas" w:hAnsi="Consolas" w:cs="Consolas"/>
-          <w:u w:val="single"/>
-          <w:lang w:val="en-US"/>
-        </w:rPr>
-        <w:t xml:space="preserve"> {</w:t>
-      </w:r>
-      <w:proofErr w:type="spellStart"/>
-      <w:proofErr w:type="gramStart"/>
-      <w:r>
-        <w:rPr>
-          <w:rFonts w:ascii="Consolas" w:eastAsia="Consolas" w:hAnsi="Consolas" w:cs="Consolas"/>
-          <w:u w:val="single"/>
-          <w:lang w:val="en-US"/>
-        </w:rPr>
-        <w:t>incY</w:t>
-      </w:r>
-      <w:proofErr w:type="spellEnd"/>
-      <w:r>
-        <w:rPr>
-          <w:rFonts w:ascii="Consolas" w:eastAsia="Consolas" w:hAnsi="Consolas" w:cs="Consolas"/>
-          <w:u w:val="single"/>
-          <w:lang w:val="en-US"/>
-        </w:rPr>
-        <w:t xml:space="preserve">} </w:t>
-      </w:r>
-      <w:r>
-        <w:rPr>
-          <w:rFonts w:ascii="Consolas" w:eastAsia="Consolas" w:hAnsi="Consolas" w:cs="Consolas"/>
           <w:lang w:val="en-US"/>
         </w:rPr>
         <w:t xml:space="preserve"> No</w:t>
       </w:r>
-      <w:proofErr w:type="gramEnd"/>
-      <w:r>
-        <w:rPr>
-          <w:rFonts w:ascii="Consolas" w:eastAsia="Consolas" w:hAnsi="Consolas" w:cs="Consolas"/>
-          <w:u w:val="single"/>
-          <w:lang w:val="en-US"/>
-        </w:rPr>
-        <w:t xml:space="preserve"> {</w:t>
-      </w:r>
-      <w:proofErr w:type="spellStart"/>
-      <w:r>
-        <w:rPr>
-          <w:rFonts w:ascii="Consolas" w:eastAsia="Consolas" w:hAnsi="Consolas" w:cs="Consolas"/>
-          <w:u w:val="single"/>
-          <w:lang w:val="en-US"/>
-        </w:rPr>
-        <w:t>incN</w:t>
-      </w:r>
-      <w:proofErr w:type="spellEnd"/>
-      <w:r>
-        <w:rPr>
-          <w:rFonts w:ascii="Consolas" w:eastAsia="Consolas" w:hAnsi="Consolas" w:cs="Consolas"/>
-          <w:u w:val="single"/>
-          <w:lang w:val="en-US"/>
-        </w:rPr>
-        <w:t xml:space="preserve">} </w:t>
-      </w:r>
-      <w:r>
-        <w:tab/>
-        <w:t xml:space="preserve">              </w:t>
-      </w:r>
-      <w:r>
-        <w:rPr>
-          <w:rFonts w:ascii="Consolas" w:eastAsia="Consolas" w:hAnsi="Consolas" w:cs="Consolas"/>
-          <w:lang w:val="en-US"/>
-        </w:rPr>
-        <w:t xml:space="preserve">Inmate agrees to waive 48 hr. hearing </w:t>
-      </w:r>
-      <w:proofErr w:type="gramStart"/>
-      <w:r>
-        <w:rPr>
-          <w:rFonts w:ascii="Consolas" w:eastAsia="Consolas" w:hAnsi="Consolas" w:cs="Consolas"/>
-          <w:lang w:val="en-US"/>
-        </w:rPr>
-        <w:t>notice:</w:t>
-      </w:r>
-      <w:r>
-        <w:rPr>
-          <w:rFonts w:ascii="Consolas" w:eastAsia="Consolas" w:hAnsi="Consolas" w:cs="Consolas"/>
-          <w:lang w:val="en-US"/>
-        </w:rPr>
-        <w:t>_</w:t>
-      </w:r>
-      <w:proofErr w:type="gramEnd"/>
-      <w:r>
-        <w:rPr>
-          <w:rFonts w:ascii="Consolas" w:eastAsia="Consolas" w:hAnsi="Consolas" w:cs="Consolas"/>
-          <w:lang w:val="en-US"/>
-        </w:rPr>
-        <w:t>______</w:t>
-      </w:r>
-      <w:r>
-        <w:tab/>
-      </w:r>
-    </w:p>
-    <w:p>
-      <w:pPr>
-        <w:rPr>
-          <w:rFonts w:ascii="Consolas" w:eastAsia="Consolas" w:hAnsi="Consolas" w:cs="Consolas"/>
-          <w:u w:val="single"/>
-          <w:lang w:val="en-US"/>
-        </w:rPr>
-      </w:pPr>
-      <w:r>
-        <w:rPr>
-          <w:rFonts w:ascii="Consolas" w:eastAsia="Consolas" w:hAnsi="Consolas" w:cs="Consolas"/>
-          <w:lang w:val="en-US"/>
-        </w:rPr>
-        <w:t>{#</w:t>
-      </w:r>
-      <w:proofErr w:type="gramStart"/>
-      <w:r>
-        <w:rPr>
-          <w:rFonts w:ascii="Consolas" w:eastAsia="Consolas" w:hAnsi="Consolas" w:cs="Consolas"/>
-          <w:lang w:val="en-US"/>
-        </w:rPr>
-        <w:t>hasIncompatibles}Incompatibles</w:t>
-      </w:r>
-      <w:proofErr w:type="gramEnd"/>
-      <w:r>
-        <w:rPr>
-          <w:rFonts w:ascii="Consolas" w:eastAsia="Consolas" w:hAnsi="Consolas" w:cs="Consolas"/>
-          <w:lang w:val="en-US"/>
-        </w:rPr>
-        <w:t>: {</w:t>
-      </w:r>
-      <w:proofErr w:type="spellStart"/>
-      <w:r>
-        <w:rPr>
-          <w:rFonts w:ascii="Consolas" w:eastAsia="Consolas" w:hAnsi="Consolas" w:cs="Consolas"/>
-          <w:u w:val="single"/>
-          <w:lang w:val="en-US"/>
-        </w:rPr>
-        <w:t>incompatiblesList</w:t>
-      </w:r>
-      <w:proofErr w:type="spellEnd"/>
-      <w:r>
-        <w:rPr>
-          <w:rFonts w:ascii="Consolas" w:eastAsia="Consolas" w:hAnsi="Consolas" w:cs="Consolas"/>
-          <w:u w:val="single"/>
-          <w:lang w:val="en-US"/>
-        </w:rPr>
-        <w:t>}</w:t>
-      </w:r>
-    </w:p>
-    <w:p>
-      <w:pPr>
-        <w:rPr>
-          <w:rFonts w:ascii="Consolas" w:eastAsia="Consolas" w:hAnsi="Consolas" w:cs="Consolas"/>
-        </w:rPr>
-      </w:pPr>
-      <w:r>
-        <w:rPr>
-          <w:rFonts w:ascii="Consolas" w:eastAsia="Consolas" w:hAnsi="Consolas" w:cs="Consolas"/>
-        </w:rPr>
-        <w:t>{/}</w:t>
-      </w:r>
-    </w:p>
-    <w:p>
-      <w:pPr>
-        <w:rPr>
-          <w:rFonts w:ascii="Consolas" w:eastAsia="Consolas" w:hAnsi="Consolas" w:cs="Consolas"/>
-          <w:lang w:val="en-US"/>
-        </w:rPr>
-      </w:pPr>
-      <w:r>
-        <w:rPr>
-          <w:rFonts w:ascii="Consolas" w:eastAsia="Consolas" w:hAnsi="Consolas" w:cs="Consolas"/>
-          <w:lang w:val="en-US"/>
-        </w:rPr>
-        <w:t xml:space="preserve">Scored CAF Range: </w:t>
-      </w:r>
-      <w:r>
-        <w:rPr>
-          <w:rFonts w:ascii="Consolas" w:eastAsia="Consolas" w:hAnsi="Consolas" w:cs="Consolas"/>
-          <w:u w:val="single"/>
-          <w:lang w:val="en-US"/>
-        </w:rPr>
-        <w:t>{</w:t>
-      </w:r>
-      <w:proofErr w:type="spellStart"/>
-      <w:r>
-        <w:rPr>
-          <w:rFonts w:ascii="Consolas" w:eastAsia="Consolas" w:hAnsi="Consolas" w:cs="Consolas"/>
-          <w:u w:val="single"/>
-          <w:lang w:val="en-US"/>
-        </w:rPr>
-        <w:t>totalText</w:t>
-      </w:r>
-      <w:proofErr w:type="spellEnd"/>
-      <w:r>
-        <w:rPr>
-          <w:rFonts w:ascii="Consolas" w:eastAsia="Consolas" w:hAnsi="Consolas" w:cs="Consolas"/>
-          <w:u w:val="single"/>
-          <w:lang w:val="en-US"/>
-        </w:rPr>
-        <w:t>}</w:t>
-      </w:r>
-      <w:r>
-        <w:tab/>
-      </w:r>
-      <w:r>
-        <w:tab/>
-      </w:r>
-      <w:r>
-        <w:rPr>
-          <w:rFonts w:ascii="Consolas" w:eastAsia="Consolas" w:hAnsi="Consolas" w:cs="Consolas"/>
-          <w:lang w:val="en-US"/>
-        </w:rPr>
-        <w:t xml:space="preserve">Current Custody Level: </w:t>
-      </w:r>
-      <w:r>
-        <w:rPr>
-          <w:rFonts w:ascii="Consolas" w:eastAsia="Consolas" w:hAnsi="Consolas" w:cs="Consolas"/>
-          <w:u w:val="single"/>
-          <w:lang w:val="en-US"/>
-        </w:rPr>
-        <w:t>{</w:t>
-      </w:r>
-      <w:proofErr w:type="spellStart"/>
-      <w:r>
-        <w:rPr>
-          <w:rFonts w:ascii="Consolas" w:eastAsia="Consolas" w:hAnsi="Consolas" w:cs="Consolas"/>
-          <w:u w:val="single"/>
-          <w:lang w:val="en-US"/>
-        </w:rPr>
-        <w:t>currentCustodyLevel</w:t>
-      </w:r>
-      <w:proofErr w:type="spellEnd"/>
-      <w:r>
-        <w:rPr>
-          <w:rFonts w:ascii="Consolas" w:eastAsia="Consolas" w:hAnsi="Consolas" w:cs="Consolas"/>
-          <w:u w:val="single"/>
-          <w:lang w:val="en-US"/>
-        </w:rPr>
-        <w:t>}</w:t>
-      </w:r>
-    </w:p>
-    <w:p>
-      <w:pPr>
-        <w:rPr>
-          <w:rFonts w:ascii="Consolas" w:eastAsia="Consolas" w:hAnsi="Consolas" w:cs="Consolas"/>
-        </w:rPr>
-      </w:pPr>
-    </w:p>
-    <w:p>
-      <w:pPr>
-        <w:rPr>
-          <w:rFonts w:ascii="Consolas" w:eastAsia="Consolas" w:hAnsi="Consolas" w:cs="Consolas"/>
-        </w:rPr>
-      </w:pPr>
-      <w:r>
-        <w:rPr>
-          <w:rFonts w:ascii="Consolas" w:eastAsia="Consolas" w:hAnsi="Consolas" w:cs="Consolas"/>
-        </w:rPr>
-        <w:t>Panel’s Majority Recommendation</w:t>
-      </w:r>
-      <w:r>
-        <w:rPr>
-          <w:rFonts w:ascii="Consolas" w:eastAsia="Consolas" w:hAnsi="Consolas" w:cs="Consolas"/>
-        </w:rPr>
-        <w:t>:</w:t>
-      </w:r>
-    </w:p>
-    <w:p>
-      <w:pPr>
-        <w:rPr>
-          <w:rFonts w:ascii="Consolas" w:eastAsia="Consolas" w:hAnsi="Consolas" w:cs="Consolas"/>
-          <w:lang w:val="en-US"/>
-        </w:rPr>
-      </w:pPr>
-      <w:r>
-        <w:rPr>
-          <w:rFonts w:ascii="Consolas" w:eastAsia="Consolas" w:hAnsi="Consolas" w:cs="Consolas"/>
-        </w:rPr>
-        <w:tab/>
-      </w:r>
-      <w:r>
-        <w:rPr>
-          <w:rFonts w:ascii="Consolas" w:eastAsia="Consolas" w:hAnsi="Consolas" w:cs="Consolas"/>
-          <w:lang w:val="en-US"/>
-        </w:rPr>
-        <w:t xml:space="preserve">Facility Assignment: </w:t>
-      </w:r>
-      <w:r>
-        <w:rPr>
-          <w:rFonts w:ascii="Consolas" w:eastAsia="Consolas" w:hAnsi="Consolas" w:cs="Consolas"/>
-          <w:u w:val="single"/>
-          <w:lang w:val="en-US"/>
-        </w:rPr>
-        <w:t>{</w:t>
-      </w:r>
-      <w:proofErr w:type="spellStart"/>
-      <w:proofErr w:type="gramStart"/>
-      <w:r>
-        <w:rPr>
-          <w:rFonts w:ascii="Consolas" w:eastAsia="Consolas" w:hAnsi="Consolas" w:cs="Consolas"/>
-          <w:u w:val="single"/>
-          <w:lang w:val="en-US"/>
-        </w:rPr>
-        <w:t>recFacAs</w:t>
-      </w:r>
-      <w:proofErr w:type="spellEnd"/>
-      <w:r>
-        <w:rPr>
-          <w:rFonts w:ascii="Consolas" w:eastAsia="Consolas" w:hAnsi="Consolas" w:cs="Consolas"/>
-          <w:u w:val="single"/>
-          <w:lang w:val="en-US"/>
-        </w:rPr>
-        <w:t>}</w:t>
-      </w:r>
-      <w:r>
-        <w:rPr>
-          <w:rFonts w:ascii="Consolas" w:eastAsia="Consolas" w:hAnsi="Consolas" w:cs="Consolas"/>
-          <w:lang w:val="en-US"/>
-        </w:rPr>
-        <w:t xml:space="preserve">   </w:t>
-      </w:r>
-      <w:proofErr w:type="gramEnd"/>
-      <w:r>
-        <w:rPr>
-          <w:rFonts w:ascii="Consolas" w:eastAsia="Consolas" w:hAnsi="Consolas" w:cs="Consolas"/>
-          <w:lang w:val="en-US"/>
-        </w:rPr>
-        <w:t xml:space="preserve">              </w:t>
-      </w:r>
-      <w:r>
-        <w:rPr>
-          <w:rFonts w:ascii="Consolas" w:eastAsia="Consolas" w:hAnsi="Consolas" w:cs="Consolas"/>
-          <w:lang w:val="en-US"/>
-        </w:rPr>
-        <w:t xml:space="preserve">Transfer: </w:t>
-      </w:r>
-      <w:proofErr w:type="gramStart"/>
-      <w:r>
-        <w:rPr>
-          <w:rFonts w:ascii="Consolas" w:eastAsia="Consolas" w:hAnsi="Consolas" w:cs="Consolas"/>
-          <w:lang w:val="en-US"/>
-        </w:rPr>
-        <w:t>Yes</w:t>
-      </w:r>
-      <w:proofErr w:type="gramEnd"/>
-      <w:r>
-        <w:rPr>
-          <w:rFonts w:ascii="Consolas" w:eastAsia="Consolas" w:hAnsi="Consolas" w:cs="Consolas"/>
-          <w:u w:val="single"/>
-          <w:lang w:val="en-US"/>
-        </w:rPr>
-        <w:t xml:space="preserve"> {</w:t>
-      </w:r>
-      <w:proofErr w:type="spellStart"/>
-      <w:proofErr w:type="gramStart"/>
-      <w:r>
-        <w:rPr>
-          <w:rFonts w:ascii="Consolas" w:eastAsia="Consolas" w:hAnsi="Consolas" w:cs="Consolas"/>
-          <w:u w:val="single"/>
-          <w:lang w:val="en-US"/>
-        </w:rPr>
-        <w:t>trY</w:t>
-      </w:r>
-      <w:proofErr w:type="spellEnd"/>
-      <w:r>
-        <w:rPr>
-          <w:rFonts w:ascii="Consolas" w:eastAsia="Consolas" w:hAnsi="Consolas" w:cs="Consolas"/>
-          <w:u w:val="single"/>
-          <w:lang w:val="en-US"/>
-        </w:rPr>
-        <w:t>}</w:t>
-      </w:r>
-      <w:r>
-        <w:rPr>
-          <w:rFonts w:ascii="Consolas" w:eastAsia="Consolas" w:hAnsi="Consolas" w:cs="Consolas"/>
-          <w:u w:val="single"/>
-          <w:lang w:val="en-US"/>
-        </w:rPr>
-        <w:t xml:space="preserve"> </w:t>
-      </w:r>
-      <w:r>
-        <w:rPr>
-          <w:rFonts w:ascii="Consolas" w:eastAsia="Consolas" w:hAnsi="Consolas" w:cs="Consolas"/>
-          <w:lang w:val="en-US"/>
-        </w:rPr>
-        <w:t xml:space="preserve"> No</w:t>
-      </w:r>
-      <w:proofErr w:type="gramEnd"/>
-      <w:r>
-        <w:rPr>
-          <w:rFonts w:ascii="Consolas" w:eastAsia="Consolas" w:hAnsi="Consolas" w:cs="Consolas"/>
-          <w:u w:val="single"/>
-          <w:lang w:val="en-US"/>
-        </w:rPr>
-        <w:t xml:space="preserve"> {</w:t>
-      </w:r>
-      <w:proofErr w:type="spellStart"/>
-      <w:proofErr w:type="gramStart"/>
-      <w:r>
-        <w:rPr>
-          <w:rFonts w:ascii="Consolas" w:eastAsia="Consolas" w:hAnsi="Consolas" w:cs="Consolas"/>
-          <w:u w:val="single"/>
-          <w:lang w:val="en-US"/>
-        </w:rPr>
-        <w:t>trN</w:t>
-      </w:r>
-      <w:proofErr w:type="spellEnd"/>
-      <w:r>
-        <w:rPr>
-          <w:rFonts w:ascii="Consolas" w:eastAsia="Consolas" w:hAnsi="Consolas" w:cs="Consolas"/>
-          <w:u w:val="single"/>
-          <w:lang w:val="en-US"/>
-        </w:rPr>
-        <w:t xml:space="preserve">} </w:t>
-      </w:r>
-      <w:r>
-        <w:rPr>
-          <w:rFonts w:ascii="Consolas" w:eastAsia="Consolas" w:hAnsi="Consolas" w:cs="Consolas"/>
-          <w:lang w:val="en-US"/>
-        </w:rPr>
-        <w:t xml:space="preserve"> Explain</w:t>
-      </w:r>
-      <w:proofErr w:type="gramEnd"/>
-      <w:r>
-        <w:rPr>
-          <w:rFonts w:ascii="Consolas" w:eastAsia="Consolas" w:hAnsi="Consolas" w:cs="Consolas"/>
-          <w:lang w:val="en-US"/>
-        </w:rPr>
-        <w:t xml:space="preserve"> Below:</w:t>
+      <w:r>
+        <w:rPr>
+          <w:rFonts w:ascii="Consolas" w:eastAsia="Consolas" w:hAnsi="Consolas" w:cs="Consolas"/>
+          <w:u w:val="single"/>
+          <w:lang w:val="en-US"/>
+        </w:rPr>
+        <w:t xml:space="preserve"> {trN} </w:t>
+      </w:r>
+      <w:r>
+        <w:rPr>
+          <w:rFonts w:ascii="Consolas" w:eastAsia="Consolas" w:hAnsi="Consolas" w:cs="Consolas"/>
+          <w:lang w:val="en-US"/>
+        </w:rPr>
+        <w:t xml:space="preserve"> Explain Below:</w:t>
       </w:r>
     </w:p>
     <w:p>
@@ -984,25 +641,7 @@
           <w:u w:val="single"/>
           <w:lang w:val="en-US"/>
         </w:rPr>
-        <w:t>{</w:t>
-      </w:r>
-      <w:proofErr w:type="spellStart"/>
-      <w:r>
-        <w:rPr>
-          <w:rFonts w:ascii="Consolas" w:eastAsia="Consolas" w:hAnsi="Consolas" w:cs="Consolas"/>
-          <w:u w:val="single"/>
-          <w:lang w:val="en-US"/>
-        </w:rPr>
-        <w:t>recommendationCustodyLevel</w:t>
-      </w:r>
-      <w:proofErr w:type="spellEnd"/>
-      <w:r>
-        <w:rPr>
-          <w:rFonts w:ascii="Consolas" w:eastAsia="Consolas" w:hAnsi="Consolas" w:cs="Consolas"/>
-          <w:u w:val="single"/>
-          <w:lang w:val="en-US"/>
-        </w:rPr>
-        <w:t>}</w:t>
+        <w:t>{recommendationCustodyLevel}</w:t>
       </w:r>
       <w:r>
         <w:rPr>
@@ -1039,18 +678,8 @@
           <w:u w:val="single"/>
           <w:lang w:val="en-US"/>
         </w:rPr>
-        <w:t>{</w:t>
-      </w:r>
-      <w:proofErr w:type="spellStart"/>
-      <w:r>
-        <w:rPr>
-          <w:rFonts w:ascii="Consolas" w:eastAsia="Consolas" w:hAnsi="Consolas" w:cs="Consolas"/>
-          <w:u w:val="single"/>
-          <w:lang w:val="en-US"/>
-        </w:rPr>
-        <w:t>recommendationOverrideType</w:t>
-      </w:r>
-      <w:proofErr w:type="spellEnd"/>
+        <w:t>{recommendationOverrideType</w:t>
+      </w:r>
       <w:r>
         <w:rPr>
           <w:rFonts w:ascii="Consolas" w:eastAsia="Consolas" w:hAnsi="Consolas" w:cs="Consolas"/>
@@ -1100,18 +729,173 @@
           <w:u w:val="single"/>
           <w:lang w:val="en-US"/>
         </w:rPr>
+        <w:t>{recommendationJustification</w:t>
+      </w:r>
+      <w:r>
+        <w:rPr>
+          <w:rFonts w:ascii="Consolas" w:eastAsia="Consolas" w:hAnsi="Consolas" w:cs="Consolas"/>
+          <w:u w:val="single"/>
+          <w:lang w:val="en-US"/>
+        </w:rPr>
+        <w:t>OneLine</w:t>
+      </w:r>
+      <w:r>
+        <w:rPr>
+          <w:rFonts w:ascii="Consolas" w:eastAsia="Consolas" w:hAnsi="Consolas" w:cs="Consolas"/>
+          <w:u w:val="single"/>
+          <w:lang w:val="en-US"/>
+        </w:rPr>
+        <w:t>}</w:t>
+      </w:r>
+      <w:r>
+        <w:tab/>
+      </w:r>
+    </w:p>
+    <w:p>
+      <w:pPr>
+        <w:rPr>
+          <w:rFonts w:ascii="Consolas" w:eastAsia="Consolas" w:hAnsi="Consolas" w:cs="Consolas"/>
+          <w:u w:val="single"/>
+        </w:rPr>
+      </w:pPr>
+    </w:p>
+    <w:p>
+      <w:pPr>
+        <w:rPr>
+          <w:rFonts w:ascii="Consolas" w:eastAsia="Consolas" w:hAnsi="Consolas" w:cs="Consolas"/>
+          <w:u w:val="single"/>
+          <w:lang w:val="en-US"/>
+        </w:rPr>
+      </w:pPr>
+      <w:r>
+        <w:rPr>
+          <w:rFonts w:ascii="Consolas" w:eastAsia="Consolas" w:hAnsi="Consolas" w:cs="Consolas"/>
+          <w:lang w:val="en-US"/>
+        </w:rPr>
+        <w:t>Updated Photo Needed:   Yes</w:t>
+      </w:r>
+      <w:r>
+        <w:rPr>
+          <w:rFonts w:ascii="Consolas" w:eastAsia="Consolas" w:hAnsi="Consolas" w:cs="Consolas"/>
+          <w:lang w:val="en-US"/>
+        </w:rPr>
+        <w:t xml:space="preserve"> </w:t>
+      </w:r>
+      <w:r>
+        <w:rPr>
+          <w:rFonts w:ascii="Consolas" w:eastAsia="Consolas" w:hAnsi="Consolas" w:cs="Consolas"/>
+          <w:u w:val="single"/>
+          <w:lang w:val="en-US"/>
+        </w:rPr>
+        <w:t xml:space="preserve">  {photoY}  </w:t>
+      </w:r>
+      <w:r>
+        <w:tab/>
+      </w:r>
+      <w:r>
+        <w:rPr>
+          <w:rFonts w:ascii="Consolas" w:eastAsia="Consolas" w:hAnsi="Consolas" w:cs="Consolas"/>
+          <w:lang w:val="en-US"/>
+        </w:rPr>
+        <w:t xml:space="preserve">   No </w:t>
+      </w:r>
+      <w:r>
+        <w:rPr>
+          <w:rFonts w:ascii="Consolas" w:eastAsia="Consolas" w:hAnsi="Consolas" w:cs="Consolas"/>
+          <w:u w:val="single"/>
+          <w:lang w:val="en-US"/>
+        </w:rPr>
+        <w:t xml:space="preserve">  {photoN}  </w:t>
+      </w:r>
+      <w:r>
+        <w:tab/>
+      </w:r>
+    </w:p>
+    <w:p>
+      <w:pPr>
+        <w:rPr>
+          <w:rFonts w:ascii="Consolas" w:eastAsia="Consolas" w:hAnsi="Consolas" w:cs="Consolas"/>
+          <w:lang w:val="en-US"/>
+        </w:rPr>
+      </w:pPr>
+      <w:r>
+        <w:rPr>
+          <w:rFonts w:ascii="Consolas" w:eastAsia="Consolas" w:hAnsi="Consolas" w:cs="Consolas"/>
+          <w:lang w:val="en-US"/>
+        </w:rPr>
+        <w:t>Emergency Contact Updated:   Yes</w:t>
+      </w:r>
+      <w:r>
+        <w:rPr>
+          <w:rFonts w:ascii="Consolas" w:eastAsia="Consolas" w:hAnsi="Consolas" w:cs="Consolas"/>
+          <w:lang w:val="en-US"/>
+        </w:rPr>
+        <w:t xml:space="preserve"> </w:t>
+      </w:r>
+      <w:r>
+        <w:rPr>
+          <w:rFonts w:ascii="Consolas" w:eastAsia="Consolas" w:hAnsi="Consolas" w:cs="Consolas"/>
+          <w:u w:val="single"/>
+          <w:lang w:val="en-US"/>
+        </w:rPr>
+        <w:t xml:space="preserve">  {emeY}  </w:t>
+      </w:r>
+      <w:r>
+        <w:tab/>
+      </w:r>
+      <w:r>
+        <w:rPr>
+          <w:rFonts w:ascii="Consolas" w:eastAsia="Consolas" w:hAnsi="Consolas" w:cs="Consolas"/>
+          <w:lang w:val="en-US"/>
+        </w:rPr>
+        <w:t xml:space="preserve">   No</w:t>
+      </w:r>
+      <w:r>
+        <w:tab/>
+      </w:r>
+      <w:r>
+        <w:rPr>
+          <w:rFonts w:ascii="Consolas" w:eastAsia="Consolas" w:hAnsi="Consolas" w:cs="Consolas"/>
+          <w:u w:val="single"/>
+          <w:lang w:val="en-US"/>
+        </w:rPr>
+        <w:t xml:space="preserve">  {emeN}  </w:t>
+      </w:r>
+      <w:r>
+        <w:tab/>
+      </w:r>
+      <w:r>
+        <w:rPr>
+          <w:rFonts w:ascii="Consolas" w:eastAsia="Consolas" w:hAnsi="Consolas" w:cs="Consolas"/>
+          <w:lang w:val="en-US"/>
+        </w:rPr>
+        <w:t xml:space="preserve">   Date Updated:</w:t>
+      </w:r>
+      <w:r>
+        <w:rPr>
+          <w:rFonts w:ascii="Consolas" w:eastAsia="Consolas" w:hAnsi="Consolas" w:cs="Consolas"/>
+          <w:u w:val="single"/>
+          <w:lang w:val="en-US"/>
+        </w:rPr>
+        <w:t xml:space="preserve"> </w:t>
+      </w:r>
+      <w:r>
+        <w:rPr>
+          <w:rFonts w:ascii="Consolas" w:eastAsia="Consolas" w:hAnsi="Consolas" w:cs="Consolas"/>
+          <w:u w:val="single"/>
+          <w:lang w:val="en-US"/>
+        </w:rPr>
+        <w:tab/>
         <w:t>{</w:t>
       </w:r>
-      <w:proofErr w:type="spellStart"/>
-      <w:r>
-        <w:rPr>
-          <w:rFonts w:ascii="Consolas" w:eastAsia="Consolas" w:hAnsi="Consolas" w:cs="Consolas"/>
-          <w:u w:val="single"/>
-          <w:lang w:val="en-US"/>
-        </w:rPr>
-        <w:t>recommendationJustification</w:t>
-      </w:r>
-      <w:proofErr w:type="spellEnd"/>
+      <w:r>
+        <w:rPr>
+          <w:rFonts w:ascii="Consolas" w:eastAsia="Consolas" w:hAnsi="Consolas" w:cs="Consolas"/>
+          <w:u w:val="single"/>
+          <w:lang w:val="en-US"/>
+        </w:rPr>
+        <w:t>emergencyContactUpdatedDate</w:t>
+      </w:r>
       <w:r>
         <w:rPr>
           <w:rFonts w:ascii="Consolas" w:eastAsia="Consolas" w:hAnsi="Consolas" w:cs="Consolas"/>
@@ -1121,266 +905,6 @@
         <w:t>}</w:t>
       </w:r>
       <w:r>
-        <w:tab/>
-      </w:r>
-    </w:p>
-    <w:p>
-      <w:pPr>
-        <w:rPr>
-          <w:rFonts w:ascii="Consolas" w:eastAsia="Consolas" w:hAnsi="Consolas" w:cs="Consolas"/>
-          <w:u w:val="single"/>
-        </w:rPr>
-      </w:pPr>
-    </w:p>
-    <w:p>
-      <w:pPr>
-        <w:rPr>
-          <w:rFonts w:ascii="Consolas" w:eastAsia="Consolas" w:hAnsi="Consolas" w:cs="Consolas"/>
-          <w:u w:val="single"/>
-          <w:lang w:val="en-US"/>
-        </w:rPr>
-      </w:pPr>
-      <w:r>
-        <w:rPr>
-          <w:rFonts w:ascii="Consolas" w:eastAsia="Consolas" w:hAnsi="Consolas" w:cs="Consolas"/>
-          <w:lang w:val="en-US"/>
-        </w:rPr>
-        <w:t xml:space="preserve">Updated Photo Needed:   </w:t>
-      </w:r>
-      <w:proofErr w:type="gramStart"/>
-      <w:r>
-        <w:rPr>
-          <w:rFonts w:ascii="Consolas" w:eastAsia="Consolas" w:hAnsi="Consolas" w:cs="Consolas"/>
-          <w:lang w:val="en-US"/>
-        </w:rPr>
-        <w:t>Yes</w:t>
-      </w:r>
-      <w:r>
-        <w:rPr>
-          <w:rFonts w:ascii="Consolas" w:eastAsia="Consolas" w:hAnsi="Consolas" w:cs="Consolas"/>
-          <w:lang w:val="en-US"/>
-        </w:rPr>
-        <w:t xml:space="preserve"> </w:t>
-      </w:r>
-      <w:r>
-        <w:rPr>
-          <w:rFonts w:ascii="Consolas" w:eastAsia="Consolas" w:hAnsi="Consolas" w:cs="Consolas"/>
-          <w:u w:val="single"/>
-          <w:lang w:val="en-US"/>
-        </w:rPr>
-        <w:t xml:space="preserve">  {</w:t>
-      </w:r>
-      <w:proofErr w:type="spellStart"/>
-      <w:r>
-        <w:rPr>
-          <w:rFonts w:ascii="Consolas" w:eastAsia="Consolas" w:hAnsi="Consolas" w:cs="Consolas"/>
-          <w:u w:val="single"/>
-          <w:lang w:val="en-US"/>
-        </w:rPr>
-        <w:t>photoY</w:t>
-      </w:r>
-      <w:proofErr w:type="spellEnd"/>
-      <w:r>
-        <w:rPr>
-          <w:rFonts w:ascii="Consolas" w:eastAsia="Consolas" w:hAnsi="Consolas" w:cs="Consolas"/>
-          <w:u w:val="single"/>
-          <w:lang w:val="en-US"/>
-        </w:rPr>
-        <w:t xml:space="preserve">}  </w:t>
-      </w:r>
-      <w:r>
-        <w:tab/>
-      </w:r>
-      <w:proofErr w:type="gramEnd"/>
-      <w:r>
-        <w:rPr>
-          <w:rFonts w:ascii="Consolas" w:eastAsia="Consolas" w:hAnsi="Consolas" w:cs="Consolas"/>
-          <w:lang w:val="en-US"/>
-        </w:rPr>
-        <w:t xml:space="preserve">   No</w:t>
-      </w:r>
-      <w:proofErr w:type="gramStart"/>
-      <w:r>
-        <w:rPr>
-          <w:rFonts w:ascii="Consolas" w:eastAsia="Consolas" w:hAnsi="Consolas" w:cs="Consolas"/>
-          <w:lang w:val="en-US"/>
-        </w:rPr>
-        <w:t xml:space="preserve"> </w:t>
-      </w:r>
-      <w:r>
-        <w:rPr>
-          <w:rFonts w:ascii="Consolas" w:eastAsia="Consolas" w:hAnsi="Consolas" w:cs="Consolas"/>
-          <w:u w:val="single"/>
-          <w:lang w:val="en-US"/>
-        </w:rPr>
-        <w:t xml:space="preserve">  {</w:t>
-      </w:r>
-      <w:proofErr w:type="spellStart"/>
-      <w:proofErr w:type="gramEnd"/>
-      <w:r>
-        <w:rPr>
-          <w:rFonts w:ascii="Consolas" w:eastAsia="Consolas" w:hAnsi="Consolas" w:cs="Consolas"/>
-          <w:u w:val="single"/>
-          <w:lang w:val="en-US"/>
-        </w:rPr>
-        <w:t>photoN</w:t>
-      </w:r>
-      <w:proofErr w:type="spellEnd"/>
-      <w:r>
-        <w:rPr>
-          <w:rFonts w:ascii="Consolas" w:eastAsia="Consolas" w:hAnsi="Consolas" w:cs="Consolas"/>
-          <w:u w:val="single"/>
-          <w:lang w:val="en-US"/>
-        </w:rPr>
-        <w:t xml:space="preserve">}  </w:t>
-      </w:r>
-      <w:r>
-        <w:tab/>
-      </w:r>
-    </w:p>
-    <w:p>
-      <w:pPr>
-        <w:rPr>
-          <w:rFonts w:ascii="Consolas" w:eastAsia="Consolas" w:hAnsi="Consolas" w:cs="Consolas"/>
-          <w:lang w:val="en-US"/>
-        </w:rPr>
-      </w:pPr>
-      <w:r>
-        <w:rPr>
-          <w:rFonts w:ascii="Consolas" w:eastAsia="Consolas" w:hAnsi="Consolas" w:cs="Consolas"/>
-          <w:lang w:val="en-US"/>
-        </w:rPr>
-        <w:t xml:space="preserve">Emergency Contact Updated:   </w:t>
-      </w:r>
-      <w:proofErr w:type="gramStart"/>
-      <w:r>
-        <w:rPr>
-          <w:rFonts w:ascii="Consolas" w:eastAsia="Consolas" w:hAnsi="Consolas" w:cs="Consolas"/>
-          <w:lang w:val="en-US"/>
-        </w:rPr>
-        <w:t>Yes</w:t>
-      </w:r>
-      <w:r>
-        <w:rPr>
-          <w:rFonts w:ascii="Consolas" w:eastAsia="Consolas" w:hAnsi="Consolas" w:cs="Consolas"/>
-          <w:lang w:val="en-US"/>
-        </w:rPr>
-        <w:t xml:space="preserve"> </w:t>
-      </w:r>
-      <w:r>
-        <w:rPr>
-          <w:rFonts w:ascii="Consolas" w:eastAsia="Consolas" w:hAnsi="Consolas" w:cs="Consolas"/>
-          <w:u w:val="single"/>
-          <w:lang w:val="en-US"/>
-        </w:rPr>
-        <w:t xml:space="preserve">  {</w:t>
-      </w:r>
-      <w:proofErr w:type="spellStart"/>
-      <w:r>
-        <w:rPr>
-          <w:rFonts w:ascii="Consolas" w:eastAsia="Consolas" w:hAnsi="Consolas" w:cs="Consolas"/>
-          <w:u w:val="single"/>
-          <w:lang w:val="en-US"/>
-        </w:rPr>
-        <w:t>emeY</w:t>
-      </w:r>
-      <w:proofErr w:type="spellEnd"/>
-      <w:r>
-        <w:rPr>
-          <w:rFonts w:ascii="Consolas" w:eastAsia="Consolas" w:hAnsi="Consolas" w:cs="Consolas"/>
-          <w:u w:val="single"/>
-          <w:lang w:val="en-US"/>
-        </w:rPr>
-        <w:t xml:space="preserve">}  </w:t>
-      </w:r>
-      <w:r>
-        <w:tab/>
-      </w:r>
-      <w:proofErr w:type="gramEnd"/>
-      <w:r>
-        <w:rPr>
-          <w:rFonts w:ascii="Consolas" w:eastAsia="Consolas" w:hAnsi="Consolas" w:cs="Consolas"/>
-          <w:lang w:val="en-US"/>
-        </w:rPr>
-        <w:t xml:space="preserve">   No</w:t>
-      </w:r>
-      <w:proofErr w:type="gramStart"/>
-      <w:r>
-        <w:tab/>
-      </w:r>
-      <w:r>
-        <w:rPr>
-          <w:rFonts w:ascii="Consolas" w:eastAsia="Consolas" w:hAnsi="Consolas" w:cs="Consolas"/>
-          <w:u w:val="single"/>
-          <w:lang w:val="en-US"/>
-        </w:rPr>
-        <w:t xml:space="preserve">  {</w:t>
-      </w:r>
-      <w:proofErr w:type="spellStart"/>
-      <w:r>
-        <w:rPr>
-          <w:rFonts w:ascii="Consolas" w:eastAsia="Consolas" w:hAnsi="Consolas" w:cs="Consolas"/>
-          <w:u w:val="single"/>
-          <w:lang w:val="en-US"/>
-        </w:rPr>
-        <w:t>emeN</w:t>
-      </w:r>
-      <w:proofErr w:type="spellEnd"/>
-      <w:r>
-        <w:rPr>
-          <w:rFonts w:ascii="Consolas" w:eastAsia="Consolas" w:hAnsi="Consolas" w:cs="Consolas"/>
-          <w:u w:val="single"/>
-          <w:lang w:val="en-US"/>
-        </w:rPr>
-        <w:t xml:space="preserve">}  </w:t>
-      </w:r>
-      <w:r>
-        <w:tab/>
-      </w:r>
-      <w:proofErr w:type="gramEnd"/>
-      <w:r>
-        <w:rPr>
-          <w:rFonts w:ascii="Consolas" w:eastAsia="Consolas" w:hAnsi="Consolas" w:cs="Consolas"/>
-          <w:lang w:val="en-US"/>
-        </w:rPr>
-        <w:t xml:space="preserve">   Date Updated:</w:t>
-      </w:r>
-      <w:r>
-        <w:rPr>
-          <w:rFonts w:ascii="Consolas" w:eastAsia="Consolas" w:hAnsi="Consolas" w:cs="Consolas"/>
-          <w:u w:val="single"/>
-          <w:lang w:val="en-US"/>
-        </w:rPr>
-        <w:t xml:space="preserve"> </w:t>
-      </w:r>
-      <w:r>
-        <w:rPr>
-          <w:rFonts w:ascii="Consolas" w:eastAsia="Consolas" w:hAnsi="Consolas" w:cs="Consolas"/>
-          <w:u w:val="single"/>
-          <w:lang w:val="en-US"/>
-        </w:rPr>
-        <w:tab/>
-        <w:t>{</w:t>
-      </w:r>
-      <w:proofErr w:type="spellStart"/>
-      <w:r>
-        <w:rPr>
-          <w:rFonts w:ascii="Consolas" w:eastAsia="Consolas" w:hAnsi="Consolas" w:cs="Consolas"/>
-          <w:u w:val="single"/>
-          <w:lang w:val="en-US"/>
-        </w:rPr>
-        <w:t>emergencyContactUpdatedDate</w:t>
-      </w:r>
-      <w:proofErr w:type="spellEnd"/>
-      <w:r>
-        <w:rPr>
-          <w:rFonts w:ascii="Consolas" w:eastAsia="Consolas" w:hAnsi="Consolas" w:cs="Consolas"/>
-          <w:u w:val="single"/>
-          <w:lang w:val="en-US"/>
-        </w:rPr>
-        <w:t>}</w:t>
-      </w:r>
-      <w:r>
         <w:rPr>
           <w:rFonts w:ascii="Consolas" w:eastAsia="Consolas" w:hAnsi="Consolas" w:cs="Consolas"/>
           <w:u w:val="single"/>
@@ -1429,37 +953,14 @@
         <w:rPr>
           <w:rFonts w:ascii="Consolas" w:eastAsia="Consolas" w:hAnsi="Consolas" w:cs="Consolas"/>
         </w:rPr>
-        <w:t xml:space="preserve">     Appeal: </w:t>
-      </w:r>
-      <w:proofErr w:type="gramStart"/>
-      <w:r>
-        <w:rPr>
-          <w:rFonts w:ascii="Consolas" w:eastAsia="Consolas" w:hAnsi="Consolas" w:cs="Consolas"/>
-        </w:rPr>
-        <w:t xml:space="preserve">Yes </w:t>
-      </w:r>
-      <w:r>
-        <w:rPr>
-          <w:rFonts w:ascii="Consolas" w:eastAsia="Consolas" w:hAnsi="Consolas" w:cs="Consolas"/>
-          <w:u w:val="single"/>
-        </w:rPr>
-        <w:t xml:space="preserve"> {</w:t>
-      </w:r>
-      <w:proofErr w:type="spellStart"/>
-      <w:r>
-        <w:rPr>
-          <w:rFonts w:ascii="Consolas" w:eastAsia="Consolas" w:hAnsi="Consolas" w:cs="Consolas"/>
-          <w:u w:val="single"/>
-        </w:rPr>
-        <w:t>apY</w:t>
-      </w:r>
-      <w:proofErr w:type="spellEnd"/>
-      <w:r>
-        <w:rPr>
-          <w:rFonts w:ascii="Consolas" w:eastAsia="Consolas" w:hAnsi="Consolas" w:cs="Consolas"/>
-          <w:u w:val="single"/>
-        </w:rPr>
-        <w:t xml:space="preserve">} </w:t>
+        <w:t xml:space="preserve">     Appeal: Yes </w:t>
+      </w:r>
+      <w:r>
+        <w:rPr>
+          <w:rFonts w:ascii="Consolas" w:eastAsia="Consolas" w:hAnsi="Consolas" w:cs="Consolas"/>
+          <w:u w:val="single"/>
+        </w:rPr>
+        <w:t xml:space="preserve"> {apY} </w:t>
       </w:r>
       <w:r>
         <w:rPr>
@@ -1472,91 +973,58 @@
           <w:rFonts w:ascii="Consolas" w:eastAsia="Consolas" w:hAnsi="Consolas" w:cs="Consolas"/>
           <w:u w:val="single"/>
         </w:rPr>
-        <w:t xml:space="preserve">  {</w:t>
-      </w:r>
-      <w:proofErr w:type="spellStart"/>
-      <w:proofErr w:type="gramEnd"/>
-      <w:r>
-        <w:rPr>
-          <w:rFonts w:ascii="Consolas" w:eastAsia="Consolas" w:hAnsi="Consolas" w:cs="Consolas"/>
-          <w:u w:val="single"/>
-        </w:rPr>
-        <w:t>apN</w:t>
-      </w:r>
-      <w:proofErr w:type="spellEnd"/>
-      <w:r>
-        <w:rPr>
-          <w:rFonts w:ascii="Consolas" w:eastAsia="Consolas" w:hAnsi="Consolas" w:cs="Consolas"/>
-          <w:u w:val="single"/>
-        </w:rPr>
-        <w:t>}</w:t>
-      </w:r>
-    </w:p>
-    <w:p>
-      <w:pPr>
-        <w:rPr>
-          <w:rFonts w:ascii="Consolas" w:eastAsia="Consolas" w:hAnsi="Consolas" w:cs="Consolas"/>
-          <w:lang w:val="en-US"/>
-        </w:rPr>
-      </w:pPr>
-      <w:r>
-        <w:rPr>
-          <w:rFonts w:ascii="Consolas" w:eastAsia="Consolas" w:hAnsi="Consolas" w:cs="Consolas"/>
-        </w:rPr>
-        <w:tab/>
-      </w:r>
-      <w:r>
-        <w:rPr>
-          <w:rFonts w:ascii="Consolas" w:eastAsia="Consolas" w:hAnsi="Consolas" w:cs="Consolas"/>
-        </w:rPr>
-        <w:tab/>
-      </w:r>
-      <w:r>
-        <w:rPr>
-          <w:rFonts w:ascii="Consolas" w:eastAsia="Consolas" w:hAnsi="Consolas" w:cs="Consolas"/>
-        </w:rPr>
-        <w:tab/>
-      </w:r>
-      <w:r>
-        <w:rPr>
-          <w:rFonts w:ascii="Consolas" w:eastAsia="Consolas" w:hAnsi="Consolas" w:cs="Consolas"/>
-        </w:rPr>
-        <w:tab/>
-      </w:r>
-      <w:r>
-        <w:rPr>
-          <w:rFonts w:ascii="Consolas" w:eastAsia="Consolas" w:hAnsi="Consolas" w:cs="Consolas"/>
-        </w:rPr>
-        <w:tab/>
-      </w:r>
-      <w:r>
-        <w:rPr>
-          <w:rFonts w:ascii="Consolas" w:eastAsia="Consolas" w:hAnsi="Consolas" w:cs="Consolas"/>
-        </w:rPr>
-        <w:tab/>
-      </w:r>
-      <w:r>
-        <w:rPr>
-          <w:rFonts w:ascii="Consolas" w:eastAsia="Consolas" w:hAnsi="Consolas" w:cs="Consolas"/>
-          <w:lang w:val="en-US"/>
-        </w:rPr>
-        <w:t xml:space="preserve">If </w:t>
-      </w:r>
-      <w:proofErr w:type="gramStart"/>
-      <w:r>
-        <w:rPr>
-          <w:rFonts w:ascii="Consolas" w:eastAsia="Consolas" w:hAnsi="Consolas" w:cs="Consolas"/>
-          <w:lang w:val="en-US"/>
-        </w:rPr>
-        <w:t>Yes</w:t>
-      </w:r>
-      <w:proofErr w:type="gramEnd"/>
-      <w:r>
-        <w:rPr>
-          <w:rFonts w:ascii="Consolas" w:eastAsia="Consolas" w:hAnsi="Consolas" w:cs="Consolas"/>
-          <w:lang w:val="en-US"/>
-        </w:rPr>
-        <w:t xml:space="preserve"> provide appeal and copy to inmate</w:t>
+        <w:t xml:space="preserve">  {apN}</w:t>
+      </w:r>
+    </w:p>
+    <w:p>
+      <w:pPr>
+        <w:rPr>
+          <w:rFonts w:ascii="Consolas" w:eastAsia="Consolas" w:hAnsi="Consolas" w:cs="Consolas"/>
+          <w:lang w:val="en-US"/>
+        </w:rPr>
+      </w:pPr>
+      <w:r>
+        <w:rPr>
+          <w:rFonts w:ascii="Consolas" w:eastAsia="Consolas" w:hAnsi="Consolas" w:cs="Consolas"/>
+        </w:rPr>
+        <w:tab/>
+      </w:r>
+      <w:r>
+        <w:rPr>
+          <w:rFonts w:ascii="Consolas" w:eastAsia="Consolas" w:hAnsi="Consolas" w:cs="Consolas"/>
+        </w:rPr>
+        <w:tab/>
+      </w:r>
+      <w:r>
+        <w:rPr>
+          <w:rFonts w:ascii="Consolas" w:eastAsia="Consolas" w:hAnsi="Consolas" w:cs="Consolas"/>
+        </w:rPr>
+        <w:tab/>
+      </w:r>
+      <w:r>
+        <w:rPr>
+          <w:rFonts w:ascii="Consolas" w:eastAsia="Consolas" w:hAnsi="Consolas" w:cs="Consolas"/>
+        </w:rPr>
+        <w:tab/>
+      </w:r>
+      <w:r>
+        <w:rPr>
+          <w:rFonts w:ascii="Consolas" w:eastAsia="Consolas" w:hAnsi="Consolas" w:cs="Consolas"/>
+        </w:rPr>
+        <w:tab/>
+      </w:r>
+      <w:r>
+        <w:rPr>
+          <w:rFonts w:ascii="Consolas" w:eastAsia="Consolas" w:hAnsi="Consolas" w:cs="Consolas"/>
+        </w:rPr>
+        <w:tab/>
+      </w:r>
+      <w:r>
+        <w:rPr>
+          <w:rFonts w:ascii="Consolas" w:eastAsia="Consolas" w:hAnsi="Consolas" w:cs="Consolas"/>
+          <w:lang w:val="en-US"/>
+        </w:rPr>
+        <w:t>If Yes provide appeal and copy to inmate</w:t>
       </w:r>
       <w:r>
         <w:rPr>
@@ -1808,18 +1276,16 @@
           <w:u w:val="single"/>
           <w:lang w:val="en-US"/>
         </w:rPr>
-        <w:t>{</w:t>
-      </w:r>
-      <w:proofErr w:type="spellStart"/>
-      <w:r>
-        <w:rPr>
-          <w:rFonts w:ascii="Consolas" w:eastAsia="Consolas" w:hAnsi="Consolas" w:cs="Consolas"/>
-          <w:u w:val="single"/>
-          <w:lang w:val="en-US"/>
-        </w:rPr>
-        <w:t>disagreementReasons</w:t>
-      </w:r>
-      <w:proofErr w:type="spellEnd"/>
+        <w:t>{disagreementReasons</w:t>
+      </w:r>
+      <w:r>
+        <w:rPr>
+          <w:rFonts w:ascii="Consolas" w:eastAsia="Consolas" w:hAnsi="Consolas" w:cs="Consolas"/>
+          <w:u w:val="single"/>
+          <w:lang w:val="en-US"/>
+        </w:rPr>
+        <w:t>OneLine</w:t>
+      </w:r>
       <w:r>
         <w:rPr>
           <w:rFonts w:ascii="Consolas" w:eastAsia="Consolas" w:hAnsi="Consolas" w:cs="Consolas"/>
@@ -2053,18 +1519,16 @@
           <w:u w:val="single"/>
           <w:lang w:val="en-US"/>
         </w:rPr>
-        <w:t>{</w:t>
-      </w:r>
-      <w:proofErr w:type="spellStart"/>
-      <w:r>
-        <w:rPr>
-          <w:rFonts w:ascii="Consolas" w:eastAsia="Consolas" w:hAnsi="Consolas" w:cs="Consolas"/>
-          <w:u w:val="single"/>
-          <w:lang w:val="en-US"/>
-        </w:rPr>
-        <w:t>denialReasons</w:t>
-      </w:r>
-      <w:proofErr w:type="spellEnd"/>
+        <w:t>{denialReasons</w:t>
+      </w:r>
+      <w:r>
+        <w:rPr>
+          <w:rFonts w:ascii="Consolas" w:eastAsia="Consolas" w:hAnsi="Consolas" w:cs="Consolas"/>
+          <w:u w:val="single"/>
+          <w:lang w:val="en-US"/>
+        </w:rPr>
+        <w:t>OneLine</w:t>
+      </w:r>
       <w:r>
         <w:rPr>
           <w:rFonts w:ascii="Consolas" w:eastAsia="Consolas" w:hAnsi="Consolas" w:cs="Consolas"/>
@@ -2181,23 +1645,7 @@
           <w:u w:val="single"/>
           <w:lang w:val="en-US"/>
         </w:rPr>
-        <w:t>{</w:t>
-      </w:r>
-      <w:proofErr w:type="spellStart"/>
-      <w:r>
-        <w:rPr>
-          <w:u w:val="single"/>
-          <w:lang w:val="en-US"/>
-        </w:rPr>
-        <w:t>institutionName</w:t>
-      </w:r>
-      <w:proofErr w:type="spellEnd"/>
-      <w:r>
-        <w:rPr>
-          <w:u w:val="single"/>
-          <w:lang w:val="en-US"/>
-        </w:rPr>
-        <w:t>}</w:t>
+        <w:t>{institutionName}</w:t>
       </w:r>
       <w:r>
         <w:tab/>
@@ -2249,90 +1697,74 @@
               <w:rPr>
                 <w:u w:val="single"/>
               </w:rPr>
+              <w:t>{residentFullName</w:t>
+            </w:r>
+            <w:r>
+              <w:rPr>
+                <w:u w:val="single"/>
+              </w:rPr>
+              <w:t>}</w:t>
+            </w:r>
+            <w:r>
+              <w:rPr>
+                <w:u w:val="single"/>
+              </w:rPr>
+              <w:tab/>
+            </w:r>
+          </w:p>
+          <w:p>
+            <w:pPr>
+              <w:tabs>
+                <w:tab w:val="left" w:pos="4320"/>
+              </w:tabs>
+              <w:rPr>
+                <w:u w:val="single"/>
+              </w:rPr>
+            </w:pPr>
+            <w:r>
+              <w:t xml:space="preserve">Date: </w:t>
+            </w:r>
+            <w:r>
+              <w:rPr>
+                <w:u w:val="single"/>
+              </w:rPr>
               <w:t>{</w:t>
             </w:r>
-            <w:proofErr w:type="spellStart"/>
             <w:r>
               <w:rPr>
                 <w:u w:val="single"/>
               </w:rPr>
-              <w:t>residentFullName</w:t>
-            </w:r>
-            <w:proofErr w:type="spellEnd"/>
+              <w:t>date}</w:t>
+            </w:r>
             <w:r>
               <w:rPr>
                 <w:u w:val="single"/>
               </w:rPr>
-              <w:t>}</w:t>
-            </w:r>
-            <w:r>
+              <w:tab/>
+            </w:r>
+          </w:p>
+          <w:p>
+            <w:pPr>
+              <w:tabs>
+                <w:tab w:val="left" w:pos="4320"/>
+              </w:tabs>
               <w:rPr>
                 <w:u w:val="single"/>
-              </w:rPr>
-              <w:tab/>
-            </w:r>
-          </w:p>
-          <w:p>
-            <w:pPr>
-              <w:tabs>
-                <w:tab w:val="left" w:pos="4320"/>
-              </w:tabs>
+                <w:lang w:val="en-US"/>
+              </w:rPr>
+            </w:pPr>
+            <w:r>
+              <w:rPr>
+                <w:lang w:val="en-US"/>
+              </w:rPr>
+              <w:t xml:space="preserve">Last CAF Score: </w:t>
+            </w:r>
+            <w:r>
               <w:rPr>
                 <w:u w:val="single"/>
               </w:rPr>
-            </w:pPr>
-            <w:r>
-              <w:t xml:space="preserve">Date: </w:t>
-            </w:r>
-            <w:r>
-              <w:rPr>
-                <w:u w:val="single"/>
-              </w:rPr>
-              <w:t>{</w:t>
-            </w:r>
-            <w:r>
-              <w:rPr>
-                <w:u w:val="single"/>
-              </w:rPr>
-              <w:t>date}</w:t>
-            </w:r>
-            <w:r>
-              <w:rPr>
-                <w:u w:val="single"/>
-              </w:rPr>
-              <w:tab/>
-            </w:r>
-          </w:p>
-          <w:p>
-            <w:pPr>
-              <w:tabs>
-                <w:tab w:val="left" w:pos="4320"/>
-              </w:tabs>
-              <w:rPr>
-                <w:u w:val="single"/>
-                <w:lang w:val="en-US"/>
-              </w:rPr>
-            </w:pPr>
-            <w:r>
-              <w:rPr>
-                <w:lang w:val="en-US"/>
-              </w:rPr>
-              <w:t xml:space="preserve">Last CAF Score: </w:t>
-            </w:r>
-            <w:r>
-              <w:rPr>
-                <w:u w:val="single"/>
-              </w:rPr>
-              <w:t>{</w:t>
-            </w:r>
-            <w:proofErr w:type="spellStart"/>
-            <w:r>
-              <w:rPr>
-                <w:u w:val="single"/>
-              </w:rPr>
-              <w:t>lastCafTotal</w:t>
-            </w:r>
-            <w:proofErr w:type="spellEnd"/>
+              <w:t>{lastCafTotal</w:t>
+            </w:r>
             <w:r>
               <w:rPr>
                 <w:u w:val="single"/>
@@ -2382,20 +1814,43 @@
               <w:rPr>
                 <w:u w:val="single"/>
               </w:rPr>
-              <w:t>{</w:t>
-            </w:r>
-            <w:proofErr w:type="spellStart"/>
+              <w:t>{omsId</w:t>
+            </w:r>
             <w:r>
               <w:rPr>
                 <w:u w:val="single"/>
               </w:rPr>
-              <w:t>omsId</w:t>
-            </w:r>
-            <w:proofErr w:type="spellEnd"/>
+              <w:t>}</w:t>
+            </w:r>
             <w:r>
               <w:rPr>
                 <w:u w:val="single"/>
               </w:rPr>
+              <w:tab/>
+            </w:r>
+          </w:p>
+          <w:p>
+            <w:pPr>
+              <w:tabs>
+                <w:tab w:val="left" w:pos="4320"/>
+              </w:tabs>
+              <w:rPr>
+                <w:u w:val="single"/>
+              </w:rPr>
+            </w:pPr>
+            <w:r>
+              <w:t xml:space="preserve">Level of Care: </w:t>
+            </w:r>
+            <w:r>
+              <w:rPr>
+                <w:u w:val="single"/>
+              </w:rPr>
+              <w:t>{levelOfCare</w:t>
+            </w:r>
+            <w:r>
+              <w:rPr>
+                <w:u w:val="single"/>
+              </w:rPr>
               <w:t>}</w:t>
             </w:r>
             <w:r>
@@ -2412,74 +1867,27 @@
               </w:tabs>
               <w:rPr>
                 <w:u w:val="single"/>
-              </w:rPr>
-            </w:pPr>
-            <w:r>
-              <w:t xml:space="preserve">Level of Care: </w:t>
+                <w:lang w:val="en-US"/>
+              </w:rPr>
+            </w:pPr>
+            <w:r>
+              <w:rPr>
+                <w:lang w:val="en-US"/>
+              </w:rPr>
+              <w:t>Last CAF Date</w:t>
+            </w:r>
+            <w:r>
+              <w:rPr>
+                <w:lang w:val="en-US"/>
+              </w:rPr>
+              <w:t xml:space="preserve">: </w:t>
             </w:r>
             <w:r>
               <w:rPr>
                 <w:u w:val="single"/>
               </w:rPr>
-              <w:t>{</w:t>
-            </w:r>
-            <w:proofErr w:type="spellStart"/>
-            <w:r>
-              <w:rPr>
-                <w:u w:val="single"/>
-              </w:rPr>
-              <w:t>levelOfCare</w:t>
-            </w:r>
-            <w:proofErr w:type="spellEnd"/>
-            <w:r>
-              <w:rPr>
-                <w:u w:val="single"/>
-              </w:rPr>
-              <w:t>}</w:t>
-            </w:r>
-            <w:r>
-              <w:rPr>
-                <w:u w:val="single"/>
-              </w:rPr>
-              <w:tab/>
-            </w:r>
-          </w:p>
-          <w:p>
-            <w:pPr>
-              <w:tabs>
-                <w:tab w:val="left" w:pos="4320"/>
-              </w:tabs>
-              <w:rPr>
-                <w:u w:val="single"/>
-                <w:lang w:val="en-US"/>
-              </w:rPr>
-            </w:pPr>
-            <w:r>
-              <w:rPr>
-                <w:lang w:val="en-US"/>
-              </w:rPr>
-              <w:t>Last CAF Date</w:t>
-            </w:r>
-            <w:r>
-              <w:rPr>
-                <w:lang w:val="en-US"/>
-              </w:rPr>
-              <w:t xml:space="preserve">: </w:t>
-            </w:r>
-            <w:r>
-              <w:rPr>
-                <w:u w:val="single"/>
-              </w:rPr>
-              <w:t>{</w:t>
-            </w:r>
-            <w:proofErr w:type="spellStart"/>
-            <w:r>
-              <w:rPr>
-                <w:u w:val="single"/>
-              </w:rPr>
-              <w:t>lastCafDate</w:t>
-            </w:r>
-            <w:proofErr w:type="spellEnd"/>
+              <w:t>{lastCafDate</w:t>
+            </w:r>
             <w:r>
               <w:rPr>
                 <w:u w:val="single"/>
@@ -2554,36 +1962,8 @@
                 <w:szCs w:val="20"/>
                 <w:lang w:val="en-US"/>
               </w:rPr>
-              <w:t>{#q1</w:t>
-            </w:r>
-            <w:proofErr w:type="gramStart"/>
-            <w:r>
-              <w:rPr>
-                <w:sz w:val="20"/>
-                <w:szCs w:val="20"/>
-                <w:lang w:val="en-US"/>
-              </w:rPr>
-              <w:t>SelectedNone}*</w:t>
-            </w:r>
-            <w:proofErr w:type="gramEnd"/>
-            <w:r>
-              <w:rPr>
-                <w:sz w:val="20"/>
-                <w:szCs w:val="20"/>
-                <w:lang w:val="en-US"/>
-              </w:rPr>
-              <w:t>{</w:t>
-            </w:r>
-            <w:proofErr w:type="gramStart"/>
-            <w:r>
-              <w:rPr>
-                <w:sz w:val="20"/>
-                <w:szCs w:val="20"/>
-                <w:lang w:val="en-US"/>
-              </w:rPr>
-              <w:t>/}None</w:t>
-            </w:r>
-            <w:proofErr w:type="gramEnd"/>
+              <w:t>{#q1SelectedNone}*{/}None</w:t>
+            </w:r>
             <w:r>
               <w:tab/>
             </w:r>
@@ -2615,43 +1995,7 @@
                 <w:szCs w:val="20"/>
                 <w:lang w:val="en-US"/>
               </w:rPr>
-              <w:t>{#q1Selected</w:t>
-            </w:r>
-            <w:proofErr w:type="gramStart"/>
-            <w:r>
-              <w:rPr>
-                <w:sz w:val="20"/>
-                <w:szCs w:val="20"/>
-                <w:lang w:val="en-US"/>
-              </w:rPr>
-              <w:t>0}*</w:t>
-            </w:r>
-            <w:proofErr w:type="gramEnd"/>
-            <w:r>
-              <w:rPr>
-                <w:sz w:val="20"/>
-                <w:szCs w:val="20"/>
-                <w:lang w:val="en-US"/>
-              </w:rPr>
-              <w:t>{</w:t>
-            </w:r>
-            <w:proofErr w:type="gramStart"/>
-            <w:r>
-              <w:rPr>
-                <w:sz w:val="20"/>
-                <w:szCs w:val="20"/>
-                <w:lang w:val="en-US"/>
-              </w:rPr>
-              <w:t>/}ASSAULT</w:t>
-            </w:r>
-            <w:proofErr w:type="gramEnd"/>
-            <w:r>
-              <w:rPr>
-                <w:sz w:val="20"/>
-                <w:szCs w:val="20"/>
-                <w:lang w:val="en-US"/>
-              </w:rPr>
-              <w:t xml:space="preserve"> – no weapon, no serious injury (last 18 months)</w:t>
+              <w:t>{#q1Selected0}*{/}ASSAULT – no weapon, no serious injury (last 18 months)</w:t>
             </w:r>
             <w:r>
               <w:tab/>
@@ -2684,43 +2028,7 @@
                 <w:szCs w:val="20"/>
                 <w:lang w:val="en-US"/>
               </w:rPr>
-              <w:t>{#q1Selected</w:t>
-            </w:r>
-            <w:proofErr w:type="gramStart"/>
-            <w:r>
-              <w:rPr>
-                <w:sz w:val="20"/>
-                <w:szCs w:val="20"/>
-                <w:lang w:val="en-US"/>
-              </w:rPr>
-              <w:t>1}*</w:t>
-            </w:r>
-            <w:proofErr w:type="gramEnd"/>
-            <w:r>
-              <w:rPr>
-                <w:sz w:val="20"/>
-                <w:szCs w:val="20"/>
-                <w:lang w:val="en-US"/>
-              </w:rPr>
-              <w:t>{</w:t>
-            </w:r>
-            <w:proofErr w:type="gramStart"/>
-            <w:r>
-              <w:rPr>
-                <w:sz w:val="20"/>
-                <w:szCs w:val="20"/>
-                <w:lang w:val="en-US"/>
-              </w:rPr>
-              <w:t>/}ASSAULT</w:t>
-            </w:r>
-            <w:proofErr w:type="gramEnd"/>
-            <w:r>
-              <w:rPr>
-                <w:sz w:val="20"/>
-                <w:szCs w:val="20"/>
-                <w:lang w:val="en-US"/>
-              </w:rPr>
-              <w:t xml:space="preserve"> – with weapon, no serious injury (last 18 months)</w:t>
+              <w:t>{#q1Selected1}*{/}ASSAULT – with weapon, no serious injury (last 18 months)</w:t>
             </w:r>
             <w:r>
               <w:tab/>
@@ -2753,43 +2061,7 @@
                 <w:szCs w:val="20"/>
                 <w:lang w:val="en-US"/>
               </w:rPr>
-              <w:t>{#q1Selected</w:t>
-            </w:r>
-            <w:proofErr w:type="gramStart"/>
-            <w:r>
-              <w:rPr>
-                <w:sz w:val="20"/>
-                <w:szCs w:val="20"/>
-                <w:lang w:val="en-US"/>
-              </w:rPr>
-              <w:t>2}*</w:t>
-            </w:r>
-            <w:proofErr w:type="gramEnd"/>
-            <w:r>
-              <w:rPr>
-                <w:sz w:val="20"/>
-                <w:szCs w:val="20"/>
-                <w:lang w:val="en-US"/>
-              </w:rPr>
-              <w:t>{</w:t>
-            </w:r>
-            <w:proofErr w:type="gramStart"/>
-            <w:r>
-              <w:rPr>
-                <w:sz w:val="20"/>
-                <w:szCs w:val="20"/>
-                <w:lang w:val="en-US"/>
-              </w:rPr>
-              <w:t>/}ASSAULT</w:t>
-            </w:r>
-            <w:proofErr w:type="gramEnd"/>
-            <w:r>
-              <w:rPr>
-                <w:sz w:val="20"/>
-                <w:szCs w:val="20"/>
-                <w:lang w:val="en-US"/>
-              </w:rPr>
-              <w:t xml:space="preserve"> – with or without weapon, with serious injury or death (last 42 months)</w:t>
+              <w:t>{#q1Selected2}*{/}ASSAULT – with or without weapon, with serious injury or death (last 42 months)</w:t>
             </w:r>
             <w:r>
               <w:tab/>
@@ -2822,43 +2094,7 @@
                 <w:szCs w:val="20"/>
                 <w:lang w:val="en-US"/>
               </w:rPr>
-              <w:t>{#q1Selected</w:t>
-            </w:r>
-            <w:proofErr w:type="gramStart"/>
-            <w:r>
-              <w:rPr>
-                <w:sz w:val="20"/>
-                <w:szCs w:val="20"/>
-                <w:lang w:val="en-US"/>
-              </w:rPr>
-              <w:t>3}*</w:t>
-            </w:r>
-            <w:proofErr w:type="gramEnd"/>
-            <w:r>
-              <w:rPr>
-                <w:sz w:val="20"/>
-                <w:szCs w:val="20"/>
-                <w:lang w:val="en-US"/>
-              </w:rPr>
-              <w:t>{</w:t>
-            </w:r>
-            <w:proofErr w:type="gramStart"/>
-            <w:r>
-              <w:rPr>
-                <w:sz w:val="20"/>
-                <w:szCs w:val="20"/>
-                <w:lang w:val="en-US"/>
-              </w:rPr>
-              <w:t>/}ASSAULT</w:t>
-            </w:r>
-            <w:proofErr w:type="gramEnd"/>
-            <w:r>
-              <w:rPr>
-                <w:sz w:val="20"/>
-                <w:szCs w:val="20"/>
-                <w:lang w:val="en-US"/>
-              </w:rPr>
-              <w:t xml:space="preserve"> – with or without weapon with serious injury or death (43 through 60 months)</w:t>
+              <w:t>{#q1Selected3}*{/}ASSAULT – with or without weapon with serious injury or death (43 through 60 months)</w:t>
             </w:r>
             <w:r>
               <w:tab/>
@@ -3007,36 +2243,8 @@
                 <w:szCs w:val="20"/>
                 <w:lang w:val="en-US"/>
               </w:rPr>
-              <w:t>{#q2Selected</w:t>
-            </w:r>
-            <w:proofErr w:type="gramStart"/>
-            <w:r>
-              <w:rPr>
-                <w:sz w:val="20"/>
-                <w:szCs w:val="20"/>
-                <w:lang w:val="en-US"/>
-              </w:rPr>
-              <w:t>0}*</w:t>
-            </w:r>
-            <w:proofErr w:type="gramEnd"/>
-            <w:r>
-              <w:rPr>
-                <w:sz w:val="20"/>
-                <w:szCs w:val="20"/>
-                <w:lang w:val="en-US"/>
-              </w:rPr>
-              <w:t>{</w:t>
-            </w:r>
-            <w:proofErr w:type="gramStart"/>
-            <w:r>
-              <w:rPr>
-                <w:sz w:val="20"/>
-                <w:szCs w:val="20"/>
-                <w:lang w:val="en-US"/>
-              </w:rPr>
-              <w:t>/}No</w:t>
-            </w:r>
-            <w:proofErr w:type="gramEnd"/>
+              <w:t>{#q2Selected0}*{/}No</w:t>
+            </w:r>
             <w:r>
               <w:tab/>
             </w:r>
@@ -3070,36 +2278,8 @@
                 <w:szCs w:val="20"/>
                 <w:lang w:val="en-US"/>
               </w:rPr>
-              <w:t>{#q2Selected</w:t>
-            </w:r>
-            <w:proofErr w:type="gramStart"/>
-            <w:r>
-              <w:rPr>
-                <w:sz w:val="20"/>
-                <w:szCs w:val="20"/>
-                <w:lang w:val="en-US"/>
-              </w:rPr>
-              <w:t>1}*</w:t>
-            </w:r>
-            <w:proofErr w:type="gramEnd"/>
-            <w:r>
-              <w:rPr>
-                <w:sz w:val="20"/>
-                <w:szCs w:val="20"/>
-                <w:lang w:val="en-US"/>
-              </w:rPr>
-              <w:t>{</w:t>
-            </w:r>
-            <w:proofErr w:type="gramStart"/>
-            <w:r>
-              <w:rPr>
-                <w:sz w:val="20"/>
-                <w:szCs w:val="20"/>
-                <w:lang w:val="en-US"/>
-              </w:rPr>
-              <w:t>/}Yes</w:t>
-            </w:r>
-            <w:proofErr w:type="gramEnd"/>
+              <w:t>{#q2Selected1}*{/}Yes</w:t>
+            </w:r>
             <w:r>
               <w:tab/>
             </w:r>
@@ -3242,36 +2422,8 @@
                 <w:szCs w:val="20"/>
                 <w:lang w:val="en-US"/>
               </w:rPr>
-              <w:t>{#q3Selected</w:t>
-            </w:r>
-            <w:proofErr w:type="gramStart"/>
-            <w:r>
-              <w:rPr>
-                <w:sz w:val="20"/>
-                <w:szCs w:val="20"/>
-                <w:lang w:val="en-US"/>
-              </w:rPr>
-              <w:t>0}*</w:t>
-            </w:r>
-            <w:proofErr w:type="gramEnd"/>
-            <w:r>
-              <w:rPr>
-                <w:sz w:val="20"/>
-                <w:szCs w:val="20"/>
-                <w:lang w:val="en-US"/>
-              </w:rPr>
-              <w:t>{</w:t>
-            </w:r>
-            <w:proofErr w:type="gramStart"/>
-            <w:r>
-              <w:rPr>
-                <w:sz w:val="20"/>
-                <w:szCs w:val="20"/>
-                <w:lang w:val="en-US"/>
-              </w:rPr>
-              <w:t>/}Low</w:t>
-            </w:r>
-            <w:proofErr w:type="gramEnd"/>
+              <w:t>{#q3Selected0}*{/}Low</w:t>
+            </w:r>
             <w:r>
               <w:tab/>
             </w:r>
@@ -3303,36 +2455,8 @@
                 <w:szCs w:val="20"/>
                 <w:lang w:val="en-US"/>
               </w:rPr>
-              <w:t>{#q3Selected</w:t>
-            </w:r>
-            <w:proofErr w:type="gramStart"/>
-            <w:r>
-              <w:rPr>
-                <w:sz w:val="20"/>
-                <w:szCs w:val="20"/>
-                <w:lang w:val="en-US"/>
-              </w:rPr>
-              <w:t>1}*</w:t>
-            </w:r>
-            <w:proofErr w:type="gramEnd"/>
-            <w:r>
-              <w:rPr>
-                <w:sz w:val="20"/>
-                <w:szCs w:val="20"/>
-                <w:lang w:val="en-US"/>
-              </w:rPr>
-              <w:t>{</w:t>
-            </w:r>
-            <w:proofErr w:type="gramStart"/>
-            <w:r>
-              <w:rPr>
-                <w:sz w:val="20"/>
-                <w:szCs w:val="20"/>
-                <w:lang w:val="en-US"/>
-              </w:rPr>
-              <w:t>/}Moderate</w:t>
-            </w:r>
-            <w:proofErr w:type="gramEnd"/>
+              <w:t>{#q3Selected1}*{/}Moderate</w:t>
+            </w:r>
             <w:r>
               <w:tab/>
             </w:r>
@@ -3364,36 +2488,8 @@
                 <w:szCs w:val="20"/>
                 <w:lang w:val="en-US"/>
               </w:rPr>
-              <w:t>{#q3Selected</w:t>
-            </w:r>
-            <w:proofErr w:type="gramStart"/>
-            <w:r>
-              <w:rPr>
-                <w:sz w:val="20"/>
-                <w:szCs w:val="20"/>
-                <w:lang w:val="en-US"/>
-              </w:rPr>
-              <w:t>2}*</w:t>
-            </w:r>
-            <w:proofErr w:type="gramEnd"/>
-            <w:r>
-              <w:rPr>
-                <w:sz w:val="20"/>
-                <w:szCs w:val="20"/>
-                <w:lang w:val="en-US"/>
-              </w:rPr>
-              <w:t>{</w:t>
-            </w:r>
-            <w:proofErr w:type="gramStart"/>
-            <w:r>
-              <w:rPr>
-                <w:sz w:val="20"/>
-                <w:szCs w:val="20"/>
-                <w:lang w:val="en-US"/>
-              </w:rPr>
-              <w:t>/}High</w:t>
-            </w:r>
-            <w:proofErr w:type="gramEnd"/>
+              <w:t>{#q3Selected2}*{/}High</w:t>
+            </w:r>
             <w:r>
               <w:tab/>
             </w:r>
@@ -3425,36 +2521,8 @@
                 <w:szCs w:val="20"/>
                 <w:lang w:val="en-US"/>
               </w:rPr>
-              <w:t>{#q3Selected</w:t>
-            </w:r>
-            <w:proofErr w:type="gramStart"/>
-            <w:r>
-              <w:rPr>
-                <w:sz w:val="20"/>
-                <w:szCs w:val="20"/>
-                <w:lang w:val="en-US"/>
-              </w:rPr>
-              <w:t>3}*</w:t>
-            </w:r>
-            <w:proofErr w:type="gramEnd"/>
-            <w:r>
-              <w:rPr>
-                <w:sz w:val="20"/>
-                <w:szCs w:val="20"/>
-                <w:lang w:val="en-US"/>
-              </w:rPr>
-              <w:t>{</w:t>
-            </w:r>
-            <w:proofErr w:type="gramStart"/>
-            <w:r>
-              <w:rPr>
-                <w:sz w:val="20"/>
-                <w:szCs w:val="20"/>
-                <w:lang w:val="en-US"/>
-              </w:rPr>
-              <w:t>/}Highest</w:t>
-            </w:r>
-            <w:proofErr w:type="gramEnd"/>
+              <w:t>{#q3Selected3}*{/}Highest</w:t>
+            </w:r>
             <w:r>
               <w:tab/>
             </w:r>
@@ -3595,36 +2663,8 @@
                 <w:szCs w:val="20"/>
                 <w:lang w:val="en-US"/>
               </w:rPr>
-              <w:t>{#q4Selected</w:t>
-            </w:r>
-            <w:proofErr w:type="gramStart"/>
-            <w:r>
-              <w:rPr>
-                <w:sz w:val="20"/>
-                <w:szCs w:val="20"/>
-                <w:lang w:val="en-US"/>
-              </w:rPr>
-              <w:t>0}*</w:t>
-            </w:r>
-            <w:proofErr w:type="gramEnd"/>
-            <w:r>
-              <w:rPr>
-                <w:sz w:val="20"/>
-                <w:szCs w:val="20"/>
-                <w:lang w:val="en-US"/>
-              </w:rPr>
-              <w:t>{</w:t>
-            </w:r>
-            <w:proofErr w:type="gramStart"/>
-            <w:r>
-              <w:rPr>
-                <w:sz w:val="20"/>
-                <w:szCs w:val="20"/>
-                <w:lang w:val="en-US"/>
-              </w:rPr>
-              <w:t>/}Low</w:t>
-            </w:r>
-            <w:proofErr w:type="gramEnd"/>
+              <w:t>{#q4Selected0}*{/}Low</w:t>
+            </w:r>
             <w:r>
               <w:tab/>
             </w:r>
@@ -3656,36 +2696,8 @@
                 <w:szCs w:val="20"/>
                 <w:lang w:val="en-US"/>
               </w:rPr>
-              <w:t>{#q4Selected</w:t>
-            </w:r>
-            <w:proofErr w:type="gramStart"/>
-            <w:r>
-              <w:rPr>
-                <w:sz w:val="20"/>
-                <w:szCs w:val="20"/>
-                <w:lang w:val="en-US"/>
-              </w:rPr>
-              <w:t>1}*</w:t>
-            </w:r>
-            <w:proofErr w:type="gramEnd"/>
-            <w:r>
-              <w:rPr>
-                <w:sz w:val="20"/>
-                <w:szCs w:val="20"/>
-                <w:lang w:val="en-US"/>
-              </w:rPr>
-              <w:t>{</w:t>
-            </w:r>
-            <w:proofErr w:type="gramStart"/>
-            <w:r>
-              <w:rPr>
-                <w:sz w:val="20"/>
-                <w:szCs w:val="20"/>
-                <w:lang w:val="en-US"/>
-              </w:rPr>
-              <w:t>/}Moderate</w:t>
-            </w:r>
-            <w:proofErr w:type="gramEnd"/>
+              <w:t>{#q4Selected1}*{/}Moderate</w:t>
+            </w:r>
             <w:r>
               <w:tab/>
             </w:r>
@@ -3717,36 +2729,8 @@
                 <w:szCs w:val="20"/>
                 <w:lang w:val="en-US"/>
               </w:rPr>
-              <w:t>{#q4Selected</w:t>
-            </w:r>
-            <w:proofErr w:type="gramStart"/>
-            <w:r>
-              <w:rPr>
-                <w:sz w:val="20"/>
-                <w:szCs w:val="20"/>
-                <w:lang w:val="en-US"/>
-              </w:rPr>
-              <w:t>2}*</w:t>
-            </w:r>
-            <w:proofErr w:type="gramEnd"/>
-            <w:r>
-              <w:rPr>
-                <w:sz w:val="20"/>
-                <w:szCs w:val="20"/>
-                <w:lang w:val="en-US"/>
-              </w:rPr>
-              <w:t>{</w:t>
-            </w:r>
-            <w:proofErr w:type="gramStart"/>
-            <w:r>
-              <w:rPr>
-                <w:sz w:val="20"/>
-                <w:szCs w:val="20"/>
-                <w:lang w:val="en-US"/>
-              </w:rPr>
-              <w:t>/}High</w:t>
-            </w:r>
-            <w:proofErr w:type="gramEnd"/>
+              <w:t>{#q4Selected2}*{/}High</w:t>
+            </w:r>
             <w:r>
               <w:tab/>
             </w:r>
@@ -3778,36 +2762,8 @@
                 <w:szCs w:val="20"/>
                 <w:lang w:val="en-US"/>
               </w:rPr>
-              <w:t>{#q4Selected</w:t>
-            </w:r>
-            <w:proofErr w:type="gramStart"/>
-            <w:r>
-              <w:rPr>
-                <w:sz w:val="20"/>
-                <w:szCs w:val="20"/>
-                <w:lang w:val="en-US"/>
-              </w:rPr>
-              <w:t>3}*</w:t>
-            </w:r>
-            <w:proofErr w:type="gramEnd"/>
-            <w:r>
-              <w:rPr>
-                <w:sz w:val="20"/>
-                <w:szCs w:val="20"/>
-                <w:lang w:val="en-US"/>
-              </w:rPr>
-              <w:t>{</w:t>
-            </w:r>
-            <w:proofErr w:type="gramStart"/>
-            <w:r>
-              <w:rPr>
-                <w:sz w:val="20"/>
-                <w:szCs w:val="20"/>
-                <w:lang w:val="en-US"/>
-              </w:rPr>
-              <w:t>/}Highest</w:t>
-            </w:r>
-            <w:proofErr w:type="gramEnd"/>
+              <w:t>{#q4Selected3}*{/}Highest</w:t>
+            </w:r>
             <w:r>
               <w:tab/>
             </w:r>
@@ -4064,27 +3020,7 @@
                 <w:u w:val="single"/>
                 <w:lang w:val="en-US"/>
               </w:rPr>
-              <w:t>{</w:t>
-            </w:r>
-            <w:proofErr w:type="spellStart"/>
-            <w:r>
-              <w:rPr>
-                <w:sz w:val="27"/>
-                <w:szCs w:val="27"/>
-                <w:u w:val="single"/>
-                <w:lang w:val="en-US"/>
-              </w:rPr>
-              <w:t>scheduleAScore</w:t>
-            </w:r>
-            <w:proofErr w:type="spellEnd"/>
-            <w:r>
-              <w:rPr>
-                <w:sz w:val="27"/>
-                <w:szCs w:val="27"/>
-                <w:u w:val="single"/>
-                <w:lang w:val="en-US"/>
-              </w:rPr>
-              <w:t>}</w:t>
+              <w:t>{scheduleAScore}</w:t>
             </w:r>
           </w:p>
           <w:p>
@@ -4098,25 +3034,7 @@
                 <w:szCs w:val="14"/>
                 <w:lang w:val="en-US"/>
               </w:rPr>
-              <w:t>{</w:t>
-            </w:r>
-            <w:proofErr w:type="spellStart"/>
-            <w:r>
-              <w:rPr>
-                <w:sz w:val="14"/>
-                <w:szCs w:val="14"/>
-                <w:lang w:val="en-US"/>
-              </w:rPr>
-              <w:t>scheduleAText</w:t>
-            </w:r>
-            <w:proofErr w:type="spellEnd"/>
-            <w:r>
-              <w:rPr>
-                <w:sz w:val="14"/>
-                <w:szCs w:val="14"/>
-                <w:lang w:val="en-US"/>
-              </w:rPr>
-              <w:t>}</w:t>
+              <w:t>{scheduleAText}</w:t>
             </w:r>
           </w:p>
         </w:tc>
@@ -4186,43 +3104,7 @@
                 <w:szCs w:val="20"/>
                 <w:lang w:val="en-US"/>
               </w:rPr>
-              <w:t>{#q5Selected</w:t>
-            </w:r>
-            <w:proofErr w:type="gramStart"/>
-            <w:r>
-              <w:rPr>
-                <w:sz w:val="20"/>
-                <w:szCs w:val="20"/>
-                <w:lang w:val="en-US"/>
-              </w:rPr>
-              <w:t>0}*</w:t>
-            </w:r>
-            <w:proofErr w:type="gramEnd"/>
-            <w:r>
-              <w:rPr>
-                <w:sz w:val="20"/>
-                <w:szCs w:val="20"/>
-                <w:lang w:val="en-US"/>
-              </w:rPr>
-              <w:t>{</w:t>
-            </w:r>
-            <w:proofErr w:type="gramStart"/>
-            <w:r>
-              <w:rPr>
-                <w:sz w:val="20"/>
-                <w:szCs w:val="20"/>
-                <w:lang w:val="en-US"/>
-              </w:rPr>
-              <w:t>/}No</w:t>
-            </w:r>
-            <w:proofErr w:type="gramEnd"/>
-            <w:r>
-              <w:rPr>
-                <w:sz w:val="20"/>
-                <w:szCs w:val="20"/>
-                <w:lang w:val="en-US"/>
-              </w:rPr>
-              <w:t xml:space="preserve"> escapes or attempts</w:t>
+              <w:t>{#q5Selected0}*{/}No escapes or attempts</w:t>
             </w:r>
             <w:r>
               <w:tab/>
@@ -4257,43 +3139,7 @@
                 <w:szCs w:val="20"/>
                 <w:lang w:val="en-US"/>
               </w:rPr>
-              <w:t>{#q5Selected</w:t>
-            </w:r>
-            <w:proofErr w:type="gramStart"/>
-            <w:r>
-              <w:rPr>
-                <w:sz w:val="20"/>
-                <w:szCs w:val="20"/>
-                <w:lang w:val="en-US"/>
-              </w:rPr>
-              <w:t>1}*</w:t>
-            </w:r>
-            <w:proofErr w:type="gramEnd"/>
-            <w:r>
-              <w:rPr>
-                <w:sz w:val="20"/>
-                <w:szCs w:val="20"/>
-                <w:lang w:val="en-US"/>
-              </w:rPr>
-              <w:t>{</w:t>
-            </w:r>
-            <w:proofErr w:type="gramStart"/>
-            <w:r>
-              <w:rPr>
-                <w:sz w:val="20"/>
-                <w:szCs w:val="20"/>
-                <w:lang w:val="en-US"/>
-              </w:rPr>
-              <w:t>/}Escape</w:t>
-            </w:r>
-            <w:proofErr w:type="gramEnd"/>
-            <w:r>
-              <w:rPr>
-                <w:sz w:val="20"/>
-                <w:szCs w:val="20"/>
-                <w:lang w:val="en-US"/>
-              </w:rPr>
-              <w:t xml:space="preserve"> or attempt from minimum custody, no actual or threatened violence: over 1 year ago</w:t>
+              <w:t>{#q5Selected1}*{/}Escape or attempt from minimum custody, no actual or threatened violence: over 1 year ago</w:t>
             </w:r>
             <w:r>
               <w:tab/>
@@ -4328,43 +3174,7 @@
                 <w:szCs w:val="20"/>
                 <w:lang w:val="en-US"/>
               </w:rPr>
-              <w:t>{#q5Selected</w:t>
-            </w:r>
-            <w:proofErr w:type="gramStart"/>
-            <w:r>
-              <w:rPr>
-                <w:sz w:val="20"/>
-                <w:szCs w:val="20"/>
-                <w:lang w:val="en-US"/>
-              </w:rPr>
-              <w:t>2}*</w:t>
-            </w:r>
-            <w:proofErr w:type="gramEnd"/>
-            <w:r>
-              <w:rPr>
-                <w:sz w:val="20"/>
-                <w:szCs w:val="20"/>
-                <w:lang w:val="en-US"/>
-              </w:rPr>
-              <w:t>{</w:t>
-            </w:r>
-            <w:proofErr w:type="gramStart"/>
-            <w:r>
-              <w:rPr>
-                <w:sz w:val="20"/>
-                <w:szCs w:val="20"/>
-                <w:lang w:val="en-US"/>
-              </w:rPr>
-              <w:t>/}Escape</w:t>
-            </w:r>
-            <w:proofErr w:type="gramEnd"/>
-            <w:r>
-              <w:rPr>
-                <w:sz w:val="20"/>
-                <w:szCs w:val="20"/>
-                <w:lang w:val="en-US"/>
-              </w:rPr>
-              <w:t xml:space="preserve"> or attempt from minimum custody, no actual or threatened violence: within the last year</w:t>
+              <w:t>{#q5Selected2}*{/}Escape or attempt from minimum custody, no actual or threatened violence: within the last year</w:t>
             </w:r>
             <w:r>
               <w:tab/>
@@ -4399,43 +3209,7 @@
                 <w:szCs w:val="20"/>
                 <w:lang w:val="en-US"/>
               </w:rPr>
-              <w:t>{#q5Selected</w:t>
-            </w:r>
-            <w:proofErr w:type="gramStart"/>
-            <w:r>
-              <w:rPr>
-                <w:sz w:val="20"/>
-                <w:szCs w:val="20"/>
-                <w:lang w:val="en-US"/>
-              </w:rPr>
-              <w:t>3}*</w:t>
-            </w:r>
-            <w:proofErr w:type="gramEnd"/>
-            <w:r>
-              <w:rPr>
-                <w:sz w:val="20"/>
-                <w:szCs w:val="20"/>
-                <w:lang w:val="en-US"/>
-              </w:rPr>
-              <w:t>{</w:t>
-            </w:r>
-            <w:proofErr w:type="gramStart"/>
-            <w:r>
-              <w:rPr>
-                <w:sz w:val="20"/>
-                <w:szCs w:val="20"/>
-                <w:lang w:val="en-US"/>
-              </w:rPr>
-              <w:t>/}Escape</w:t>
-            </w:r>
-            <w:proofErr w:type="gramEnd"/>
-            <w:r>
-              <w:rPr>
-                <w:sz w:val="20"/>
-                <w:szCs w:val="20"/>
-                <w:lang w:val="en-US"/>
-              </w:rPr>
-              <w:t xml:space="preserve"> or attempt from medium or above custody, or from minimum custody with actual or threatened violence: over 1 year ago</w:t>
+              <w:t>{#q5Selected3}*{/}Escape or attempt from medium or above custody, or from minimum custody with actual or threatened violence: over 1 year ago</w:t>
             </w:r>
             <w:r>
               <w:tab/>
@@ -4470,43 +3244,7 @@
                 <w:szCs w:val="20"/>
                 <w:lang w:val="en-US"/>
               </w:rPr>
-              <w:t>{#q5Selected</w:t>
-            </w:r>
-            <w:proofErr w:type="gramStart"/>
-            <w:r>
-              <w:rPr>
-                <w:sz w:val="20"/>
-                <w:szCs w:val="20"/>
-                <w:lang w:val="en-US"/>
-              </w:rPr>
-              <w:t>4}*</w:t>
-            </w:r>
-            <w:proofErr w:type="gramEnd"/>
-            <w:r>
-              <w:rPr>
-                <w:sz w:val="20"/>
-                <w:szCs w:val="20"/>
-                <w:lang w:val="en-US"/>
-              </w:rPr>
-              <w:t>{</w:t>
-            </w:r>
-            <w:proofErr w:type="gramStart"/>
-            <w:r>
-              <w:rPr>
-                <w:sz w:val="20"/>
-                <w:szCs w:val="20"/>
-                <w:lang w:val="en-US"/>
-              </w:rPr>
-              <w:t>/}Escape</w:t>
-            </w:r>
-            <w:proofErr w:type="gramEnd"/>
-            <w:r>
-              <w:rPr>
-                <w:sz w:val="20"/>
-                <w:szCs w:val="20"/>
-                <w:lang w:val="en-US"/>
-              </w:rPr>
-              <w:t xml:space="preserve"> or attempt from medium or above custody, or from minimum custody with actual or threatened violence: within last year</w:t>
+              <w:t>{#q5Selected4}*{/}Escape or attempt from medium or above custody, or from minimum custody with actual or threatened violence: within last year</w:t>
             </w:r>
             <w:r>
               <w:tab/>
@@ -4652,43 +3390,7 @@
                 <w:szCs w:val="20"/>
                 <w:lang w:val="en-US"/>
               </w:rPr>
-              <w:t>{#q6Selected</w:t>
-            </w:r>
-            <w:proofErr w:type="gramStart"/>
-            <w:r>
-              <w:rPr>
-                <w:sz w:val="20"/>
-                <w:szCs w:val="20"/>
-                <w:lang w:val="en-US"/>
-              </w:rPr>
-              <w:t>0}*</w:t>
-            </w:r>
-            <w:proofErr w:type="gramEnd"/>
-            <w:r>
-              <w:rPr>
-                <w:sz w:val="20"/>
-                <w:szCs w:val="20"/>
-                <w:lang w:val="en-US"/>
-              </w:rPr>
-              <w:t>{</w:t>
-            </w:r>
-            <w:proofErr w:type="gramStart"/>
-            <w:r>
-              <w:rPr>
-                <w:sz w:val="20"/>
-                <w:szCs w:val="20"/>
-                <w:lang w:val="en-US"/>
-              </w:rPr>
-              <w:t>/}None</w:t>
-            </w:r>
-            <w:proofErr w:type="gramEnd"/>
-            <w:r>
-              <w:rPr>
-                <w:sz w:val="20"/>
-                <w:szCs w:val="20"/>
-                <w:lang w:val="en-US"/>
-              </w:rPr>
-              <w:t xml:space="preserve"> in Last 18 Months</w:t>
+              <w:t>{#q6Selected0}*{/}None in Last 18 Months</w:t>
             </w:r>
             <w:r>
               <w:tab/>
@@ -4723,43 +3425,7 @@
                 <w:szCs w:val="20"/>
                 <w:lang w:val="en-US"/>
               </w:rPr>
-              <w:t>{#q6Selected</w:t>
-            </w:r>
-            <w:proofErr w:type="gramStart"/>
-            <w:r>
-              <w:rPr>
-                <w:sz w:val="20"/>
-                <w:szCs w:val="20"/>
-                <w:lang w:val="en-US"/>
-              </w:rPr>
-              <w:t>1}*</w:t>
-            </w:r>
-            <w:proofErr w:type="gramEnd"/>
-            <w:r>
-              <w:rPr>
-                <w:sz w:val="20"/>
-                <w:szCs w:val="20"/>
-                <w:lang w:val="en-US"/>
-              </w:rPr>
-              <w:t>{</w:t>
-            </w:r>
-            <w:proofErr w:type="gramStart"/>
-            <w:r>
-              <w:rPr>
-                <w:sz w:val="20"/>
-                <w:szCs w:val="20"/>
-                <w:lang w:val="en-US"/>
-              </w:rPr>
-              <w:t>/}None</w:t>
-            </w:r>
-            <w:proofErr w:type="gramEnd"/>
-            <w:r>
-              <w:rPr>
-                <w:sz w:val="20"/>
-                <w:szCs w:val="20"/>
-                <w:lang w:val="en-US"/>
-              </w:rPr>
-              <w:t xml:space="preserve"> in Last 12 Months</w:t>
+              <w:t>{#q6Selected1}*{/}None in Last 12 Months</w:t>
             </w:r>
             <w:r>
               <w:tab/>
@@ -4794,43 +3460,7 @@
                 <w:szCs w:val="20"/>
                 <w:lang w:val="en-US"/>
               </w:rPr>
-              <w:t>{#q6Selected</w:t>
-            </w:r>
-            <w:proofErr w:type="gramStart"/>
-            <w:r>
-              <w:rPr>
-                <w:sz w:val="20"/>
-                <w:szCs w:val="20"/>
-                <w:lang w:val="en-US"/>
-              </w:rPr>
-              <w:t>2}*</w:t>
-            </w:r>
-            <w:proofErr w:type="gramEnd"/>
-            <w:r>
-              <w:rPr>
-                <w:sz w:val="20"/>
-                <w:szCs w:val="20"/>
-                <w:lang w:val="en-US"/>
-              </w:rPr>
-              <w:t>{</w:t>
-            </w:r>
-            <w:proofErr w:type="gramStart"/>
-            <w:r>
-              <w:rPr>
-                <w:sz w:val="20"/>
-                <w:szCs w:val="20"/>
-                <w:lang w:val="en-US"/>
-              </w:rPr>
-              <w:t>/}None</w:t>
-            </w:r>
-            <w:proofErr w:type="gramEnd"/>
-            <w:r>
-              <w:rPr>
-                <w:sz w:val="20"/>
-                <w:szCs w:val="20"/>
-                <w:lang w:val="en-US"/>
-              </w:rPr>
-              <w:t xml:space="preserve"> in Last 6 Months</w:t>
+              <w:t>{#q6Selected2}*{/}None in Last 6 Months</w:t>
             </w:r>
             <w:r>
               <w:tab/>
@@ -4865,43 +3495,7 @@
                 <w:szCs w:val="20"/>
                 <w:lang w:val="en-US"/>
               </w:rPr>
-              <w:t>{#q6Selected</w:t>
-            </w:r>
-            <w:proofErr w:type="gramStart"/>
-            <w:r>
-              <w:rPr>
-                <w:sz w:val="20"/>
-                <w:szCs w:val="20"/>
-                <w:lang w:val="en-US"/>
-              </w:rPr>
-              <w:t>3}*</w:t>
-            </w:r>
-            <w:proofErr w:type="gramEnd"/>
-            <w:r>
-              <w:rPr>
-                <w:sz w:val="20"/>
-                <w:szCs w:val="20"/>
-                <w:lang w:val="en-US"/>
-              </w:rPr>
-              <w:t>{</w:t>
-            </w:r>
-            <w:proofErr w:type="gramStart"/>
-            <w:r>
-              <w:rPr>
-                <w:sz w:val="20"/>
-                <w:szCs w:val="20"/>
-                <w:lang w:val="en-US"/>
-              </w:rPr>
-              <w:t>/}New</w:t>
-            </w:r>
-            <w:proofErr w:type="gramEnd"/>
-            <w:r>
-              <w:rPr>
-                <w:sz w:val="20"/>
-                <w:szCs w:val="20"/>
-                <w:lang w:val="en-US"/>
-              </w:rPr>
-              <w:t xml:space="preserve"> Admission / Parole Violator</w:t>
+              <w:t>{#q6Selected3}*{/}New Admission / Parole Violator</w:t>
             </w:r>
             <w:r>
               <w:tab/>
@@ -4936,43 +3530,7 @@
                 <w:szCs w:val="20"/>
                 <w:lang w:val="en-US"/>
               </w:rPr>
-              <w:t>{#q6Selected</w:t>
-            </w:r>
-            <w:proofErr w:type="gramStart"/>
-            <w:r>
-              <w:rPr>
-                <w:sz w:val="20"/>
-                <w:szCs w:val="20"/>
-                <w:lang w:val="en-US"/>
-              </w:rPr>
-              <w:t>4}*</w:t>
-            </w:r>
-            <w:proofErr w:type="gramEnd"/>
-            <w:r>
-              <w:rPr>
-                <w:sz w:val="20"/>
-                <w:szCs w:val="20"/>
-                <w:lang w:val="en-US"/>
-              </w:rPr>
-              <w:t>{</w:t>
-            </w:r>
-            <w:proofErr w:type="gramStart"/>
-            <w:r>
-              <w:rPr>
-                <w:sz w:val="20"/>
-                <w:szCs w:val="20"/>
-                <w:lang w:val="en-US"/>
-              </w:rPr>
-              <w:t>/}One</w:t>
-            </w:r>
-            <w:proofErr w:type="gramEnd"/>
-            <w:r>
-              <w:rPr>
-                <w:sz w:val="20"/>
-                <w:szCs w:val="20"/>
-                <w:lang w:val="en-US"/>
-              </w:rPr>
-              <w:t xml:space="preserve"> in Last 6 Months</w:t>
+              <w:t>{#q6Selected4}*{/}One in Last 6 Months</w:t>
             </w:r>
             <w:r>
               <w:tab/>
@@ -5007,43 +3565,7 @@
                 <w:szCs w:val="20"/>
                 <w:lang w:val="en-US"/>
               </w:rPr>
-              <w:t>{#q6Selected</w:t>
-            </w:r>
-            <w:proofErr w:type="gramStart"/>
-            <w:r>
-              <w:rPr>
-                <w:sz w:val="20"/>
-                <w:szCs w:val="20"/>
-                <w:lang w:val="en-US"/>
-              </w:rPr>
-              <w:t>5}*</w:t>
-            </w:r>
-            <w:proofErr w:type="gramEnd"/>
-            <w:r>
-              <w:rPr>
-                <w:sz w:val="20"/>
-                <w:szCs w:val="20"/>
-                <w:lang w:val="en-US"/>
-              </w:rPr>
-              <w:t>{</w:t>
-            </w:r>
-            <w:proofErr w:type="gramStart"/>
-            <w:r>
-              <w:rPr>
-                <w:sz w:val="20"/>
-                <w:szCs w:val="20"/>
-                <w:lang w:val="en-US"/>
-              </w:rPr>
-              <w:t>/}Two</w:t>
-            </w:r>
-            <w:proofErr w:type="gramEnd"/>
-            <w:r>
-              <w:rPr>
-                <w:sz w:val="20"/>
-                <w:szCs w:val="20"/>
-                <w:lang w:val="en-US"/>
-              </w:rPr>
-              <w:t xml:space="preserve"> or More in Last 6 Months</w:t>
+              <w:t>{#q6Selected5}*{/}Two or More in Last 6 Months</w:t>
             </w:r>
             <w:r>
               <w:tab/>
@@ -5189,36 +3711,8 @@
                 <w:szCs w:val="20"/>
                 <w:lang w:val="en-US"/>
               </w:rPr>
-              <w:t>{#q7</w:t>
-            </w:r>
-            <w:proofErr w:type="gramStart"/>
-            <w:r>
-              <w:rPr>
-                <w:sz w:val="20"/>
-                <w:szCs w:val="20"/>
-                <w:lang w:val="en-US"/>
-              </w:rPr>
-              <w:t>SelectedNone}*</w:t>
-            </w:r>
-            <w:proofErr w:type="gramEnd"/>
-            <w:r>
-              <w:rPr>
-                <w:sz w:val="20"/>
-                <w:szCs w:val="20"/>
-                <w:lang w:val="en-US"/>
-              </w:rPr>
-              <w:t>{</w:t>
-            </w:r>
-            <w:proofErr w:type="gramStart"/>
-            <w:r>
-              <w:rPr>
-                <w:sz w:val="20"/>
-                <w:szCs w:val="20"/>
-                <w:lang w:val="en-US"/>
-              </w:rPr>
-              <w:t>/}None</w:t>
-            </w:r>
-            <w:proofErr w:type="gramEnd"/>
+              <w:t>{#q7SelectedNone}*{/}None</w:t>
+            </w:r>
             <w:r>
               <w:tab/>
             </w:r>
@@ -5252,43 +3746,7 @@
                 <w:szCs w:val="20"/>
                 <w:lang w:val="en-US"/>
               </w:rPr>
-              <w:t>{#q7Selected</w:t>
-            </w:r>
-            <w:proofErr w:type="gramStart"/>
-            <w:r>
-              <w:rPr>
-                <w:sz w:val="20"/>
-                <w:szCs w:val="20"/>
-                <w:lang w:val="en-US"/>
-              </w:rPr>
-              <w:t>0}*</w:t>
-            </w:r>
-            <w:proofErr w:type="gramEnd"/>
-            <w:r>
-              <w:rPr>
-                <w:sz w:val="20"/>
-                <w:szCs w:val="20"/>
-                <w:lang w:val="en-US"/>
-              </w:rPr>
-              <w:t>{</w:t>
-            </w:r>
-            <w:proofErr w:type="gramStart"/>
-            <w:r>
-              <w:rPr>
-                <w:sz w:val="20"/>
-                <w:szCs w:val="20"/>
-                <w:lang w:val="en-US"/>
-              </w:rPr>
-              <w:t>/}Class</w:t>
-            </w:r>
-            <w:proofErr w:type="gramEnd"/>
-            <w:r>
-              <w:rPr>
-                <w:sz w:val="20"/>
-                <w:szCs w:val="20"/>
-                <w:lang w:val="en-US"/>
-              </w:rPr>
-              <w:t xml:space="preserve"> C</w:t>
+              <w:t>{#q7Selected0}*{/}Class C</w:t>
             </w:r>
             <w:r>
               <w:tab/>
@@ -5323,43 +3781,7 @@
                 <w:szCs w:val="20"/>
                 <w:lang w:val="en-US"/>
               </w:rPr>
-              <w:t>{#q7Selected</w:t>
-            </w:r>
-            <w:proofErr w:type="gramStart"/>
-            <w:r>
-              <w:rPr>
-                <w:sz w:val="20"/>
-                <w:szCs w:val="20"/>
-                <w:lang w:val="en-US"/>
-              </w:rPr>
-              <w:t>1}*</w:t>
-            </w:r>
-            <w:proofErr w:type="gramEnd"/>
-            <w:r>
-              <w:rPr>
-                <w:sz w:val="20"/>
-                <w:szCs w:val="20"/>
-                <w:lang w:val="en-US"/>
-              </w:rPr>
-              <w:t>{</w:t>
-            </w:r>
-            <w:proofErr w:type="gramStart"/>
-            <w:r>
-              <w:rPr>
-                <w:sz w:val="20"/>
-                <w:szCs w:val="20"/>
-                <w:lang w:val="en-US"/>
-              </w:rPr>
-              <w:t>/}Class</w:t>
-            </w:r>
-            <w:proofErr w:type="gramEnd"/>
-            <w:r>
-              <w:rPr>
-                <w:sz w:val="20"/>
-                <w:szCs w:val="20"/>
-                <w:lang w:val="en-US"/>
-              </w:rPr>
-              <w:t xml:space="preserve"> B</w:t>
+              <w:t>{#q7Selected1}*{/}Class B</w:t>
             </w:r>
             <w:r>
               <w:tab/>
@@ -5394,43 +3816,7 @@
                 <w:szCs w:val="20"/>
                 <w:lang w:val="en-US"/>
               </w:rPr>
-              <w:t>{#q7Selected</w:t>
-            </w:r>
-            <w:proofErr w:type="gramStart"/>
-            <w:r>
-              <w:rPr>
-                <w:sz w:val="20"/>
-                <w:szCs w:val="20"/>
-                <w:lang w:val="en-US"/>
-              </w:rPr>
-              <w:t>2}*</w:t>
-            </w:r>
-            <w:proofErr w:type="gramEnd"/>
-            <w:r>
-              <w:rPr>
-                <w:sz w:val="20"/>
-                <w:szCs w:val="20"/>
-                <w:lang w:val="en-US"/>
-              </w:rPr>
-              <w:t>{</w:t>
-            </w:r>
-            <w:proofErr w:type="gramStart"/>
-            <w:r>
-              <w:rPr>
-                <w:sz w:val="20"/>
-                <w:szCs w:val="20"/>
-                <w:lang w:val="en-US"/>
-              </w:rPr>
-              <w:t>/}Class</w:t>
-            </w:r>
-            <w:proofErr w:type="gramEnd"/>
-            <w:r>
-              <w:rPr>
-                <w:sz w:val="20"/>
-                <w:szCs w:val="20"/>
-                <w:lang w:val="en-US"/>
-              </w:rPr>
-              <w:t xml:space="preserve"> A</w:t>
+              <w:t>{#q7Selected2}*{/}Class A</w:t>
             </w:r>
             <w:r>
               <w:tab/>
@@ -5576,36 +3962,8 @@
                 <w:szCs w:val="20"/>
                 <w:lang w:val="en-US"/>
               </w:rPr>
-              <w:t>{#q8</w:t>
-            </w:r>
-            <w:proofErr w:type="gramStart"/>
-            <w:r>
-              <w:rPr>
-                <w:sz w:val="20"/>
-                <w:szCs w:val="20"/>
-                <w:lang w:val="en-US"/>
-              </w:rPr>
-              <w:t>SelectedNone}*</w:t>
-            </w:r>
-            <w:proofErr w:type="gramEnd"/>
-            <w:r>
-              <w:rPr>
-                <w:sz w:val="20"/>
-                <w:szCs w:val="20"/>
-                <w:lang w:val="en-US"/>
-              </w:rPr>
-              <w:t>{</w:t>
-            </w:r>
-            <w:proofErr w:type="gramStart"/>
-            <w:r>
-              <w:rPr>
-                <w:sz w:val="20"/>
-                <w:szCs w:val="20"/>
-                <w:lang w:val="en-US"/>
-              </w:rPr>
-              <w:t>/}None</w:t>
-            </w:r>
-            <w:proofErr w:type="gramEnd"/>
+              <w:t>{#q8SelectedNone}*{/}None</w:t>
+            </w:r>
             <w:r>
               <w:tab/>
             </w:r>
@@ -5639,36 +3997,8 @@
                 <w:szCs w:val="20"/>
                 <w:lang w:val="en-US"/>
               </w:rPr>
-              <w:t>{#q8Selected</w:t>
-            </w:r>
-            <w:proofErr w:type="gramStart"/>
-            <w:r>
-              <w:rPr>
-                <w:sz w:val="20"/>
-                <w:szCs w:val="20"/>
-                <w:lang w:val="en-US"/>
-              </w:rPr>
-              <w:t>0}*</w:t>
-            </w:r>
-            <w:proofErr w:type="gramEnd"/>
-            <w:r>
-              <w:rPr>
-                <w:sz w:val="20"/>
-                <w:szCs w:val="20"/>
-                <w:lang w:val="en-US"/>
-              </w:rPr>
-              <w:t>{</w:t>
-            </w:r>
-            <w:proofErr w:type="gramStart"/>
-            <w:r>
-              <w:rPr>
-                <w:sz w:val="20"/>
-                <w:szCs w:val="20"/>
-                <w:lang w:val="en-US"/>
-              </w:rPr>
-              <w:t>/}Misdemeanor</w:t>
-            </w:r>
-            <w:proofErr w:type="gramEnd"/>
+              <w:t>{#q8Selected0}*{/}Misdemeanor</w:t>
+            </w:r>
             <w:r>
               <w:tab/>
             </w:r>
@@ -5702,36 +4032,8 @@
                 <w:szCs w:val="20"/>
                 <w:lang w:val="en-US"/>
               </w:rPr>
-              <w:t>{#q8Selected</w:t>
-            </w:r>
-            <w:proofErr w:type="gramStart"/>
-            <w:r>
-              <w:rPr>
-                <w:sz w:val="20"/>
-                <w:szCs w:val="20"/>
-                <w:lang w:val="en-US"/>
-              </w:rPr>
-              <w:t>1}*</w:t>
-            </w:r>
-            <w:proofErr w:type="gramEnd"/>
-            <w:r>
-              <w:rPr>
-                <w:sz w:val="20"/>
-                <w:szCs w:val="20"/>
-                <w:lang w:val="en-US"/>
-              </w:rPr>
-              <w:t>{</w:t>
-            </w:r>
-            <w:proofErr w:type="gramStart"/>
-            <w:r>
-              <w:rPr>
-                <w:sz w:val="20"/>
-                <w:szCs w:val="20"/>
-                <w:lang w:val="en-US"/>
-              </w:rPr>
-              <w:t>/}Felony</w:t>
-            </w:r>
-            <w:proofErr w:type="gramEnd"/>
+              <w:t>{#q8Selected1}*{/}Felony</w:t>
+            </w:r>
             <w:r>
               <w:tab/>
             </w:r>
@@ -5876,36 +4178,8 @@
                 <w:szCs w:val="20"/>
                 <w:lang w:val="en-US"/>
               </w:rPr>
-              <w:t>{#q9</w:t>
-            </w:r>
-            <w:proofErr w:type="gramStart"/>
-            <w:r>
-              <w:rPr>
-                <w:sz w:val="20"/>
-                <w:szCs w:val="20"/>
-                <w:lang w:val="en-US"/>
-              </w:rPr>
-              <w:t>SelectedNone}*</w:t>
-            </w:r>
-            <w:proofErr w:type="gramEnd"/>
-            <w:r>
-              <w:rPr>
-                <w:sz w:val="20"/>
-                <w:szCs w:val="20"/>
-                <w:lang w:val="en-US"/>
-              </w:rPr>
-              <w:t>{</w:t>
-            </w:r>
-            <w:proofErr w:type="gramStart"/>
-            <w:r>
-              <w:rPr>
-                <w:sz w:val="20"/>
-                <w:szCs w:val="20"/>
-                <w:lang w:val="en-US"/>
-              </w:rPr>
-              <w:t>/}None</w:t>
-            </w:r>
-            <w:proofErr w:type="gramEnd"/>
+              <w:t>{#q9SelectedNone}*{/}None</w:t>
+            </w:r>
             <w:r>
               <w:tab/>
             </w:r>
@@ -5939,36 +4213,8 @@
                 <w:szCs w:val="20"/>
                 <w:lang w:val="en-US"/>
               </w:rPr>
-              <w:t>{#q9Selected</w:t>
-            </w:r>
-            <w:proofErr w:type="gramStart"/>
-            <w:r>
-              <w:rPr>
-                <w:sz w:val="20"/>
-                <w:szCs w:val="20"/>
-                <w:lang w:val="en-US"/>
-              </w:rPr>
-              <w:t>0}*</w:t>
-            </w:r>
-            <w:proofErr w:type="gramEnd"/>
-            <w:r>
-              <w:rPr>
-                <w:sz w:val="20"/>
-                <w:szCs w:val="20"/>
-                <w:lang w:val="en-US"/>
-              </w:rPr>
-              <w:t>{</w:t>
-            </w:r>
-            <w:proofErr w:type="gramStart"/>
-            <w:r>
-              <w:rPr>
-                <w:sz w:val="20"/>
-                <w:szCs w:val="20"/>
-                <w:lang w:val="en-US"/>
-              </w:rPr>
-              <w:t>/}One</w:t>
-            </w:r>
-            <w:proofErr w:type="gramEnd"/>
+              <w:t>{#q9Selected0}*{/}One</w:t>
+            </w:r>
             <w:r>
               <w:tab/>
             </w:r>
@@ -6002,43 +4248,7 @@
                 <w:szCs w:val="20"/>
                 <w:lang w:val="en-US"/>
               </w:rPr>
-              <w:t>{#q9Selected</w:t>
-            </w:r>
-            <w:proofErr w:type="gramStart"/>
-            <w:r>
-              <w:rPr>
-                <w:sz w:val="20"/>
-                <w:szCs w:val="20"/>
-                <w:lang w:val="en-US"/>
-              </w:rPr>
-              <w:t>1}*</w:t>
-            </w:r>
-            <w:proofErr w:type="gramEnd"/>
-            <w:r>
-              <w:rPr>
-                <w:sz w:val="20"/>
-                <w:szCs w:val="20"/>
-                <w:lang w:val="en-US"/>
-              </w:rPr>
-              <w:t>{</w:t>
-            </w:r>
-            <w:proofErr w:type="gramStart"/>
-            <w:r>
-              <w:rPr>
-                <w:sz w:val="20"/>
-                <w:szCs w:val="20"/>
-                <w:lang w:val="en-US"/>
-              </w:rPr>
-              <w:t>/}Two</w:t>
-            </w:r>
-            <w:proofErr w:type="gramEnd"/>
-            <w:r>
-              <w:rPr>
-                <w:sz w:val="20"/>
-                <w:szCs w:val="20"/>
-                <w:lang w:val="en-US"/>
-              </w:rPr>
-              <w:t xml:space="preserve"> o</w:t>
+              <w:t>{#q9Selected1}*{/}Two o</w:t>
             </w:r>
             <w:r>
               <w:rPr>
@@ -6272,17 +4482,8 @@
                 <w:sz w:val="20"/>
                 <w:szCs w:val="20"/>
               </w:rPr>
-              <w:t xml:space="preserve">6 or </w:t>
-            </w:r>
-            <w:proofErr w:type="gramStart"/>
-            <w:r>
-              <w:rPr>
-                <w:sz w:val="20"/>
-                <w:szCs w:val="20"/>
-              </w:rPr>
-              <w:t>Less</w:t>
-            </w:r>
-            <w:proofErr w:type="gramEnd"/>
+              <w:t>6 or Less</w:t>
+            </w:r>
           </w:p>
         </w:tc>
         <w:tc>
@@ -6308,27 +4509,7 @@
                 <w:u w:val="single"/>
                 <w:lang w:val="en-US"/>
               </w:rPr>
-              <w:t>{</w:t>
-            </w:r>
-            <w:proofErr w:type="spellStart"/>
-            <w:r>
-              <w:rPr>
-                <w:sz w:val="27"/>
-                <w:szCs w:val="27"/>
-                <w:u w:val="single"/>
-                <w:lang w:val="en-US"/>
-              </w:rPr>
-              <w:t>totalScore</w:t>
-            </w:r>
-            <w:proofErr w:type="spellEnd"/>
-            <w:r>
-              <w:rPr>
-                <w:sz w:val="27"/>
-                <w:szCs w:val="27"/>
-                <w:u w:val="single"/>
-                <w:lang w:val="en-US"/>
-              </w:rPr>
-              <w:t>}</w:t>
+              <w:t>{totalScore}</w:t>
             </w:r>
           </w:p>
           <w:p>
@@ -6342,25 +4523,7 @@
                 <w:szCs w:val="14"/>
                 <w:lang w:val="en-US"/>
               </w:rPr>
-              <w:t>{</w:t>
-            </w:r>
-            <w:proofErr w:type="spellStart"/>
-            <w:r>
-              <w:rPr>
-                <w:sz w:val="14"/>
-                <w:szCs w:val="14"/>
-                <w:lang w:val="en-US"/>
-              </w:rPr>
-              <w:t>totalText</w:t>
-            </w:r>
-            <w:proofErr w:type="spellEnd"/>
-            <w:r>
-              <w:rPr>
-                <w:sz w:val="14"/>
-                <w:szCs w:val="14"/>
-                <w:lang w:val="en-US"/>
-              </w:rPr>
-              <w:t>}</w:t>
+              <w:t>{totalText}</w:t>
             </w:r>
           </w:p>
         </w:tc>
@@ -6435,52 +4598,20 @@
           <w:rFonts w:ascii="Consolas" w:eastAsia="Consolas" w:hAnsi="Consolas" w:cs="Consolas"/>
           <w:lang w:val="en-US"/>
         </w:rPr>
-        <w:t>TOMIS ID: {</w:t>
-      </w:r>
-      <w:proofErr w:type="spellStart"/>
-      <w:r>
-        <w:rPr>
-          <w:rFonts w:ascii="Consolas" w:eastAsia="Consolas" w:hAnsi="Consolas" w:cs="Consolas"/>
-          <w:lang w:val="en-US"/>
-        </w:rPr>
-        <w:t>omsId</w:t>
-      </w:r>
-      <w:proofErr w:type="spellEnd"/>
-      <w:r>
-        <w:rPr>
-          <w:rFonts w:ascii="Consolas" w:eastAsia="Consolas" w:hAnsi="Consolas" w:cs="Consolas"/>
-          <w:lang w:val="en-US"/>
-        </w:rPr>
-        <w:t>}</w:t>
-      </w:r>
-      <w:r>
-        <w:tab/>
-      </w:r>
-      <w:r>
-        <w:tab/>
-      </w:r>
-      <w:r>
-        <w:rPr>
-          <w:rFonts w:ascii="Consolas" w:eastAsia="Consolas" w:hAnsi="Consolas" w:cs="Consolas"/>
-          <w:lang w:val="en-US"/>
-        </w:rPr>
-        <w:t>{</w:t>
-      </w:r>
-      <w:proofErr w:type="spellStart"/>
-      <w:r>
-        <w:rPr>
-          <w:rFonts w:ascii="Consolas" w:eastAsia="Consolas" w:hAnsi="Consolas" w:cs="Consolas"/>
-          <w:lang w:val="en-US"/>
-        </w:rPr>
-        <w:t>residentFullName</w:t>
-      </w:r>
-      <w:proofErr w:type="spellEnd"/>
-      <w:r>
-        <w:rPr>
-          <w:rFonts w:ascii="Consolas" w:eastAsia="Consolas" w:hAnsi="Consolas" w:cs="Consolas"/>
-          <w:lang w:val="en-US"/>
-        </w:rPr>
-        <w:t>}</w:t>
+        <w:t>TOMIS ID: {omsId}</w:t>
+      </w:r>
+      <w:r>
+        <w:tab/>
+      </w:r>
+      <w:r>
+        <w:tab/>
+      </w:r>
+      <w:r>
+        <w:rPr>
+          <w:rFonts w:ascii="Consolas" w:eastAsia="Consolas" w:hAnsi="Consolas" w:cs="Consolas"/>
+          <w:lang w:val="en-US"/>
+        </w:rPr>
+        <w:t>{residentFullName}</w:t>
       </w:r>
     </w:p>
     <w:p>
@@ -6515,39 +4646,7 @@
           <w:rFonts w:ascii="Consolas" w:eastAsia="Consolas" w:hAnsi="Consolas" w:cs="Consolas"/>
           <w:lang w:val="en-US"/>
         </w:rPr>
-        <w:t>This is to inform you that your classification hearing will be held on {</w:t>
-      </w:r>
-      <w:proofErr w:type="spellStart"/>
-      <w:r>
-        <w:rPr>
-          <w:rFonts w:ascii="Consolas" w:eastAsia="Consolas" w:hAnsi="Consolas" w:cs="Consolas"/>
-          <w:lang w:val="en-US"/>
-        </w:rPr>
-        <w:t>hearingDate</w:t>
-      </w:r>
-      <w:proofErr w:type="spellEnd"/>
-      <w:r>
-        <w:rPr>
-          <w:rFonts w:ascii="Consolas" w:eastAsia="Consolas" w:hAnsi="Consolas" w:cs="Consolas"/>
-          <w:lang w:val="en-US"/>
-        </w:rPr>
-        <w:t>} at {</w:t>
-      </w:r>
-      <w:proofErr w:type="spellStart"/>
-      <w:r>
-        <w:rPr>
-          <w:rFonts w:ascii="Consolas" w:eastAsia="Consolas" w:hAnsi="Consolas" w:cs="Consolas"/>
-          <w:lang w:val="en-US"/>
-        </w:rPr>
-        <w:t>hearingLocation</w:t>
-      </w:r>
-      <w:proofErr w:type="spellEnd"/>
-      <w:r>
-        <w:rPr>
-          <w:rFonts w:ascii="Consolas" w:eastAsia="Consolas" w:hAnsi="Consolas" w:cs="Consolas"/>
-          <w:lang w:val="en-US"/>
-        </w:rPr>
-        <w:t>}.</w:t>
+        <w:t>This is to inform you that your classification hearing will be held on {hearingDate} at {hearingLocation}.</w:t>
       </w:r>
     </w:p>
     <w:p>
@@ -6757,23 +4856,7 @@
         <w:rFonts w:ascii="Consolas" w:hAnsi="Consolas"/>
         <w:lang w:val="en-US"/>
       </w:rPr>
-      <w:t>{</w:t>
-    </w:r>
-    <w:proofErr w:type="spellStart"/>
-    <w:r>
-      <w:rPr>
-        <w:rFonts w:ascii="Consolas" w:hAnsi="Consolas"/>
-        <w:lang w:val="en-US"/>
-      </w:rPr>
-      <w:t>userExternalId</w:t>
-    </w:r>
-    <w:proofErr w:type="spellEnd"/>
-    <w:r>
-      <w:rPr>
-        <w:rFonts w:ascii="Consolas" w:hAnsi="Consolas"/>
-        <w:lang w:val="en-US"/>
-      </w:rPr>
-      <w:t>}</w:t>
+      <w:t>{userExternalId}</w:t>
     </w:r>
   </w:p>
   <w:p>
@@ -6790,39 +4873,7 @@
         <w:rFonts w:ascii="Consolas" w:hAnsi="Consolas"/>
         <w:lang w:val="en-US"/>
       </w:rPr>
-      <w:t>{</w:t>
-    </w:r>
-    <w:proofErr w:type="spellStart"/>
-    <w:r>
-      <w:rPr>
-        <w:rFonts w:ascii="Consolas" w:hAnsi="Consolas"/>
-        <w:lang w:val="en-US"/>
-      </w:rPr>
-      <w:t>downloadDate</w:t>
-    </w:r>
-    <w:proofErr w:type="spellEnd"/>
-    <w:r>
-      <w:rPr>
-        <w:rFonts w:ascii="Consolas" w:hAnsi="Consolas"/>
-        <w:lang w:val="en-US"/>
-      </w:rPr>
-      <w:t>} {</w:t>
-    </w:r>
-    <w:proofErr w:type="spellStart"/>
-    <w:r>
-      <w:rPr>
-        <w:rFonts w:ascii="Consolas" w:hAnsi="Consolas"/>
-        <w:lang w:val="en-US"/>
-      </w:rPr>
-      <w:t>downloadTime</w:t>
-    </w:r>
-    <w:proofErr w:type="spellEnd"/>
-    <w:r>
-      <w:rPr>
-        <w:rFonts w:ascii="Consolas" w:hAnsi="Consolas"/>
-        <w:lang w:val="en-US"/>
-      </w:rPr>
-      <w:t>}</w:t>
+      <w:t>{downloadDate} {downloadTime}</w:t>
     </w:r>
   </w:p>
   <w:p>
@@ -6839,23 +4890,7 @@
         <w:rFonts w:ascii="Consolas" w:hAnsi="Consolas"/>
         <w:lang w:val="en-US"/>
       </w:rPr>
-      <w:t>TOMIS ID: {</w:t>
-    </w:r>
-    <w:proofErr w:type="spellStart"/>
-    <w:r>
-      <w:rPr>
-        <w:rFonts w:ascii="Consolas" w:hAnsi="Consolas"/>
-        <w:lang w:val="en-US"/>
-      </w:rPr>
-      <w:t>omsId</w:t>
-    </w:r>
-    <w:proofErr w:type="spellEnd"/>
-    <w:r>
-      <w:rPr>
-        <w:rFonts w:ascii="Consolas" w:hAnsi="Consolas"/>
-        <w:lang w:val="en-US"/>
-      </w:rPr>
-      <w:t>}</w:t>
+      <w:t>TOMIS ID: {omsId}</w:t>
     </w:r>
   </w:p>
 </w:hdr>

--- a/apps/staff/src/core/WorkflowsUsTnReclassForm/custody_reclassification_template.docx
+++ b/apps/staff/src/core/WorkflowsUsTnReclassForm/custody_reclassification_template.docx
@@ -62,7 +62,25 @@
           <w:u w:val="single"/>
           <w:lang w:val="en-US"/>
         </w:rPr>
-        <w:t>{omsId}</w:t>
+        <w:t>{</w:t>
+      </w:r>
+      <w:proofErr w:type="spellStart"/>
+      <w:r>
+        <w:rPr>
+          <w:rFonts w:ascii="Consolas" w:eastAsia="Consolas" w:hAnsi="Consolas" w:cs="Consolas"/>
+          <w:u w:val="single"/>
+          <w:lang w:val="en-US"/>
+        </w:rPr>
+        <w:t>omsId</w:t>
+      </w:r>
+      <w:proofErr w:type="spellEnd"/>
+      <w:r>
+        <w:rPr>
+          <w:rFonts w:ascii="Consolas" w:eastAsia="Consolas" w:hAnsi="Consolas" w:cs="Consolas"/>
+          <w:u w:val="single"/>
+          <w:lang w:val="en-US"/>
+        </w:rPr>
+        <w:t>}</w:t>
       </w:r>
       <w:r>
         <w:tab/>
@@ -80,7 +98,25 @@
           <w:u w:val="single"/>
           <w:lang w:val="en-US"/>
         </w:rPr>
-        <w:t>{residentFullName}</w:t>
+        <w:t>{</w:t>
+      </w:r>
+      <w:proofErr w:type="spellStart"/>
+      <w:r>
+        <w:rPr>
+          <w:rFonts w:ascii="Consolas" w:eastAsia="Consolas" w:hAnsi="Consolas" w:cs="Consolas"/>
+          <w:u w:val="single"/>
+          <w:lang w:val="en-US"/>
+        </w:rPr>
+        <w:t>residentFullName</w:t>
+      </w:r>
+      <w:proofErr w:type="spellEnd"/>
+      <w:r>
+        <w:rPr>
+          <w:rFonts w:ascii="Consolas" w:eastAsia="Consolas" w:hAnsi="Consolas" w:cs="Consolas"/>
+          <w:u w:val="single"/>
+          <w:lang w:val="en-US"/>
+        </w:rPr>
+        <w:t>}</w:t>
       </w:r>
       <w:r>
         <w:tab/>
@@ -101,7 +137,25 @@
           <w:u w:val="single"/>
           <w:lang w:val="en-US"/>
         </w:rPr>
-        <w:t>{institutionName}</w:t>
+        <w:t>{</w:t>
+      </w:r>
+      <w:proofErr w:type="spellStart"/>
+      <w:r>
+        <w:rPr>
+          <w:rFonts w:ascii="Consolas" w:eastAsia="Consolas" w:hAnsi="Consolas" w:cs="Consolas"/>
+          <w:u w:val="single"/>
+          <w:lang w:val="en-US"/>
+        </w:rPr>
+        <w:t>institutionName</w:t>
+      </w:r>
+      <w:proofErr w:type="spellEnd"/>
+      <w:r>
+        <w:rPr>
+          <w:rFonts w:ascii="Consolas" w:eastAsia="Consolas" w:hAnsi="Consolas" w:cs="Consolas"/>
+          <w:u w:val="single"/>
+          <w:lang w:val="en-US"/>
+        </w:rPr>
+        <w:t>}</w:t>
       </w:r>
       <w:r>
         <w:tab/>
@@ -157,6 +211,7 @@
         <w:tab/>
         <w:t xml:space="preserve">       CAF Date: </w:t>
       </w:r>
+      <w:proofErr w:type="gramStart"/>
       <w:r>
         <w:rPr>
           <w:rFonts w:ascii="Consolas" w:eastAsia="Consolas" w:hAnsi="Consolas" w:cs="Consolas"/>
@@ -164,6 +219,7 @@
         </w:rPr>
         <w:t xml:space="preserve">   {</w:t>
       </w:r>
+      <w:proofErr w:type="gramEnd"/>
       <w:r>
         <w:rPr>
           <w:rFonts w:ascii="Consolas" w:eastAsia="Consolas" w:hAnsi="Consolas" w:cs="Consolas"/>
@@ -220,23 +276,23 @@
           <w:rFonts w:ascii="Consolas" w:eastAsia="Consolas" w:hAnsi="Consolas" w:cs="Consolas"/>
           <w:lang w:val="en-US"/>
         </w:rPr>
-        <w:t xml:space="preserve"> Gen.Pop.</w:t>
-      </w:r>
-      <w:r>
-        <w:rPr>
-          <w:rFonts w:ascii="Consolas" w:eastAsia="Consolas" w:hAnsi="Consolas" w:cs="Consolas"/>
-          <w:u w:val="single"/>
-          <w:lang w:val="en-US"/>
-        </w:rPr>
         <w:t xml:space="preserve"> </w:t>
       </w:r>
-      <w:r>
-        <w:rPr>
-          <w:rFonts w:ascii="Consolas" w:eastAsia="Consolas" w:hAnsi="Consolas" w:cs="Consolas"/>
-          <w:u w:val="single"/>
-          <w:lang w:val="en-US"/>
-        </w:rPr>
-        <w:t>{statGen}</w:t>
+      <w:proofErr w:type="spellStart"/>
+      <w:r>
+        <w:rPr>
+          <w:rFonts w:ascii="Consolas" w:eastAsia="Consolas" w:hAnsi="Consolas" w:cs="Consolas"/>
+          <w:lang w:val="en-US"/>
+        </w:rPr>
+        <w:t>Gen.Pop</w:t>
+      </w:r>
+      <w:proofErr w:type="spellEnd"/>
+      <w:r>
+        <w:rPr>
+          <w:rFonts w:ascii="Consolas" w:eastAsia="Consolas" w:hAnsi="Consolas" w:cs="Consolas"/>
+          <w:lang w:val="en-US"/>
+        </w:rPr>
+        <w:t>.</w:t>
       </w:r>
       <w:r>
         <w:rPr>
@@ -249,17 +305,72 @@
       <w:r>
         <w:rPr>
           <w:rFonts w:ascii="Consolas" w:eastAsia="Consolas" w:hAnsi="Consolas" w:cs="Consolas"/>
+          <w:u w:val="single"/>
+          <w:lang w:val="en-US"/>
+        </w:rPr>
+        <w:t>{</w:t>
+      </w:r>
+      <w:proofErr w:type="spellStart"/>
+      <w:proofErr w:type="gramStart"/>
+      <w:r>
+        <w:rPr>
+          <w:rFonts w:ascii="Consolas" w:eastAsia="Consolas" w:hAnsi="Consolas" w:cs="Consolas"/>
+          <w:u w:val="single"/>
+          <w:lang w:val="en-US"/>
+        </w:rPr>
+        <w:t>statGen</w:t>
+      </w:r>
+      <w:proofErr w:type="spellEnd"/>
+      <w:r>
+        <w:rPr>
+          <w:rFonts w:ascii="Consolas" w:eastAsia="Consolas" w:hAnsi="Consolas" w:cs="Consolas"/>
+          <w:u w:val="single"/>
+          <w:lang w:val="en-US"/>
+        </w:rPr>
+        <w:t>}</w:t>
+      </w:r>
+      <w:r>
+        <w:rPr>
+          <w:rFonts w:ascii="Consolas" w:eastAsia="Consolas" w:hAnsi="Consolas" w:cs="Consolas"/>
+          <w:u w:val="single"/>
+          <w:lang w:val="en-US"/>
+        </w:rPr>
+        <w:t xml:space="preserve"> </w:t>
+      </w:r>
+      <w:r>
+        <w:rPr>
+          <w:rFonts w:ascii="Consolas" w:eastAsia="Consolas" w:hAnsi="Consolas" w:cs="Consolas"/>
           <w:lang w:val="en-US"/>
         </w:rPr>
         <w:t xml:space="preserve"> AS</w:t>
       </w:r>
-      <w:r>
-        <w:rPr>
-          <w:rFonts w:ascii="Consolas" w:eastAsia="Consolas" w:hAnsi="Consolas" w:cs="Consolas"/>
-          <w:u w:val="single"/>
-          <w:lang w:val="en-US"/>
-        </w:rPr>
-        <w:t xml:space="preserve"> {statAs} </w:t>
+      <w:proofErr w:type="gramEnd"/>
+      <w:r>
+        <w:rPr>
+          <w:rFonts w:ascii="Consolas" w:eastAsia="Consolas" w:hAnsi="Consolas" w:cs="Consolas"/>
+          <w:u w:val="single"/>
+          <w:lang w:val="en-US"/>
+        </w:rPr>
+        <w:t xml:space="preserve"> {</w:t>
+      </w:r>
+      <w:proofErr w:type="spellStart"/>
+      <w:proofErr w:type="gramStart"/>
+      <w:r>
+        <w:rPr>
+          <w:rFonts w:ascii="Consolas" w:eastAsia="Consolas" w:hAnsi="Consolas" w:cs="Consolas"/>
+          <w:u w:val="single"/>
+          <w:lang w:val="en-US"/>
+        </w:rPr>
+        <w:t>statAs</w:t>
+      </w:r>
+      <w:proofErr w:type="spellEnd"/>
+      <w:r>
+        <w:rPr>
+          <w:rFonts w:ascii="Consolas" w:eastAsia="Consolas" w:hAnsi="Consolas" w:cs="Consolas"/>
+          <w:u w:val="single"/>
+          <w:lang w:val="en-US"/>
+        </w:rPr>
+        <w:t xml:space="preserve">} </w:t>
       </w:r>
       <w:r>
         <w:rPr>
@@ -268,6 +379,7 @@
         </w:rPr>
         <w:t xml:space="preserve"> PC</w:t>
       </w:r>
+      <w:proofErr w:type="gramEnd"/>
       <w:r>
         <w:rPr>
           <w:rFonts w:ascii="Consolas" w:eastAsia="Consolas" w:hAnsi="Consolas" w:cs="Consolas"/>
@@ -282,7 +394,26 @@
           <w:u w:val="single"/>
           <w:lang w:val="en-US"/>
         </w:rPr>
-        <w:t>{statPc}</w:t>
+        <w:t>{</w:t>
+      </w:r>
+      <w:proofErr w:type="spellStart"/>
+      <w:proofErr w:type="gramStart"/>
+      <w:r>
+        <w:rPr>
+          <w:rFonts w:ascii="Consolas" w:eastAsia="Consolas" w:hAnsi="Consolas" w:cs="Consolas"/>
+          <w:u w:val="single"/>
+          <w:lang w:val="en-US"/>
+        </w:rPr>
+        <w:t>statPc</w:t>
+      </w:r>
+      <w:proofErr w:type="spellEnd"/>
+      <w:r>
+        <w:rPr>
+          <w:rFonts w:ascii="Consolas" w:eastAsia="Consolas" w:hAnsi="Consolas" w:cs="Consolas"/>
+          <w:u w:val="single"/>
+          <w:lang w:val="en-US"/>
+        </w:rPr>
+        <w:t>}</w:t>
       </w:r>
       <w:r>
         <w:rPr>
@@ -297,12 +428,12 @@
           <w:rFonts w:ascii="Consolas" w:eastAsia="Consolas" w:hAnsi="Consolas" w:cs="Consolas"/>
           <w:lang w:val="en-US"/>
         </w:rPr>
-        <w:t xml:space="preserve"> Other </w:t>
-      </w:r>
-      <w:r>
-        <w:rPr>
-          <w:rFonts w:ascii="Consolas" w:eastAsia="Consolas" w:hAnsi="Consolas" w:cs="Consolas"/>
-          <w:u w:val="single"/>
+        <w:t xml:space="preserve"> Other</w:t>
+      </w:r>
+      <w:proofErr w:type="gramEnd"/>
+      <w:r>
+        <w:rPr>
+          <w:rFonts w:ascii="Consolas" w:eastAsia="Consolas" w:hAnsi="Consolas" w:cs="Consolas"/>
           <w:lang w:val="en-US"/>
         </w:rPr>
         <w:t xml:space="preserve"> </w:t>
@@ -313,7 +444,43 @@
           <w:u w:val="single"/>
           <w:lang w:val="en-US"/>
         </w:rPr>
-        <w:t xml:space="preserve">     {statusAtHearing}       </w:t>
+        <w:t xml:space="preserve"> </w:t>
+      </w:r>
+      <w:r>
+        <w:rPr>
+          <w:rFonts w:ascii="Consolas" w:eastAsia="Consolas" w:hAnsi="Consolas" w:cs="Consolas"/>
+          <w:u w:val="single"/>
+          <w:lang w:val="en-US"/>
+        </w:rPr>
+        <w:t xml:space="preserve">  </w:t>
+      </w:r>
+      <w:proofErr w:type="gramStart"/>
+      <w:r>
+        <w:rPr>
+          <w:rFonts w:ascii="Consolas" w:eastAsia="Consolas" w:hAnsi="Consolas" w:cs="Consolas"/>
+          <w:u w:val="single"/>
+          <w:lang w:val="en-US"/>
+        </w:rPr>
+        <w:t xml:space="preserve">   {</w:t>
+      </w:r>
+      <w:proofErr w:type="spellStart"/>
+      <w:proofErr w:type="gramEnd"/>
+      <w:r>
+        <w:rPr>
+          <w:rFonts w:ascii="Consolas" w:eastAsia="Consolas" w:hAnsi="Consolas" w:cs="Consolas"/>
+          <w:u w:val="single"/>
+          <w:lang w:val="en-US"/>
+        </w:rPr>
+        <w:t>statusAtHearing</w:t>
+      </w:r>
+      <w:proofErr w:type="spellEnd"/>
+      <w:r>
+        <w:rPr>
+          <w:rFonts w:ascii="Consolas" w:eastAsia="Consolas" w:hAnsi="Consolas" w:cs="Consolas"/>
+          <w:u w:val="single"/>
+          <w:lang w:val="en-US"/>
+        </w:rPr>
+        <w:t xml:space="preserve">}       </w:t>
       </w:r>
       <w:r>
         <w:rPr>
@@ -347,8 +514,17 @@
           <w:rFonts w:ascii="Consolas" w:eastAsia="Consolas" w:hAnsi="Consolas" w:cs="Consolas"/>
           <w:lang w:val="en-US"/>
         </w:rPr>
-        <w:t>Incompatibles: Yes</w:t>
-      </w:r>
+        <w:t xml:space="preserve">Incompatibles: </w:t>
+      </w:r>
+      <w:proofErr w:type="gramStart"/>
+      <w:r>
+        <w:rPr>
+          <w:rFonts w:ascii="Consolas" w:eastAsia="Consolas" w:hAnsi="Consolas" w:cs="Consolas"/>
+          <w:lang w:val="en-US"/>
+        </w:rPr>
+        <w:t>Yes</w:t>
+      </w:r>
+      <w:proofErr w:type="gramEnd"/>
       <w:r>
         <w:rPr>
           <w:rFonts w:ascii="Consolas" w:eastAsia="Consolas" w:hAnsi="Consolas" w:cs="Consolas"/>
@@ -357,6 +533,8 @@
         </w:rPr>
         <w:t xml:space="preserve"> {</w:t>
       </w:r>
+      <w:proofErr w:type="spellStart"/>
+      <w:proofErr w:type="gramStart"/>
       <w:r>
         <w:rPr>
           <w:rFonts w:ascii="Consolas" w:eastAsia="Consolas" w:hAnsi="Consolas" w:cs="Consolas"/>
@@ -365,6 +543,7 @@
         </w:rPr>
         <w:t>incY</w:t>
       </w:r>
+      <w:proofErr w:type="spellEnd"/>
       <w:r>
         <w:rPr>
           <w:rFonts w:ascii="Consolas" w:eastAsia="Consolas" w:hAnsi="Consolas" w:cs="Consolas"/>
@@ -380,6 +559,7 @@
         </w:rPr>
         <w:t xml:space="preserve"> No</w:t>
       </w:r>
+      <w:proofErr w:type="gramEnd"/>
       <w:r>
         <w:rPr>
           <w:rFonts w:ascii="Consolas" w:eastAsia="Consolas" w:hAnsi="Consolas" w:cs="Consolas"/>
@@ -388,13 +568,23 @@
         </w:rPr>
         <w:t xml:space="preserve"> {</w:t>
       </w:r>
-      <w:r>
-        <w:rPr>
-          <w:rFonts w:ascii="Consolas" w:eastAsia="Consolas" w:hAnsi="Consolas" w:cs="Consolas"/>
-          <w:u w:val="single"/>
-          <w:lang w:val="en-US"/>
-        </w:rPr>
-        <w:t xml:space="preserve">incN} </w:t>
+      <w:proofErr w:type="spellStart"/>
+      <w:r>
+        <w:rPr>
+          <w:rFonts w:ascii="Consolas" w:eastAsia="Consolas" w:hAnsi="Consolas" w:cs="Consolas"/>
+          <w:u w:val="single"/>
+          <w:lang w:val="en-US"/>
+        </w:rPr>
+        <w:t>incN</w:t>
+      </w:r>
+      <w:proofErr w:type="spellEnd"/>
+      <w:r>
+        <w:rPr>
+          <w:rFonts w:ascii="Consolas" w:eastAsia="Consolas" w:hAnsi="Consolas" w:cs="Consolas"/>
+          <w:u w:val="single"/>
+          <w:lang w:val="en-US"/>
+        </w:rPr>
+        <w:t xml:space="preserve">} </w:t>
       </w:r>
       <w:r>
         <w:tab/>
@@ -405,14 +595,30 @@
           <w:rFonts w:ascii="Consolas" w:eastAsia="Consolas" w:hAnsi="Consolas" w:cs="Consolas"/>
           <w:lang w:val="en-US"/>
         </w:rPr>
-        <w:t>Inmate agrees to waive 48 hr. hearing notice:</w:t>
-      </w:r>
-      <w:r>
-        <w:rPr>
-          <w:rFonts w:ascii="Consolas" w:eastAsia="Consolas" w:hAnsi="Consolas" w:cs="Consolas"/>
-          <w:lang w:val="en-US"/>
-        </w:rPr>
-        <w:t>_______</w:t>
+        <w:t xml:space="preserve">Inmate agrees to waive 48 hr. hearing </w:t>
+      </w:r>
+      <w:proofErr w:type="gramStart"/>
+      <w:r>
+        <w:rPr>
+          <w:rFonts w:ascii="Consolas" w:eastAsia="Consolas" w:hAnsi="Consolas" w:cs="Consolas"/>
+          <w:lang w:val="en-US"/>
+        </w:rPr>
+        <w:t>notice:</w:t>
+      </w:r>
+      <w:r>
+        <w:rPr>
+          <w:rFonts w:ascii="Consolas" w:eastAsia="Consolas" w:hAnsi="Consolas" w:cs="Consolas"/>
+          <w:lang w:val="en-US"/>
+        </w:rPr>
+        <w:t>_</w:t>
+      </w:r>
+      <w:proofErr w:type="gramEnd"/>
+      <w:r>
+        <w:rPr>
+          <w:rFonts w:ascii="Consolas" w:eastAsia="Consolas" w:hAnsi="Consolas" w:cs="Consolas"/>
+          <w:lang w:val="en-US"/>
+        </w:rPr>
+        <w:t>______</w:t>
       </w:r>
       <w:r>
         <w:tab/>
@@ -431,15 +637,41 @@
           <w:rFonts w:ascii="Consolas" w:eastAsia="Consolas" w:hAnsi="Consolas" w:cs="Consolas"/>
           <w:lang w:val="en-US"/>
         </w:rPr>
-        <w:t>{#hasIncompatibles}Incompatibles: {</w:t>
-      </w:r>
-      <w:r>
-        <w:rPr>
-          <w:rFonts w:ascii="Consolas" w:eastAsia="Consolas" w:hAnsi="Consolas" w:cs="Consolas"/>
-          <w:u w:val="single"/>
-          <w:lang w:val="en-US"/>
-        </w:rPr>
-        <w:t>incompatiblesList}</w:t>
+        <w:t>{#</w:t>
+      </w:r>
+      <w:proofErr w:type="gramStart"/>
+      <w:r>
+        <w:rPr>
+          <w:rFonts w:ascii="Consolas" w:eastAsia="Consolas" w:hAnsi="Consolas" w:cs="Consolas"/>
+          <w:lang w:val="en-US"/>
+        </w:rPr>
+        <w:t>hasIncompatibles}Incompatibles</w:t>
+      </w:r>
+      <w:proofErr w:type="gramEnd"/>
+      <w:r>
+        <w:rPr>
+          <w:rFonts w:ascii="Consolas" w:eastAsia="Consolas" w:hAnsi="Consolas" w:cs="Consolas"/>
+          <w:lang w:val="en-US"/>
+        </w:rPr>
+        <w:t>: {</w:t>
+      </w:r>
+      <w:proofErr w:type="spellStart"/>
+      <w:r>
+        <w:rPr>
+          <w:rFonts w:ascii="Consolas" w:eastAsia="Consolas" w:hAnsi="Consolas" w:cs="Consolas"/>
+          <w:u w:val="single"/>
+          <w:lang w:val="en-US"/>
+        </w:rPr>
+        <w:t>incompatiblesList</w:t>
+      </w:r>
+      <w:proofErr w:type="spellEnd"/>
+      <w:r>
+        <w:rPr>
+          <w:rFonts w:ascii="Consolas" w:eastAsia="Consolas" w:hAnsi="Consolas" w:cs="Consolas"/>
+          <w:u w:val="single"/>
+          <w:lang w:val="en-US"/>
+        </w:rPr>
+        <w:t>}</w:t>
       </w:r>
     </w:p>
     <w:p>
@@ -475,7 +707,25 @@
           <w:u w:val="single"/>
           <w:lang w:val="en-US"/>
         </w:rPr>
-        <w:t>{totalText}</w:t>
+        <w:t>{</w:t>
+      </w:r>
+      <w:proofErr w:type="spellStart"/>
+      <w:r>
+        <w:rPr>
+          <w:rFonts w:ascii="Consolas" w:eastAsia="Consolas" w:hAnsi="Consolas" w:cs="Consolas"/>
+          <w:u w:val="single"/>
+          <w:lang w:val="en-US"/>
+        </w:rPr>
+        <w:t>totalText</w:t>
+      </w:r>
+      <w:proofErr w:type="spellEnd"/>
+      <w:r>
+        <w:rPr>
+          <w:rFonts w:ascii="Consolas" w:eastAsia="Consolas" w:hAnsi="Consolas" w:cs="Consolas"/>
+          <w:u w:val="single"/>
+          <w:lang w:val="en-US"/>
+        </w:rPr>
+        <w:t>}</w:t>
       </w:r>
       <w:r>
         <w:tab/>
@@ -496,7 +746,25 @@
           <w:u w:val="single"/>
           <w:lang w:val="en-US"/>
         </w:rPr>
-        <w:t>{currentCustodyLevel}</w:t>
+        <w:t>{</w:t>
+      </w:r>
+      <w:proofErr w:type="spellStart"/>
+      <w:r>
+        <w:rPr>
+          <w:rFonts w:ascii="Consolas" w:eastAsia="Consolas" w:hAnsi="Consolas" w:cs="Consolas"/>
+          <w:u w:val="single"/>
+          <w:lang w:val="en-US"/>
+        </w:rPr>
+        <w:t>currentCustodyLevel</w:t>
+      </w:r>
+      <w:proofErr w:type="spellEnd"/>
+      <w:r>
+        <w:rPr>
+          <w:rFonts w:ascii="Consolas" w:eastAsia="Consolas" w:hAnsi="Consolas" w:cs="Consolas"/>
+          <w:u w:val="single"/>
+          <w:lang w:val="en-US"/>
+        </w:rPr>
+        <w:t>}</w:t>
       </w:r>
     </w:p>
     <w:p>
@@ -551,22 +819,58 @@
           <w:u w:val="single"/>
           <w:lang w:val="en-US"/>
         </w:rPr>
-        <w:t>{recFacAs}</w:t>
-      </w:r>
-      <w:r>
-        <w:rPr>
-          <w:rFonts w:ascii="Consolas" w:eastAsia="Consolas" w:hAnsi="Consolas" w:cs="Consolas"/>
-          <w:lang w:val="en-US"/>
-        </w:rPr>
-        <w:t xml:space="preserve">                 </w:t>
-      </w:r>
-      <w:r>
-        <w:rPr>
-          <w:rFonts w:ascii="Consolas" w:eastAsia="Consolas" w:hAnsi="Consolas" w:cs="Consolas"/>
-          <w:lang w:val="en-US"/>
-        </w:rPr>
-        <w:t>Transfer: Yes</w:t>
-      </w:r>
+        <w:t>{</w:t>
+      </w:r>
+      <w:proofErr w:type="spellStart"/>
+      <w:proofErr w:type="gramStart"/>
+      <w:r>
+        <w:rPr>
+          <w:rFonts w:ascii="Consolas" w:eastAsia="Consolas" w:hAnsi="Consolas" w:cs="Consolas"/>
+          <w:u w:val="single"/>
+          <w:lang w:val="en-US"/>
+        </w:rPr>
+        <w:t>recFacAs</w:t>
+      </w:r>
+      <w:proofErr w:type="spellEnd"/>
+      <w:r>
+        <w:rPr>
+          <w:rFonts w:ascii="Consolas" w:eastAsia="Consolas" w:hAnsi="Consolas" w:cs="Consolas"/>
+          <w:u w:val="single"/>
+          <w:lang w:val="en-US"/>
+        </w:rPr>
+        <w:t>}</w:t>
+      </w:r>
+      <w:r>
+        <w:rPr>
+          <w:rFonts w:ascii="Consolas" w:eastAsia="Consolas" w:hAnsi="Consolas" w:cs="Consolas"/>
+          <w:lang w:val="en-US"/>
+        </w:rPr>
+        <w:t xml:space="preserve">   </w:t>
+      </w:r>
+      <w:proofErr w:type="gramEnd"/>
+      <w:r>
+        <w:rPr>
+          <w:rFonts w:ascii="Consolas" w:eastAsia="Consolas" w:hAnsi="Consolas" w:cs="Consolas"/>
+          <w:lang w:val="en-US"/>
+        </w:rPr>
+        <w:t xml:space="preserve">              </w:t>
+      </w:r>
+      <w:r>
+        <w:rPr>
+          <w:rFonts w:ascii="Consolas" w:eastAsia="Consolas" w:hAnsi="Consolas" w:cs="Consolas"/>
+          <w:lang w:val="en-US"/>
+        </w:rPr>
+        <w:t xml:space="preserve">Transfer: </w:t>
+      </w:r>
+      <w:proofErr w:type="gramStart"/>
+      <w:r>
+        <w:rPr>
+          <w:rFonts w:ascii="Consolas" w:eastAsia="Consolas" w:hAnsi="Consolas" w:cs="Consolas"/>
+          <w:lang w:val="en-US"/>
+        </w:rPr>
+        <w:t>Yes</w:t>
+      </w:r>
+      <w:proofErr w:type="gramEnd"/>
       <w:r>
         <w:rPr>
           <w:rFonts w:ascii="Consolas" w:eastAsia="Consolas" w:hAnsi="Consolas" w:cs="Consolas"/>
@@ -575,13 +879,24 @@
         </w:rPr>
         <w:t xml:space="preserve"> {</w:t>
       </w:r>
-      <w:r>
-        <w:rPr>
-          <w:rFonts w:ascii="Consolas" w:eastAsia="Consolas" w:hAnsi="Consolas" w:cs="Consolas"/>
-          <w:u w:val="single"/>
-          <w:lang w:val="en-US"/>
-        </w:rPr>
-        <w:t>trY}</w:t>
+      <w:proofErr w:type="spellStart"/>
+      <w:proofErr w:type="gramStart"/>
+      <w:r>
+        <w:rPr>
+          <w:rFonts w:ascii="Consolas" w:eastAsia="Consolas" w:hAnsi="Consolas" w:cs="Consolas"/>
+          <w:u w:val="single"/>
+          <w:lang w:val="en-US"/>
+        </w:rPr>
+        <w:t>trY</w:t>
+      </w:r>
+      <w:proofErr w:type="spellEnd"/>
+      <w:r>
+        <w:rPr>
+          <w:rFonts w:ascii="Consolas" w:eastAsia="Consolas" w:hAnsi="Consolas" w:cs="Consolas"/>
+          <w:u w:val="single"/>
+          <w:lang w:val="en-US"/>
+        </w:rPr>
+        <w:t>}</w:t>
       </w:r>
       <w:r>
         <w:rPr>
@@ -598,20 +913,48 @@
         </w:rPr>
         <w:t xml:space="preserve"> No</w:t>
       </w:r>
-      <w:r>
-        <w:rPr>
-          <w:rFonts w:ascii="Consolas" w:eastAsia="Consolas" w:hAnsi="Consolas" w:cs="Consolas"/>
-          <w:u w:val="single"/>
-          <w:lang w:val="en-US"/>
-        </w:rPr>
-        <w:t xml:space="preserve"> {trN} </w:t>
-      </w:r>
-      <w:r>
-        <w:rPr>
-          <w:rFonts w:ascii="Consolas" w:eastAsia="Consolas" w:hAnsi="Consolas" w:cs="Consolas"/>
-          <w:lang w:val="en-US"/>
-        </w:rPr>
-        <w:t xml:space="preserve"> Explain Below:</w:t>
+      <w:proofErr w:type="gramEnd"/>
+      <w:r>
+        <w:rPr>
+          <w:rFonts w:ascii="Consolas" w:eastAsia="Consolas" w:hAnsi="Consolas" w:cs="Consolas"/>
+          <w:u w:val="single"/>
+          <w:lang w:val="en-US"/>
+        </w:rPr>
+        <w:t xml:space="preserve"> {</w:t>
+      </w:r>
+      <w:proofErr w:type="spellStart"/>
+      <w:proofErr w:type="gramStart"/>
+      <w:r>
+        <w:rPr>
+          <w:rFonts w:ascii="Consolas" w:eastAsia="Consolas" w:hAnsi="Consolas" w:cs="Consolas"/>
+          <w:u w:val="single"/>
+          <w:lang w:val="en-US"/>
+        </w:rPr>
+        <w:t>trN</w:t>
+      </w:r>
+      <w:proofErr w:type="spellEnd"/>
+      <w:r>
+        <w:rPr>
+          <w:rFonts w:ascii="Consolas" w:eastAsia="Consolas" w:hAnsi="Consolas" w:cs="Consolas"/>
+          <w:u w:val="single"/>
+          <w:lang w:val="en-US"/>
+        </w:rPr>
+        <w:t xml:space="preserve">} </w:t>
+      </w:r>
+      <w:r>
+        <w:rPr>
+          <w:rFonts w:ascii="Consolas" w:eastAsia="Consolas" w:hAnsi="Consolas" w:cs="Consolas"/>
+          <w:lang w:val="en-US"/>
+        </w:rPr>
+        <w:t xml:space="preserve"> Explain</w:t>
+      </w:r>
+      <w:proofErr w:type="gramEnd"/>
+      <w:r>
+        <w:rPr>
+          <w:rFonts w:ascii="Consolas" w:eastAsia="Consolas" w:hAnsi="Consolas" w:cs="Consolas"/>
+          <w:lang w:val="en-US"/>
+        </w:rPr>
+        <w:t xml:space="preserve"> Below:</w:t>
       </w:r>
     </w:p>
     <w:p>
@@ -641,7 +984,25 @@
           <w:u w:val="single"/>
           <w:lang w:val="en-US"/>
         </w:rPr>
-        <w:t>{recommendationCustodyLevel}</w:t>
+        <w:t>{</w:t>
+      </w:r>
+      <w:proofErr w:type="spellStart"/>
+      <w:r>
+        <w:rPr>
+          <w:rFonts w:ascii="Consolas" w:eastAsia="Consolas" w:hAnsi="Consolas" w:cs="Consolas"/>
+          <w:u w:val="single"/>
+          <w:lang w:val="en-US"/>
+        </w:rPr>
+        <w:t>recommendationCustodyLevel</w:t>
+      </w:r>
+      <w:proofErr w:type="spellEnd"/>
+      <w:r>
+        <w:rPr>
+          <w:rFonts w:ascii="Consolas" w:eastAsia="Consolas" w:hAnsi="Consolas" w:cs="Consolas"/>
+          <w:u w:val="single"/>
+          <w:lang w:val="en-US"/>
+        </w:rPr>
+        <w:t>}</w:t>
       </w:r>
       <w:r>
         <w:rPr>
@@ -678,8 +1039,18 @@
           <w:u w:val="single"/>
           <w:lang w:val="en-US"/>
         </w:rPr>
-        <w:t>{recommendationOverrideType</w:t>
-      </w:r>
+        <w:t>{</w:t>
+      </w:r>
+      <w:proofErr w:type="spellStart"/>
+      <w:r>
+        <w:rPr>
+          <w:rFonts w:ascii="Consolas" w:eastAsia="Consolas" w:hAnsi="Consolas" w:cs="Consolas"/>
+          <w:u w:val="single"/>
+          <w:lang w:val="en-US"/>
+        </w:rPr>
+        <w:t>recommendationOverrideType</w:t>
+      </w:r>
+      <w:proofErr w:type="spellEnd"/>
       <w:r>
         <w:rPr>
           <w:rFonts w:ascii="Consolas" w:eastAsia="Consolas" w:hAnsi="Consolas" w:cs="Consolas"/>
@@ -729,7 +1100,16 @@
           <w:u w:val="single"/>
           <w:lang w:val="en-US"/>
         </w:rPr>
-        <w:t>{recommendationJustification</w:t>
+        <w:t>{</w:t>
+      </w:r>
+      <w:proofErr w:type="spellStart"/>
+      <w:r>
+        <w:rPr>
+          <w:rFonts w:ascii="Consolas" w:eastAsia="Consolas" w:hAnsi="Consolas" w:cs="Consolas"/>
+          <w:u w:val="single"/>
+          <w:lang w:val="en-US"/>
+        </w:rPr>
+        <w:t>recommendationJustification</w:t>
       </w:r>
       <w:r>
         <w:rPr>
@@ -739,6 +1119,7 @@
         </w:rPr>
         <w:t>OneLine</w:t>
       </w:r>
+      <w:proofErr w:type="spellEnd"/>
       <w:r>
         <w:rPr>
           <w:rFonts w:ascii="Consolas" w:eastAsia="Consolas" w:hAnsi="Consolas" w:cs="Consolas"/>
@@ -772,7 +1153,15 @@
           <w:rFonts w:ascii="Consolas" w:eastAsia="Consolas" w:hAnsi="Consolas" w:cs="Consolas"/>
           <w:lang w:val="en-US"/>
         </w:rPr>
-        <w:t>Updated Photo Needed:   Yes</w:t>
+        <w:t xml:space="preserve">Updated Photo Needed:   </w:t>
+      </w:r>
+      <w:proofErr w:type="gramStart"/>
+      <w:r>
+        <w:rPr>
+          <w:rFonts w:ascii="Consolas" w:eastAsia="Consolas" w:hAnsi="Consolas" w:cs="Consolas"/>
+          <w:lang w:val="en-US"/>
+        </w:rPr>
+        <w:t>Yes</w:t>
       </w:r>
       <w:r>
         <w:rPr>
@@ -787,25 +1176,71 @@
           <w:u w:val="single"/>
           <w:lang w:val="en-US"/>
         </w:rPr>
-        <w:t xml:space="preserve">  {photoY}  </w:t>
+        <w:t xml:space="preserve">  {</w:t>
+      </w:r>
+      <w:proofErr w:type="spellStart"/>
+      <w:r>
+        <w:rPr>
+          <w:rFonts w:ascii="Consolas" w:eastAsia="Consolas" w:hAnsi="Consolas" w:cs="Consolas"/>
+          <w:u w:val="single"/>
+          <w:lang w:val="en-US"/>
+        </w:rPr>
+        <w:t>photoY</w:t>
+      </w:r>
+      <w:proofErr w:type="spellEnd"/>
+      <w:r>
+        <w:rPr>
+          <w:rFonts w:ascii="Consolas" w:eastAsia="Consolas" w:hAnsi="Consolas" w:cs="Consolas"/>
+          <w:u w:val="single"/>
+          <w:lang w:val="en-US"/>
+        </w:rPr>
+        <w:t xml:space="preserve">}  </w:t>
       </w:r>
       <w:r>
         <w:tab/>
       </w:r>
-      <w:r>
-        <w:rPr>
-          <w:rFonts w:ascii="Consolas" w:eastAsia="Consolas" w:hAnsi="Consolas" w:cs="Consolas"/>
-          <w:lang w:val="en-US"/>
-        </w:rPr>
-        <w:t xml:space="preserve">   No </w:t>
-      </w:r>
-      <w:r>
-        <w:rPr>
-          <w:rFonts w:ascii="Consolas" w:eastAsia="Consolas" w:hAnsi="Consolas" w:cs="Consolas"/>
-          <w:u w:val="single"/>
-          <w:lang w:val="en-US"/>
-        </w:rPr>
-        <w:t xml:space="preserve">  {photoN}  </w:t>
+      <w:proofErr w:type="gramEnd"/>
+      <w:r>
+        <w:rPr>
+          <w:rFonts w:ascii="Consolas" w:eastAsia="Consolas" w:hAnsi="Consolas" w:cs="Consolas"/>
+          <w:lang w:val="en-US"/>
+        </w:rPr>
+        <w:t xml:space="preserve">   No</w:t>
+      </w:r>
+      <w:proofErr w:type="gramStart"/>
+      <w:r>
+        <w:rPr>
+          <w:rFonts w:ascii="Consolas" w:eastAsia="Consolas" w:hAnsi="Consolas" w:cs="Consolas"/>
+          <w:lang w:val="en-US"/>
+        </w:rPr>
+        <w:t xml:space="preserve"> </w:t>
+      </w:r>
+      <w:r>
+        <w:rPr>
+          <w:rFonts w:ascii="Consolas" w:eastAsia="Consolas" w:hAnsi="Consolas" w:cs="Consolas"/>
+          <w:u w:val="single"/>
+          <w:lang w:val="en-US"/>
+        </w:rPr>
+        <w:t xml:space="preserve">  {</w:t>
+      </w:r>
+      <w:proofErr w:type="spellStart"/>
+      <w:proofErr w:type="gramEnd"/>
+      <w:r>
+        <w:rPr>
+          <w:rFonts w:ascii="Consolas" w:eastAsia="Consolas" w:hAnsi="Consolas" w:cs="Consolas"/>
+          <w:u w:val="single"/>
+          <w:lang w:val="en-US"/>
+        </w:rPr>
+        <w:t>photoN</w:t>
+      </w:r>
+      <w:proofErr w:type="spellEnd"/>
+      <w:r>
+        <w:rPr>
+          <w:rFonts w:ascii="Consolas" w:eastAsia="Consolas" w:hAnsi="Consolas" w:cs="Consolas"/>
+          <w:u w:val="single"/>
+          <w:lang w:val="en-US"/>
+        </w:rPr>
+        <w:t xml:space="preserve">}  </w:t>
       </w:r>
       <w:r>
         <w:tab/>
@@ -823,7 +1258,15 @@
           <w:rFonts w:ascii="Consolas" w:eastAsia="Consolas" w:hAnsi="Consolas" w:cs="Consolas"/>
           <w:lang w:val="en-US"/>
         </w:rPr>
-        <w:t>Emergency Contact Updated:   Yes</w:t>
+        <w:t xml:space="preserve">Emergency Contact Updated:   </w:t>
+      </w:r>
+      <w:proofErr w:type="gramStart"/>
+      <w:r>
+        <w:rPr>
+          <w:rFonts w:ascii="Consolas" w:eastAsia="Consolas" w:hAnsi="Consolas" w:cs="Consolas"/>
+          <w:lang w:val="en-US"/>
+        </w:rPr>
+        <w:t>Yes</w:t>
       </w:r>
       <w:r>
         <w:rPr>
@@ -838,11 +1281,30 @@
           <w:u w:val="single"/>
           <w:lang w:val="en-US"/>
         </w:rPr>
-        <w:t xml:space="preserve">  {emeY}  </w:t>
+        <w:t xml:space="preserve">  {</w:t>
+      </w:r>
+      <w:proofErr w:type="spellStart"/>
+      <w:r>
+        <w:rPr>
+          <w:rFonts w:ascii="Consolas" w:eastAsia="Consolas" w:hAnsi="Consolas" w:cs="Consolas"/>
+          <w:u w:val="single"/>
+          <w:lang w:val="en-US"/>
+        </w:rPr>
+        <w:t>emeY</w:t>
+      </w:r>
+      <w:proofErr w:type="spellEnd"/>
+      <w:r>
+        <w:rPr>
+          <w:rFonts w:ascii="Consolas" w:eastAsia="Consolas" w:hAnsi="Consolas" w:cs="Consolas"/>
+          <w:u w:val="single"/>
+          <w:lang w:val="en-US"/>
+        </w:rPr>
+        <w:t xml:space="preserve">}  </w:t>
       </w:r>
       <w:r>
         <w:tab/>
       </w:r>
+      <w:proofErr w:type="gramEnd"/>
       <w:r>
         <w:rPr>
           <w:rFonts w:ascii="Consolas" w:eastAsia="Consolas" w:hAnsi="Consolas" w:cs="Consolas"/>
@@ -850,6 +1312,7 @@
         </w:rPr>
         <w:t xml:space="preserve">   No</w:t>
       </w:r>
+      <w:proofErr w:type="gramStart"/>
       <w:r>
         <w:tab/>
       </w:r>
@@ -859,11 +1322,30 @@
           <w:u w:val="single"/>
           <w:lang w:val="en-US"/>
         </w:rPr>
-        <w:t xml:space="preserve">  {emeN}  </w:t>
+        <w:t xml:space="preserve">  {</w:t>
+      </w:r>
+      <w:proofErr w:type="spellStart"/>
+      <w:r>
+        <w:rPr>
+          <w:rFonts w:ascii="Consolas" w:eastAsia="Consolas" w:hAnsi="Consolas" w:cs="Consolas"/>
+          <w:u w:val="single"/>
+          <w:lang w:val="en-US"/>
+        </w:rPr>
+        <w:t>emeN</w:t>
+      </w:r>
+      <w:proofErr w:type="spellEnd"/>
+      <w:r>
+        <w:rPr>
+          <w:rFonts w:ascii="Consolas" w:eastAsia="Consolas" w:hAnsi="Consolas" w:cs="Consolas"/>
+          <w:u w:val="single"/>
+          <w:lang w:val="en-US"/>
+        </w:rPr>
+        <w:t xml:space="preserve">}  </w:t>
       </w:r>
       <w:r>
         <w:tab/>
       </w:r>
+      <w:proofErr w:type="gramEnd"/>
       <w:r>
         <w:rPr>
           <w:rFonts w:ascii="Consolas" w:eastAsia="Consolas" w:hAnsi="Consolas" w:cs="Consolas"/>
@@ -888,6 +1370,7 @@
         <w:tab/>
         <w:t>{</w:t>
       </w:r>
+      <w:proofErr w:type="spellStart"/>
       <w:r>
         <w:rPr>
           <w:rFonts w:ascii="Consolas" w:eastAsia="Consolas" w:hAnsi="Consolas" w:cs="Consolas"/>
@@ -896,6 +1379,7 @@
         </w:rPr>
         <w:t>emergencyContactUpdatedDate</w:t>
       </w:r>
+      <w:proofErr w:type="spellEnd"/>
       <w:r>
         <w:rPr>
           <w:rFonts w:ascii="Consolas" w:eastAsia="Consolas" w:hAnsi="Consolas" w:cs="Consolas"/>
@@ -953,14 +1437,37 @@
         <w:rPr>
           <w:rFonts w:ascii="Consolas" w:eastAsia="Consolas" w:hAnsi="Consolas" w:cs="Consolas"/>
         </w:rPr>
-        <w:t xml:space="preserve">     Appeal: Yes </w:t>
-      </w:r>
-      <w:r>
-        <w:rPr>
-          <w:rFonts w:ascii="Consolas" w:eastAsia="Consolas" w:hAnsi="Consolas" w:cs="Consolas"/>
-          <w:u w:val="single"/>
-        </w:rPr>
-        <w:t xml:space="preserve"> {apY} </w:t>
+        <w:t xml:space="preserve">     Appeal: </w:t>
+      </w:r>
+      <w:proofErr w:type="gramStart"/>
+      <w:r>
+        <w:rPr>
+          <w:rFonts w:ascii="Consolas" w:eastAsia="Consolas" w:hAnsi="Consolas" w:cs="Consolas"/>
+        </w:rPr>
+        <w:t xml:space="preserve">Yes </w:t>
+      </w:r>
+      <w:r>
+        <w:rPr>
+          <w:rFonts w:ascii="Consolas" w:eastAsia="Consolas" w:hAnsi="Consolas" w:cs="Consolas"/>
+          <w:u w:val="single"/>
+        </w:rPr>
+        <w:t xml:space="preserve"> {</w:t>
+      </w:r>
+      <w:proofErr w:type="spellStart"/>
+      <w:r>
+        <w:rPr>
+          <w:rFonts w:ascii="Consolas" w:eastAsia="Consolas" w:hAnsi="Consolas" w:cs="Consolas"/>
+          <w:u w:val="single"/>
+        </w:rPr>
+        <w:t>apY</w:t>
+      </w:r>
+      <w:proofErr w:type="spellEnd"/>
+      <w:r>
+        <w:rPr>
+          <w:rFonts w:ascii="Consolas" w:eastAsia="Consolas" w:hAnsi="Consolas" w:cs="Consolas"/>
+          <w:u w:val="single"/>
+        </w:rPr>
+        <w:t xml:space="preserve">} </w:t>
       </w:r>
       <w:r>
         <w:rPr>
@@ -973,7 +1480,24 @@
           <w:rFonts w:ascii="Consolas" w:eastAsia="Consolas" w:hAnsi="Consolas" w:cs="Consolas"/>
           <w:u w:val="single"/>
         </w:rPr>
-        <w:t xml:space="preserve">  {apN}</w:t>
+        <w:t xml:space="preserve">  {</w:t>
+      </w:r>
+      <w:proofErr w:type="spellStart"/>
+      <w:proofErr w:type="gramEnd"/>
+      <w:r>
+        <w:rPr>
+          <w:rFonts w:ascii="Consolas" w:eastAsia="Consolas" w:hAnsi="Consolas" w:cs="Consolas"/>
+          <w:u w:val="single"/>
+        </w:rPr>
+        <w:t>apN</w:t>
+      </w:r>
+      <w:proofErr w:type="spellEnd"/>
+      <w:r>
+        <w:rPr>
+          <w:rFonts w:ascii="Consolas" w:eastAsia="Consolas" w:hAnsi="Consolas" w:cs="Consolas"/>
+          <w:u w:val="single"/>
+        </w:rPr>
+        <w:t>}</w:t>
       </w:r>
     </w:p>
     <w:p>
@@ -1024,7 +1548,23 @@
           <w:rFonts w:ascii="Consolas" w:eastAsia="Consolas" w:hAnsi="Consolas" w:cs="Consolas"/>
           <w:lang w:val="en-US"/>
         </w:rPr>
-        <w:t>If Yes provide appeal and copy to inmate</w:t>
+        <w:t xml:space="preserve">If </w:t>
+      </w:r>
+      <w:proofErr w:type="gramStart"/>
+      <w:r>
+        <w:rPr>
+          <w:rFonts w:ascii="Consolas" w:eastAsia="Consolas" w:hAnsi="Consolas" w:cs="Consolas"/>
+          <w:lang w:val="en-US"/>
+        </w:rPr>
+        <w:t>Yes</w:t>
+      </w:r>
+      <w:proofErr w:type="gramEnd"/>
+      <w:r>
+        <w:rPr>
+          <w:rFonts w:ascii="Consolas" w:eastAsia="Consolas" w:hAnsi="Consolas" w:cs="Consolas"/>
+          <w:lang w:val="en-US"/>
+        </w:rPr>
+        <w:t xml:space="preserve"> provide appeal and copy to inmate</w:t>
       </w:r>
       <w:r>
         <w:rPr>
@@ -1276,7 +1816,16 @@
           <w:u w:val="single"/>
           <w:lang w:val="en-US"/>
         </w:rPr>
-        <w:t>{disagreementReasons</w:t>
+        <w:t>{</w:t>
+      </w:r>
+      <w:proofErr w:type="spellStart"/>
+      <w:r>
+        <w:rPr>
+          <w:rFonts w:ascii="Consolas" w:eastAsia="Consolas" w:hAnsi="Consolas" w:cs="Consolas"/>
+          <w:u w:val="single"/>
+          <w:lang w:val="en-US"/>
+        </w:rPr>
+        <w:t>disagreementReasons</w:t>
       </w:r>
       <w:r>
         <w:rPr>
@@ -1286,6 +1835,7 @@
         </w:rPr>
         <w:t>OneLine</w:t>
       </w:r>
+      <w:proofErr w:type="spellEnd"/>
       <w:r>
         <w:rPr>
           <w:rFonts w:ascii="Consolas" w:eastAsia="Consolas" w:hAnsi="Consolas" w:cs="Consolas"/>
@@ -1519,7 +2069,16 @@
           <w:u w:val="single"/>
           <w:lang w:val="en-US"/>
         </w:rPr>
-        <w:t>{denialReasons</w:t>
+        <w:t>{</w:t>
+      </w:r>
+      <w:proofErr w:type="spellStart"/>
+      <w:r>
+        <w:rPr>
+          <w:rFonts w:ascii="Consolas" w:eastAsia="Consolas" w:hAnsi="Consolas" w:cs="Consolas"/>
+          <w:u w:val="single"/>
+          <w:lang w:val="en-US"/>
+        </w:rPr>
+        <w:t>denialReasons</w:t>
       </w:r>
       <w:r>
         <w:rPr>
@@ -1529,6 +2088,7 @@
         </w:rPr>
         <w:t>OneLine</w:t>
       </w:r>
+      <w:proofErr w:type="spellEnd"/>
       <w:r>
         <w:rPr>
           <w:rFonts w:ascii="Consolas" w:eastAsia="Consolas" w:hAnsi="Consolas" w:cs="Consolas"/>
@@ -1645,7 +2205,23 @@
           <w:u w:val="single"/>
           <w:lang w:val="en-US"/>
         </w:rPr>
-        <w:t>{institutionName}</w:t>
+        <w:t>{</w:t>
+      </w:r>
+      <w:proofErr w:type="spellStart"/>
+      <w:r>
+        <w:rPr>
+          <w:u w:val="single"/>
+          <w:lang w:val="en-US"/>
+        </w:rPr>
+        <w:t>institutionName</w:t>
+      </w:r>
+      <w:proofErr w:type="spellEnd"/>
+      <w:r>
+        <w:rPr>
+          <w:u w:val="single"/>
+          <w:lang w:val="en-US"/>
+        </w:rPr>
+        <w:t>}</w:t>
       </w:r>
       <w:r>
         <w:tab/>
@@ -1697,8 +2273,16 @@
               <w:rPr>
                 <w:u w:val="single"/>
               </w:rPr>
-              <w:t>{residentFullName</w:t>
-            </w:r>
+              <w:t>{</w:t>
+            </w:r>
+            <w:proofErr w:type="spellStart"/>
+            <w:r>
+              <w:rPr>
+                <w:u w:val="single"/>
+              </w:rPr>
+              <w:t>residentFullName</w:t>
+            </w:r>
+            <w:proofErr w:type="spellEnd"/>
             <w:r>
               <w:rPr>
                 <w:u w:val="single"/>
@@ -1763,8 +2347,16 @@
               <w:rPr>
                 <w:u w:val="single"/>
               </w:rPr>
-              <w:t>{lastCafTotal</w:t>
-            </w:r>
+              <w:t>{</w:t>
+            </w:r>
+            <w:proofErr w:type="spellStart"/>
+            <w:r>
+              <w:rPr>
+                <w:u w:val="single"/>
+              </w:rPr>
+              <w:t>lastCafTotal</w:t>
+            </w:r>
+            <w:proofErr w:type="spellEnd"/>
             <w:r>
               <w:rPr>
                 <w:u w:val="single"/>
@@ -1814,8 +2406,16 @@
               <w:rPr>
                 <w:u w:val="single"/>
               </w:rPr>
-              <w:t>{omsId</w:t>
-            </w:r>
+              <w:t>{</w:t>
+            </w:r>
+            <w:proofErr w:type="spellStart"/>
+            <w:r>
+              <w:rPr>
+                <w:u w:val="single"/>
+              </w:rPr>
+              <w:t>omsId</w:t>
+            </w:r>
+            <w:proofErr w:type="spellEnd"/>
             <w:r>
               <w:rPr>
                 <w:u w:val="single"/>
@@ -1845,8 +2445,16 @@
               <w:rPr>
                 <w:u w:val="single"/>
               </w:rPr>
-              <w:t>{levelOfCare</w:t>
-            </w:r>
+              <w:t>{</w:t>
+            </w:r>
+            <w:proofErr w:type="spellStart"/>
+            <w:r>
+              <w:rPr>
+                <w:u w:val="single"/>
+              </w:rPr>
+              <w:t>levelOfCare</w:t>
+            </w:r>
+            <w:proofErr w:type="spellEnd"/>
             <w:r>
               <w:rPr>
                 <w:u w:val="single"/>
@@ -1886,8 +2494,16 @@
               <w:rPr>
                 <w:u w:val="single"/>
               </w:rPr>
-              <w:t>{lastCafDate</w:t>
-            </w:r>
+              <w:t>{</w:t>
+            </w:r>
+            <w:proofErr w:type="spellStart"/>
+            <w:r>
+              <w:rPr>
+                <w:u w:val="single"/>
+              </w:rPr>
+              <w:t>lastCafDate</w:t>
+            </w:r>
+            <w:proofErr w:type="spellEnd"/>
             <w:r>
               <w:rPr>
                 <w:u w:val="single"/>
@@ -1962,8 +2578,36 @@
                 <w:szCs w:val="20"/>
                 <w:lang w:val="en-US"/>
               </w:rPr>
-              <w:t>{#q1SelectedNone}*{/}None</w:t>
-            </w:r>
+              <w:t>{#q1</w:t>
+            </w:r>
+            <w:proofErr w:type="gramStart"/>
+            <w:r>
+              <w:rPr>
+                <w:sz w:val="20"/>
+                <w:szCs w:val="20"/>
+                <w:lang w:val="en-US"/>
+              </w:rPr>
+              <w:t>SelectedNone}*</w:t>
+            </w:r>
+            <w:proofErr w:type="gramEnd"/>
+            <w:r>
+              <w:rPr>
+                <w:sz w:val="20"/>
+                <w:szCs w:val="20"/>
+                <w:lang w:val="en-US"/>
+              </w:rPr>
+              <w:t>{</w:t>
+            </w:r>
+            <w:proofErr w:type="gramStart"/>
+            <w:r>
+              <w:rPr>
+                <w:sz w:val="20"/>
+                <w:szCs w:val="20"/>
+                <w:lang w:val="en-US"/>
+              </w:rPr>
+              <w:t>/}None</w:t>
+            </w:r>
+            <w:proofErr w:type="gramEnd"/>
             <w:r>
               <w:tab/>
             </w:r>
@@ -1995,7 +2639,43 @@
                 <w:szCs w:val="20"/>
                 <w:lang w:val="en-US"/>
               </w:rPr>
-              <w:t>{#q1Selected0}*{/}ASSAULT – no weapon, no serious injury (last 18 months)</w:t>
+              <w:t>{#q1Selected</w:t>
+            </w:r>
+            <w:proofErr w:type="gramStart"/>
+            <w:r>
+              <w:rPr>
+                <w:sz w:val="20"/>
+                <w:szCs w:val="20"/>
+                <w:lang w:val="en-US"/>
+              </w:rPr>
+              <w:t>0}*</w:t>
+            </w:r>
+            <w:proofErr w:type="gramEnd"/>
+            <w:r>
+              <w:rPr>
+                <w:sz w:val="20"/>
+                <w:szCs w:val="20"/>
+                <w:lang w:val="en-US"/>
+              </w:rPr>
+              <w:t>{</w:t>
+            </w:r>
+            <w:proofErr w:type="gramStart"/>
+            <w:r>
+              <w:rPr>
+                <w:sz w:val="20"/>
+                <w:szCs w:val="20"/>
+                <w:lang w:val="en-US"/>
+              </w:rPr>
+              <w:t>/}ASSAULT</w:t>
+            </w:r>
+            <w:proofErr w:type="gramEnd"/>
+            <w:r>
+              <w:rPr>
+                <w:sz w:val="20"/>
+                <w:szCs w:val="20"/>
+                <w:lang w:val="en-US"/>
+              </w:rPr>
+              <w:t xml:space="preserve"> – no weapon, no serious injury (last 18 months)</w:t>
             </w:r>
             <w:r>
               <w:tab/>
@@ -2028,7 +2708,43 @@
                 <w:szCs w:val="20"/>
                 <w:lang w:val="en-US"/>
               </w:rPr>
-              <w:t>{#q1Selected1}*{/}ASSAULT – with weapon, no serious injury (last 18 months)</w:t>
+              <w:t>{#q1Selected</w:t>
+            </w:r>
+            <w:proofErr w:type="gramStart"/>
+            <w:r>
+              <w:rPr>
+                <w:sz w:val="20"/>
+                <w:szCs w:val="20"/>
+                <w:lang w:val="en-US"/>
+              </w:rPr>
+              <w:t>1}*</w:t>
+            </w:r>
+            <w:proofErr w:type="gramEnd"/>
+            <w:r>
+              <w:rPr>
+                <w:sz w:val="20"/>
+                <w:szCs w:val="20"/>
+                <w:lang w:val="en-US"/>
+              </w:rPr>
+              <w:t>{</w:t>
+            </w:r>
+            <w:proofErr w:type="gramStart"/>
+            <w:r>
+              <w:rPr>
+                <w:sz w:val="20"/>
+                <w:szCs w:val="20"/>
+                <w:lang w:val="en-US"/>
+              </w:rPr>
+              <w:t>/}ASSAULT</w:t>
+            </w:r>
+            <w:proofErr w:type="gramEnd"/>
+            <w:r>
+              <w:rPr>
+                <w:sz w:val="20"/>
+                <w:szCs w:val="20"/>
+                <w:lang w:val="en-US"/>
+              </w:rPr>
+              <w:t xml:space="preserve"> – with weapon, no serious injury (last 18 months)</w:t>
             </w:r>
             <w:r>
               <w:tab/>
@@ -2061,7 +2777,43 @@
                 <w:szCs w:val="20"/>
                 <w:lang w:val="en-US"/>
               </w:rPr>
-              <w:t>{#q1Selected2}*{/}ASSAULT – with or without weapon, with serious injury or death (last 42 months)</w:t>
+              <w:t>{#q1Selected</w:t>
+            </w:r>
+            <w:proofErr w:type="gramStart"/>
+            <w:r>
+              <w:rPr>
+                <w:sz w:val="20"/>
+                <w:szCs w:val="20"/>
+                <w:lang w:val="en-US"/>
+              </w:rPr>
+              <w:t>2}*</w:t>
+            </w:r>
+            <w:proofErr w:type="gramEnd"/>
+            <w:r>
+              <w:rPr>
+                <w:sz w:val="20"/>
+                <w:szCs w:val="20"/>
+                <w:lang w:val="en-US"/>
+              </w:rPr>
+              <w:t>{</w:t>
+            </w:r>
+            <w:proofErr w:type="gramStart"/>
+            <w:r>
+              <w:rPr>
+                <w:sz w:val="20"/>
+                <w:szCs w:val="20"/>
+                <w:lang w:val="en-US"/>
+              </w:rPr>
+              <w:t>/}ASSAULT</w:t>
+            </w:r>
+            <w:proofErr w:type="gramEnd"/>
+            <w:r>
+              <w:rPr>
+                <w:sz w:val="20"/>
+                <w:szCs w:val="20"/>
+                <w:lang w:val="en-US"/>
+              </w:rPr>
+              <w:t xml:space="preserve"> – with or without weapon, with serious injury or death (last 42 months)</w:t>
             </w:r>
             <w:r>
               <w:tab/>
@@ -2094,7 +2846,43 @@
                 <w:szCs w:val="20"/>
                 <w:lang w:val="en-US"/>
               </w:rPr>
-              <w:t>{#q1Selected3}*{/}ASSAULT – with or without weapon with serious injury or death (43 through 60 months)</w:t>
+              <w:t>{#q1Selected</w:t>
+            </w:r>
+            <w:proofErr w:type="gramStart"/>
+            <w:r>
+              <w:rPr>
+                <w:sz w:val="20"/>
+                <w:szCs w:val="20"/>
+                <w:lang w:val="en-US"/>
+              </w:rPr>
+              <w:t>3}*</w:t>
+            </w:r>
+            <w:proofErr w:type="gramEnd"/>
+            <w:r>
+              <w:rPr>
+                <w:sz w:val="20"/>
+                <w:szCs w:val="20"/>
+                <w:lang w:val="en-US"/>
+              </w:rPr>
+              <w:t>{</w:t>
+            </w:r>
+            <w:proofErr w:type="gramStart"/>
+            <w:r>
+              <w:rPr>
+                <w:sz w:val="20"/>
+                <w:szCs w:val="20"/>
+                <w:lang w:val="en-US"/>
+              </w:rPr>
+              <w:t>/}ASSAULT</w:t>
+            </w:r>
+            <w:proofErr w:type="gramEnd"/>
+            <w:r>
+              <w:rPr>
+                <w:sz w:val="20"/>
+                <w:szCs w:val="20"/>
+                <w:lang w:val="en-US"/>
+              </w:rPr>
+              <w:t xml:space="preserve"> – with or without weapon with serious injury or death (43 through 60 months)</w:t>
             </w:r>
             <w:r>
               <w:tab/>
@@ -2243,8 +3031,36 @@
                 <w:szCs w:val="20"/>
                 <w:lang w:val="en-US"/>
               </w:rPr>
-              <w:t>{#q2Selected0}*{/}No</w:t>
-            </w:r>
+              <w:t>{#q2Selected</w:t>
+            </w:r>
+            <w:proofErr w:type="gramStart"/>
+            <w:r>
+              <w:rPr>
+                <w:sz w:val="20"/>
+                <w:szCs w:val="20"/>
+                <w:lang w:val="en-US"/>
+              </w:rPr>
+              <w:t>0}*</w:t>
+            </w:r>
+            <w:proofErr w:type="gramEnd"/>
+            <w:r>
+              <w:rPr>
+                <w:sz w:val="20"/>
+                <w:szCs w:val="20"/>
+                <w:lang w:val="en-US"/>
+              </w:rPr>
+              <w:t>{</w:t>
+            </w:r>
+            <w:proofErr w:type="gramStart"/>
+            <w:r>
+              <w:rPr>
+                <w:sz w:val="20"/>
+                <w:szCs w:val="20"/>
+                <w:lang w:val="en-US"/>
+              </w:rPr>
+              <w:t>/}No</w:t>
+            </w:r>
+            <w:proofErr w:type="gramEnd"/>
             <w:r>
               <w:tab/>
             </w:r>
@@ -2278,8 +3094,36 @@
                 <w:szCs w:val="20"/>
                 <w:lang w:val="en-US"/>
               </w:rPr>
-              <w:t>{#q2Selected1}*{/}Yes</w:t>
-            </w:r>
+              <w:t>{#q2Selected</w:t>
+            </w:r>
+            <w:proofErr w:type="gramStart"/>
+            <w:r>
+              <w:rPr>
+                <w:sz w:val="20"/>
+                <w:szCs w:val="20"/>
+                <w:lang w:val="en-US"/>
+              </w:rPr>
+              <w:t>1}*</w:t>
+            </w:r>
+            <w:proofErr w:type="gramEnd"/>
+            <w:r>
+              <w:rPr>
+                <w:sz w:val="20"/>
+                <w:szCs w:val="20"/>
+                <w:lang w:val="en-US"/>
+              </w:rPr>
+              <w:t>{</w:t>
+            </w:r>
+            <w:proofErr w:type="gramStart"/>
+            <w:r>
+              <w:rPr>
+                <w:sz w:val="20"/>
+                <w:szCs w:val="20"/>
+                <w:lang w:val="en-US"/>
+              </w:rPr>
+              <w:t>/}Yes</w:t>
+            </w:r>
+            <w:proofErr w:type="gramEnd"/>
             <w:r>
               <w:tab/>
             </w:r>
@@ -2422,8 +3266,36 @@
                 <w:szCs w:val="20"/>
                 <w:lang w:val="en-US"/>
               </w:rPr>
-              <w:t>{#q3Selected0}*{/}Low</w:t>
-            </w:r>
+              <w:t>{#q3Selected</w:t>
+            </w:r>
+            <w:proofErr w:type="gramStart"/>
+            <w:r>
+              <w:rPr>
+                <w:sz w:val="20"/>
+                <w:szCs w:val="20"/>
+                <w:lang w:val="en-US"/>
+              </w:rPr>
+              <w:t>0}*</w:t>
+            </w:r>
+            <w:proofErr w:type="gramEnd"/>
+            <w:r>
+              <w:rPr>
+                <w:sz w:val="20"/>
+                <w:szCs w:val="20"/>
+                <w:lang w:val="en-US"/>
+              </w:rPr>
+              <w:t>{</w:t>
+            </w:r>
+            <w:proofErr w:type="gramStart"/>
+            <w:r>
+              <w:rPr>
+                <w:sz w:val="20"/>
+                <w:szCs w:val="20"/>
+                <w:lang w:val="en-US"/>
+              </w:rPr>
+              <w:t>/}Low</w:t>
+            </w:r>
+            <w:proofErr w:type="gramEnd"/>
             <w:r>
               <w:tab/>
             </w:r>
@@ -2455,8 +3327,36 @@
                 <w:szCs w:val="20"/>
                 <w:lang w:val="en-US"/>
               </w:rPr>
-              <w:t>{#q3Selected1}*{/}Moderate</w:t>
-            </w:r>
+              <w:t>{#q3Selected</w:t>
+            </w:r>
+            <w:proofErr w:type="gramStart"/>
+            <w:r>
+              <w:rPr>
+                <w:sz w:val="20"/>
+                <w:szCs w:val="20"/>
+                <w:lang w:val="en-US"/>
+              </w:rPr>
+              <w:t>1}*</w:t>
+            </w:r>
+            <w:proofErr w:type="gramEnd"/>
+            <w:r>
+              <w:rPr>
+                <w:sz w:val="20"/>
+                <w:szCs w:val="20"/>
+                <w:lang w:val="en-US"/>
+              </w:rPr>
+              <w:t>{</w:t>
+            </w:r>
+            <w:proofErr w:type="gramStart"/>
+            <w:r>
+              <w:rPr>
+                <w:sz w:val="20"/>
+                <w:szCs w:val="20"/>
+                <w:lang w:val="en-US"/>
+              </w:rPr>
+              <w:t>/}Moderate</w:t>
+            </w:r>
+            <w:proofErr w:type="gramEnd"/>
             <w:r>
               <w:tab/>
             </w:r>
@@ -2488,8 +3388,36 @@
                 <w:szCs w:val="20"/>
                 <w:lang w:val="en-US"/>
               </w:rPr>
-              <w:t>{#q3Selected2}*{/}High</w:t>
-            </w:r>
+              <w:t>{#q3Selected</w:t>
+            </w:r>
+            <w:proofErr w:type="gramStart"/>
+            <w:r>
+              <w:rPr>
+                <w:sz w:val="20"/>
+                <w:szCs w:val="20"/>
+                <w:lang w:val="en-US"/>
+              </w:rPr>
+              <w:t>2}*</w:t>
+            </w:r>
+            <w:proofErr w:type="gramEnd"/>
+            <w:r>
+              <w:rPr>
+                <w:sz w:val="20"/>
+                <w:szCs w:val="20"/>
+                <w:lang w:val="en-US"/>
+              </w:rPr>
+              <w:t>{</w:t>
+            </w:r>
+            <w:proofErr w:type="gramStart"/>
+            <w:r>
+              <w:rPr>
+                <w:sz w:val="20"/>
+                <w:szCs w:val="20"/>
+                <w:lang w:val="en-US"/>
+              </w:rPr>
+              <w:t>/}High</w:t>
+            </w:r>
+            <w:proofErr w:type="gramEnd"/>
             <w:r>
               <w:tab/>
             </w:r>
@@ -2521,8 +3449,36 @@
                 <w:szCs w:val="20"/>
                 <w:lang w:val="en-US"/>
               </w:rPr>
-              <w:t>{#q3Selected3}*{/}Highest</w:t>
-            </w:r>
+              <w:t>{#q3Selected</w:t>
+            </w:r>
+            <w:proofErr w:type="gramStart"/>
+            <w:r>
+              <w:rPr>
+                <w:sz w:val="20"/>
+                <w:szCs w:val="20"/>
+                <w:lang w:val="en-US"/>
+              </w:rPr>
+              <w:t>3}*</w:t>
+            </w:r>
+            <w:proofErr w:type="gramEnd"/>
+            <w:r>
+              <w:rPr>
+                <w:sz w:val="20"/>
+                <w:szCs w:val="20"/>
+                <w:lang w:val="en-US"/>
+              </w:rPr>
+              <w:t>{</w:t>
+            </w:r>
+            <w:proofErr w:type="gramStart"/>
+            <w:r>
+              <w:rPr>
+                <w:sz w:val="20"/>
+                <w:szCs w:val="20"/>
+                <w:lang w:val="en-US"/>
+              </w:rPr>
+              <w:t>/}Highest</w:t>
+            </w:r>
+            <w:proofErr w:type="gramEnd"/>
             <w:r>
               <w:tab/>
             </w:r>
@@ -2663,8 +3619,36 @@
                 <w:szCs w:val="20"/>
                 <w:lang w:val="en-US"/>
               </w:rPr>
-              <w:t>{#q4Selected0}*{/}Low</w:t>
-            </w:r>
+              <w:t>{#q4Selected</w:t>
+            </w:r>
+            <w:proofErr w:type="gramStart"/>
+            <w:r>
+              <w:rPr>
+                <w:sz w:val="20"/>
+                <w:szCs w:val="20"/>
+                <w:lang w:val="en-US"/>
+              </w:rPr>
+              <w:t>0}*</w:t>
+            </w:r>
+            <w:proofErr w:type="gramEnd"/>
+            <w:r>
+              <w:rPr>
+                <w:sz w:val="20"/>
+                <w:szCs w:val="20"/>
+                <w:lang w:val="en-US"/>
+              </w:rPr>
+              <w:t>{</w:t>
+            </w:r>
+            <w:proofErr w:type="gramStart"/>
+            <w:r>
+              <w:rPr>
+                <w:sz w:val="20"/>
+                <w:szCs w:val="20"/>
+                <w:lang w:val="en-US"/>
+              </w:rPr>
+              <w:t>/}Low</w:t>
+            </w:r>
+            <w:proofErr w:type="gramEnd"/>
             <w:r>
               <w:tab/>
             </w:r>
@@ -2696,8 +3680,36 @@
                 <w:szCs w:val="20"/>
                 <w:lang w:val="en-US"/>
               </w:rPr>
-              <w:t>{#q4Selected1}*{/}Moderate</w:t>
-            </w:r>
+              <w:t>{#q4Selected</w:t>
+            </w:r>
+            <w:proofErr w:type="gramStart"/>
+            <w:r>
+              <w:rPr>
+                <w:sz w:val="20"/>
+                <w:szCs w:val="20"/>
+                <w:lang w:val="en-US"/>
+              </w:rPr>
+              <w:t>1}*</w:t>
+            </w:r>
+            <w:proofErr w:type="gramEnd"/>
+            <w:r>
+              <w:rPr>
+                <w:sz w:val="20"/>
+                <w:szCs w:val="20"/>
+                <w:lang w:val="en-US"/>
+              </w:rPr>
+              <w:t>{</w:t>
+            </w:r>
+            <w:proofErr w:type="gramStart"/>
+            <w:r>
+              <w:rPr>
+                <w:sz w:val="20"/>
+                <w:szCs w:val="20"/>
+                <w:lang w:val="en-US"/>
+              </w:rPr>
+              <w:t>/}Moderate</w:t>
+            </w:r>
+            <w:proofErr w:type="gramEnd"/>
             <w:r>
               <w:tab/>
             </w:r>
@@ -2729,8 +3741,36 @@
                 <w:szCs w:val="20"/>
                 <w:lang w:val="en-US"/>
               </w:rPr>
-              <w:t>{#q4Selected2}*{/}High</w:t>
-            </w:r>
+              <w:t>{#q4Selected</w:t>
+            </w:r>
+            <w:proofErr w:type="gramStart"/>
+            <w:r>
+              <w:rPr>
+                <w:sz w:val="20"/>
+                <w:szCs w:val="20"/>
+                <w:lang w:val="en-US"/>
+              </w:rPr>
+              <w:t>2}*</w:t>
+            </w:r>
+            <w:proofErr w:type="gramEnd"/>
+            <w:r>
+              <w:rPr>
+                <w:sz w:val="20"/>
+                <w:szCs w:val="20"/>
+                <w:lang w:val="en-US"/>
+              </w:rPr>
+              <w:t>{</w:t>
+            </w:r>
+            <w:proofErr w:type="gramStart"/>
+            <w:r>
+              <w:rPr>
+                <w:sz w:val="20"/>
+                <w:szCs w:val="20"/>
+                <w:lang w:val="en-US"/>
+              </w:rPr>
+              <w:t>/}High</w:t>
+            </w:r>
+            <w:proofErr w:type="gramEnd"/>
             <w:r>
               <w:tab/>
             </w:r>
@@ -2762,8 +3802,36 @@
                 <w:szCs w:val="20"/>
                 <w:lang w:val="en-US"/>
               </w:rPr>
-              <w:t>{#q4Selected3}*{/}Highest</w:t>
-            </w:r>
+              <w:t>{#q4Selected</w:t>
+            </w:r>
+            <w:proofErr w:type="gramStart"/>
+            <w:r>
+              <w:rPr>
+                <w:sz w:val="20"/>
+                <w:szCs w:val="20"/>
+                <w:lang w:val="en-US"/>
+              </w:rPr>
+              <w:t>3}*</w:t>
+            </w:r>
+            <w:proofErr w:type="gramEnd"/>
+            <w:r>
+              <w:rPr>
+                <w:sz w:val="20"/>
+                <w:szCs w:val="20"/>
+                <w:lang w:val="en-US"/>
+              </w:rPr>
+              <w:t>{</w:t>
+            </w:r>
+            <w:proofErr w:type="gramStart"/>
+            <w:r>
+              <w:rPr>
+                <w:sz w:val="20"/>
+                <w:szCs w:val="20"/>
+                <w:lang w:val="en-US"/>
+              </w:rPr>
+              <w:t>/}Highest</w:t>
+            </w:r>
+            <w:proofErr w:type="gramEnd"/>
             <w:r>
               <w:tab/>
             </w:r>
@@ -3020,7 +4088,27 @@
                 <w:u w:val="single"/>
                 <w:lang w:val="en-US"/>
               </w:rPr>
-              <w:t>{scheduleAScore}</w:t>
+              <w:t>{</w:t>
+            </w:r>
+            <w:proofErr w:type="spellStart"/>
+            <w:r>
+              <w:rPr>
+                <w:sz w:val="27"/>
+                <w:szCs w:val="27"/>
+                <w:u w:val="single"/>
+                <w:lang w:val="en-US"/>
+              </w:rPr>
+              <w:t>scheduleAScore</w:t>
+            </w:r>
+            <w:proofErr w:type="spellEnd"/>
+            <w:r>
+              <w:rPr>
+                <w:sz w:val="27"/>
+                <w:szCs w:val="27"/>
+                <w:u w:val="single"/>
+                <w:lang w:val="en-US"/>
+              </w:rPr>
+              <w:t>}</w:t>
             </w:r>
           </w:p>
           <w:p>
@@ -3034,7 +4122,25 @@
                 <w:szCs w:val="14"/>
                 <w:lang w:val="en-US"/>
               </w:rPr>
-              <w:t>{scheduleAText}</w:t>
+              <w:t>{</w:t>
+            </w:r>
+            <w:proofErr w:type="spellStart"/>
+            <w:r>
+              <w:rPr>
+                <w:sz w:val="14"/>
+                <w:szCs w:val="14"/>
+                <w:lang w:val="en-US"/>
+              </w:rPr>
+              <w:t>scheduleAText</w:t>
+            </w:r>
+            <w:proofErr w:type="spellEnd"/>
+            <w:r>
+              <w:rPr>
+                <w:sz w:val="14"/>
+                <w:szCs w:val="14"/>
+                <w:lang w:val="en-US"/>
+              </w:rPr>
+              <w:t>}</w:t>
             </w:r>
           </w:p>
         </w:tc>
@@ -3104,7 +4210,43 @@
                 <w:szCs w:val="20"/>
                 <w:lang w:val="en-US"/>
               </w:rPr>
-              <w:t>{#q5Selected0}*{/}No escapes or attempts</w:t>
+              <w:t>{#q5Selected</w:t>
+            </w:r>
+            <w:proofErr w:type="gramStart"/>
+            <w:r>
+              <w:rPr>
+                <w:sz w:val="20"/>
+                <w:szCs w:val="20"/>
+                <w:lang w:val="en-US"/>
+              </w:rPr>
+              <w:t>0}*</w:t>
+            </w:r>
+            <w:proofErr w:type="gramEnd"/>
+            <w:r>
+              <w:rPr>
+                <w:sz w:val="20"/>
+                <w:szCs w:val="20"/>
+                <w:lang w:val="en-US"/>
+              </w:rPr>
+              <w:t>{</w:t>
+            </w:r>
+            <w:proofErr w:type="gramStart"/>
+            <w:r>
+              <w:rPr>
+                <w:sz w:val="20"/>
+                <w:szCs w:val="20"/>
+                <w:lang w:val="en-US"/>
+              </w:rPr>
+              <w:t>/}No</w:t>
+            </w:r>
+            <w:proofErr w:type="gramEnd"/>
+            <w:r>
+              <w:rPr>
+                <w:sz w:val="20"/>
+                <w:szCs w:val="20"/>
+                <w:lang w:val="en-US"/>
+              </w:rPr>
+              <w:t xml:space="preserve"> escapes or attempts</w:t>
             </w:r>
             <w:r>
               <w:tab/>
@@ -3139,7 +4281,43 @@
                 <w:szCs w:val="20"/>
                 <w:lang w:val="en-US"/>
               </w:rPr>
-              <w:t>{#q5Selected1}*{/}Escape or attempt from minimum custody, no actual or threatened violence: over 1 year ago</w:t>
+              <w:t>{#q5Selected</w:t>
+            </w:r>
+            <w:proofErr w:type="gramStart"/>
+            <w:r>
+              <w:rPr>
+                <w:sz w:val="20"/>
+                <w:szCs w:val="20"/>
+                <w:lang w:val="en-US"/>
+              </w:rPr>
+              <w:t>1}*</w:t>
+            </w:r>
+            <w:proofErr w:type="gramEnd"/>
+            <w:r>
+              <w:rPr>
+                <w:sz w:val="20"/>
+                <w:szCs w:val="20"/>
+                <w:lang w:val="en-US"/>
+              </w:rPr>
+              <w:t>{</w:t>
+            </w:r>
+            <w:proofErr w:type="gramStart"/>
+            <w:r>
+              <w:rPr>
+                <w:sz w:val="20"/>
+                <w:szCs w:val="20"/>
+                <w:lang w:val="en-US"/>
+              </w:rPr>
+              <w:t>/}Escape</w:t>
+            </w:r>
+            <w:proofErr w:type="gramEnd"/>
+            <w:r>
+              <w:rPr>
+                <w:sz w:val="20"/>
+                <w:szCs w:val="20"/>
+                <w:lang w:val="en-US"/>
+              </w:rPr>
+              <w:t xml:space="preserve"> or attempt from minimum custody, no actual or threatened violence: over 1 year ago</w:t>
             </w:r>
             <w:r>
               <w:tab/>
@@ -3174,7 +4352,43 @@
                 <w:szCs w:val="20"/>
                 <w:lang w:val="en-US"/>
               </w:rPr>
-              <w:t>{#q5Selected2}*{/}Escape or attempt from minimum custody, no actual or threatened violence: within the last year</w:t>
+              <w:t>{#q5Selected</w:t>
+            </w:r>
+            <w:proofErr w:type="gramStart"/>
+            <w:r>
+              <w:rPr>
+                <w:sz w:val="20"/>
+                <w:szCs w:val="20"/>
+                <w:lang w:val="en-US"/>
+              </w:rPr>
+              <w:t>2}*</w:t>
+            </w:r>
+            <w:proofErr w:type="gramEnd"/>
+            <w:r>
+              <w:rPr>
+                <w:sz w:val="20"/>
+                <w:szCs w:val="20"/>
+                <w:lang w:val="en-US"/>
+              </w:rPr>
+              <w:t>{</w:t>
+            </w:r>
+            <w:proofErr w:type="gramStart"/>
+            <w:r>
+              <w:rPr>
+                <w:sz w:val="20"/>
+                <w:szCs w:val="20"/>
+                <w:lang w:val="en-US"/>
+              </w:rPr>
+              <w:t>/}Escape</w:t>
+            </w:r>
+            <w:proofErr w:type="gramEnd"/>
+            <w:r>
+              <w:rPr>
+                <w:sz w:val="20"/>
+                <w:szCs w:val="20"/>
+                <w:lang w:val="en-US"/>
+              </w:rPr>
+              <w:t xml:space="preserve"> or attempt from minimum custody, no actual or threatened violence: within the last year</w:t>
             </w:r>
             <w:r>
               <w:tab/>
@@ -3209,7 +4423,43 @@
                 <w:szCs w:val="20"/>
                 <w:lang w:val="en-US"/>
               </w:rPr>
-              <w:t>{#q5Selected3}*{/}Escape or attempt from medium or above custody, or from minimum custody with actual or threatened violence: over 1 year ago</w:t>
+              <w:t>{#q5Selected</w:t>
+            </w:r>
+            <w:proofErr w:type="gramStart"/>
+            <w:r>
+              <w:rPr>
+                <w:sz w:val="20"/>
+                <w:szCs w:val="20"/>
+                <w:lang w:val="en-US"/>
+              </w:rPr>
+              <w:t>3}*</w:t>
+            </w:r>
+            <w:proofErr w:type="gramEnd"/>
+            <w:r>
+              <w:rPr>
+                <w:sz w:val="20"/>
+                <w:szCs w:val="20"/>
+                <w:lang w:val="en-US"/>
+              </w:rPr>
+              <w:t>{</w:t>
+            </w:r>
+            <w:proofErr w:type="gramStart"/>
+            <w:r>
+              <w:rPr>
+                <w:sz w:val="20"/>
+                <w:szCs w:val="20"/>
+                <w:lang w:val="en-US"/>
+              </w:rPr>
+              <w:t>/}Escape</w:t>
+            </w:r>
+            <w:proofErr w:type="gramEnd"/>
+            <w:r>
+              <w:rPr>
+                <w:sz w:val="20"/>
+                <w:szCs w:val="20"/>
+                <w:lang w:val="en-US"/>
+              </w:rPr>
+              <w:t xml:space="preserve"> or attempt from medium or above custody, or from minimum custody with actual or threatened violence: over 1 year ago</w:t>
             </w:r>
             <w:r>
               <w:tab/>
@@ -3244,7 +4494,43 @@
                 <w:szCs w:val="20"/>
                 <w:lang w:val="en-US"/>
               </w:rPr>
-              <w:t>{#q5Selected4}*{/}Escape or attempt from medium or above custody, or from minimum custody with actual or threatened violence: within last year</w:t>
+              <w:t>{#q5Selected</w:t>
+            </w:r>
+            <w:proofErr w:type="gramStart"/>
+            <w:r>
+              <w:rPr>
+                <w:sz w:val="20"/>
+                <w:szCs w:val="20"/>
+                <w:lang w:val="en-US"/>
+              </w:rPr>
+              <w:t>4}*</w:t>
+            </w:r>
+            <w:proofErr w:type="gramEnd"/>
+            <w:r>
+              <w:rPr>
+                <w:sz w:val="20"/>
+                <w:szCs w:val="20"/>
+                <w:lang w:val="en-US"/>
+              </w:rPr>
+              <w:t>{</w:t>
+            </w:r>
+            <w:proofErr w:type="gramStart"/>
+            <w:r>
+              <w:rPr>
+                <w:sz w:val="20"/>
+                <w:szCs w:val="20"/>
+                <w:lang w:val="en-US"/>
+              </w:rPr>
+              <w:t>/}Escape</w:t>
+            </w:r>
+            <w:proofErr w:type="gramEnd"/>
+            <w:r>
+              <w:rPr>
+                <w:sz w:val="20"/>
+                <w:szCs w:val="20"/>
+                <w:lang w:val="en-US"/>
+              </w:rPr>
+              <w:t xml:space="preserve"> or attempt from medium or above custody, or from minimum custody with actual or threatened violence: within last year</w:t>
             </w:r>
             <w:r>
               <w:tab/>
@@ -3390,7 +4676,43 @@
                 <w:szCs w:val="20"/>
                 <w:lang w:val="en-US"/>
               </w:rPr>
-              <w:t>{#q6Selected0}*{/}None in Last 18 Months</w:t>
+              <w:t>{#q6Selected</w:t>
+            </w:r>
+            <w:proofErr w:type="gramStart"/>
+            <w:r>
+              <w:rPr>
+                <w:sz w:val="20"/>
+                <w:szCs w:val="20"/>
+                <w:lang w:val="en-US"/>
+              </w:rPr>
+              <w:t>0}*</w:t>
+            </w:r>
+            <w:proofErr w:type="gramEnd"/>
+            <w:r>
+              <w:rPr>
+                <w:sz w:val="20"/>
+                <w:szCs w:val="20"/>
+                <w:lang w:val="en-US"/>
+              </w:rPr>
+              <w:t>{</w:t>
+            </w:r>
+            <w:proofErr w:type="gramStart"/>
+            <w:r>
+              <w:rPr>
+                <w:sz w:val="20"/>
+                <w:szCs w:val="20"/>
+                <w:lang w:val="en-US"/>
+              </w:rPr>
+              <w:t>/}None</w:t>
+            </w:r>
+            <w:proofErr w:type="gramEnd"/>
+            <w:r>
+              <w:rPr>
+                <w:sz w:val="20"/>
+                <w:szCs w:val="20"/>
+                <w:lang w:val="en-US"/>
+              </w:rPr>
+              <w:t xml:space="preserve"> in Last 18 Months</w:t>
             </w:r>
             <w:r>
               <w:tab/>
@@ -3425,7 +4747,43 @@
                 <w:szCs w:val="20"/>
                 <w:lang w:val="en-US"/>
               </w:rPr>
-              <w:t>{#q6Selected1}*{/}None in Last 12 Months</w:t>
+              <w:t>{#q6Selected</w:t>
+            </w:r>
+            <w:proofErr w:type="gramStart"/>
+            <w:r>
+              <w:rPr>
+                <w:sz w:val="20"/>
+                <w:szCs w:val="20"/>
+                <w:lang w:val="en-US"/>
+              </w:rPr>
+              <w:t>1}*</w:t>
+            </w:r>
+            <w:proofErr w:type="gramEnd"/>
+            <w:r>
+              <w:rPr>
+                <w:sz w:val="20"/>
+                <w:szCs w:val="20"/>
+                <w:lang w:val="en-US"/>
+              </w:rPr>
+              <w:t>{</w:t>
+            </w:r>
+            <w:proofErr w:type="gramStart"/>
+            <w:r>
+              <w:rPr>
+                <w:sz w:val="20"/>
+                <w:szCs w:val="20"/>
+                <w:lang w:val="en-US"/>
+              </w:rPr>
+              <w:t>/}None</w:t>
+            </w:r>
+            <w:proofErr w:type="gramEnd"/>
+            <w:r>
+              <w:rPr>
+                <w:sz w:val="20"/>
+                <w:szCs w:val="20"/>
+                <w:lang w:val="en-US"/>
+              </w:rPr>
+              <w:t xml:space="preserve"> in Last 12 Months</w:t>
             </w:r>
             <w:r>
               <w:tab/>
@@ -3460,7 +4818,43 @@
                 <w:szCs w:val="20"/>
                 <w:lang w:val="en-US"/>
               </w:rPr>
-              <w:t>{#q6Selected2}*{/}None in Last 6 Months</w:t>
+              <w:t>{#q6Selected</w:t>
+            </w:r>
+            <w:proofErr w:type="gramStart"/>
+            <w:r>
+              <w:rPr>
+                <w:sz w:val="20"/>
+                <w:szCs w:val="20"/>
+                <w:lang w:val="en-US"/>
+              </w:rPr>
+              <w:t>2}*</w:t>
+            </w:r>
+            <w:proofErr w:type="gramEnd"/>
+            <w:r>
+              <w:rPr>
+                <w:sz w:val="20"/>
+                <w:szCs w:val="20"/>
+                <w:lang w:val="en-US"/>
+              </w:rPr>
+              <w:t>{</w:t>
+            </w:r>
+            <w:proofErr w:type="gramStart"/>
+            <w:r>
+              <w:rPr>
+                <w:sz w:val="20"/>
+                <w:szCs w:val="20"/>
+                <w:lang w:val="en-US"/>
+              </w:rPr>
+              <w:t>/}None</w:t>
+            </w:r>
+            <w:proofErr w:type="gramEnd"/>
+            <w:r>
+              <w:rPr>
+                <w:sz w:val="20"/>
+                <w:szCs w:val="20"/>
+                <w:lang w:val="en-US"/>
+              </w:rPr>
+              <w:t xml:space="preserve"> in Last 6 Months</w:t>
             </w:r>
             <w:r>
               <w:tab/>
@@ -3495,7 +4889,43 @@
                 <w:szCs w:val="20"/>
                 <w:lang w:val="en-US"/>
               </w:rPr>
-              <w:t>{#q6Selected3}*{/}New Admission / Parole Violator</w:t>
+              <w:t>{#q6Selected</w:t>
+            </w:r>
+            <w:proofErr w:type="gramStart"/>
+            <w:r>
+              <w:rPr>
+                <w:sz w:val="20"/>
+                <w:szCs w:val="20"/>
+                <w:lang w:val="en-US"/>
+              </w:rPr>
+              <w:t>3}*</w:t>
+            </w:r>
+            <w:proofErr w:type="gramEnd"/>
+            <w:r>
+              <w:rPr>
+                <w:sz w:val="20"/>
+                <w:szCs w:val="20"/>
+                <w:lang w:val="en-US"/>
+              </w:rPr>
+              <w:t>{</w:t>
+            </w:r>
+            <w:proofErr w:type="gramStart"/>
+            <w:r>
+              <w:rPr>
+                <w:sz w:val="20"/>
+                <w:szCs w:val="20"/>
+                <w:lang w:val="en-US"/>
+              </w:rPr>
+              <w:t>/}New</w:t>
+            </w:r>
+            <w:proofErr w:type="gramEnd"/>
+            <w:r>
+              <w:rPr>
+                <w:sz w:val="20"/>
+                <w:szCs w:val="20"/>
+                <w:lang w:val="en-US"/>
+              </w:rPr>
+              <w:t xml:space="preserve"> Admission / Parole Violator</w:t>
             </w:r>
             <w:r>
               <w:tab/>
@@ -3530,7 +4960,43 @@
                 <w:szCs w:val="20"/>
                 <w:lang w:val="en-US"/>
               </w:rPr>
-              <w:t>{#q6Selected4}*{/}One in Last 6 Months</w:t>
+              <w:t>{#q6Selected</w:t>
+            </w:r>
+            <w:proofErr w:type="gramStart"/>
+            <w:r>
+              <w:rPr>
+                <w:sz w:val="20"/>
+                <w:szCs w:val="20"/>
+                <w:lang w:val="en-US"/>
+              </w:rPr>
+              <w:t>4}*</w:t>
+            </w:r>
+            <w:proofErr w:type="gramEnd"/>
+            <w:r>
+              <w:rPr>
+                <w:sz w:val="20"/>
+                <w:szCs w:val="20"/>
+                <w:lang w:val="en-US"/>
+              </w:rPr>
+              <w:t>{</w:t>
+            </w:r>
+            <w:proofErr w:type="gramStart"/>
+            <w:r>
+              <w:rPr>
+                <w:sz w:val="20"/>
+                <w:szCs w:val="20"/>
+                <w:lang w:val="en-US"/>
+              </w:rPr>
+              <w:t>/}One</w:t>
+            </w:r>
+            <w:proofErr w:type="gramEnd"/>
+            <w:r>
+              <w:rPr>
+                <w:sz w:val="20"/>
+                <w:szCs w:val="20"/>
+                <w:lang w:val="en-US"/>
+              </w:rPr>
+              <w:t xml:space="preserve"> in Last 6 Months</w:t>
             </w:r>
             <w:r>
               <w:tab/>
@@ -3565,7 +5031,43 @@
                 <w:szCs w:val="20"/>
                 <w:lang w:val="en-US"/>
               </w:rPr>
-              <w:t>{#q6Selected5}*{/}Two or More in Last 6 Months</w:t>
+              <w:t>{#q6Selected</w:t>
+            </w:r>
+            <w:proofErr w:type="gramStart"/>
+            <w:r>
+              <w:rPr>
+                <w:sz w:val="20"/>
+                <w:szCs w:val="20"/>
+                <w:lang w:val="en-US"/>
+              </w:rPr>
+              <w:t>5}*</w:t>
+            </w:r>
+            <w:proofErr w:type="gramEnd"/>
+            <w:r>
+              <w:rPr>
+                <w:sz w:val="20"/>
+                <w:szCs w:val="20"/>
+                <w:lang w:val="en-US"/>
+              </w:rPr>
+              <w:t>{</w:t>
+            </w:r>
+            <w:proofErr w:type="gramStart"/>
+            <w:r>
+              <w:rPr>
+                <w:sz w:val="20"/>
+                <w:szCs w:val="20"/>
+                <w:lang w:val="en-US"/>
+              </w:rPr>
+              <w:t>/}Two</w:t>
+            </w:r>
+            <w:proofErr w:type="gramEnd"/>
+            <w:r>
+              <w:rPr>
+                <w:sz w:val="20"/>
+                <w:szCs w:val="20"/>
+                <w:lang w:val="en-US"/>
+              </w:rPr>
+              <w:t xml:space="preserve"> or More in Last 6 Months</w:t>
             </w:r>
             <w:r>
               <w:tab/>
@@ -3711,8 +5213,36 @@
                 <w:szCs w:val="20"/>
                 <w:lang w:val="en-US"/>
               </w:rPr>
-              <w:t>{#q7SelectedNone}*{/}None</w:t>
-            </w:r>
+              <w:t>{#q7</w:t>
+            </w:r>
+            <w:proofErr w:type="gramStart"/>
+            <w:r>
+              <w:rPr>
+                <w:sz w:val="20"/>
+                <w:szCs w:val="20"/>
+                <w:lang w:val="en-US"/>
+              </w:rPr>
+              <w:t>SelectedNone}*</w:t>
+            </w:r>
+            <w:proofErr w:type="gramEnd"/>
+            <w:r>
+              <w:rPr>
+                <w:sz w:val="20"/>
+                <w:szCs w:val="20"/>
+                <w:lang w:val="en-US"/>
+              </w:rPr>
+              <w:t>{</w:t>
+            </w:r>
+            <w:proofErr w:type="gramStart"/>
+            <w:r>
+              <w:rPr>
+                <w:sz w:val="20"/>
+                <w:szCs w:val="20"/>
+                <w:lang w:val="en-US"/>
+              </w:rPr>
+              <w:t>/}None</w:t>
+            </w:r>
+            <w:proofErr w:type="gramEnd"/>
             <w:r>
               <w:tab/>
             </w:r>
@@ -3746,7 +5276,43 @@
                 <w:szCs w:val="20"/>
                 <w:lang w:val="en-US"/>
               </w:rPr>
-              <w:t>{#q7Selected0}*{/}Class C</w:t>
+              <w:t>{#q7Selected</w:t>
+            </w:r>
+            <w:proofErr w:type="gramStart"/>
+            <w:r>
+              <w:rPr>
+                <w:sz w:val="20"/>
+                <w:szCs w:val="20"/>
+                <w:lang w:val="en-US"/>
+              </w:rPr>
+              <w:t>0}*</w:t>
+            </w:r>
+            <w:proofErr w:type="gramEnd"/>
+            <w:r>
+              <w:rPr>
+                <w:sz w:val="20"/>
+                <w:szCs w:val="20"/>
+                <w:lang w:val="en-US"/>
+              </w:rPr>
+              <w:t>{</w:t>
+            </w:r>
+            <w:proofErr w:type="gramStart"/>
+            <w:r>
+              <w:rPr>
+                <w:sz w:val="20"/>
+                <w:szCs w:val="20"/>
+                <w:lang w:val="en-US"/>
+              </w:rPr>
+              <w:t>/}Class</w:t>
+            </w:r>
+            <w:proofErr w:type="gramEnd"/>
+            <w:r>
+              <w:rPr>
+                <w:sz w:val="20"/>
+                <w:szCs w:val="20"/>
+                <w:lang w:val="en-US"/>
+              </w:rPr>
+              <w:t xml:space="preserve"> C</w:t>
             </w:r>
             <w:r>
               <w:tab/>
@@ -3781,7 +5347,43 @@
                 <w:szCs w:val="20"/>
                 <w:lang w:val="en-US"/>
               </w:rPr>
-              <w:t>{#q7Selected1}*{/}Class B</w:t>
+              <w:t>{#q7Selected</w:t>
+            </w:r>
+            <w:proofErr w:type="gramStart"/>
+            <w:r>
+              <w:rPr>
+                <w:sz w:val="20"/>
+                <w:szCs w:val="20"/>
+                <w:lang w:val="en-US"/>
+              </w:rPr>
+              <w:t>1}*</w:t>
+            </w:r>
+            <w:proofErr w:type="gramEnd"/>
+            <w:r>
+              <w:rPr>
+                <w:sz w:val="20"/>
+                <w:szCs w:val="20"/>
+                <w:lang w:val="en-US"/>
+              </w:rPr>
+              <w:t>{</w:t>
+            </w:r>
+            <w:proofErr w:type="gramStart"/>
+            <w:r>
+              <w:rPr>
+                <w:sz w:val="20"/>
+                <w:szCs w:val="20"/>
+                <w:lang w:val="en-US"/>
+              </w:rPr>
+              <w:t>/}Class</w:t>
+            </w:r>
+            <w:proofErr w:type="gramEnd"/>
+            <w:r>
+              <w:rPr>
+                <w:sz w:val="20"/>
+                <w:szCs w:val="20"/>
+                <w:lang w:val="en-US"/>
+              </w:rPr>
+              <w:t xml:space="preserve"> B</w:t>
             </w:r>
             <w:r>
               <w:tab/>
@@ -3816,7 +5418,43 @@
                 <w:szCs w:val="20"/>
                 <w:lang w:val="en-US"/>
               </w:rPr>
-              <w:t>{#q7Selected2}*{/}Class A</w:t>
+              <w:t>{#q7Selected</w:t>
+            </w:r>
+            <w:proofErr w:type="gramStart"/>
+            <w:r>
+              <w:rPr>
+                <w:sz w:val="20"/>
+                <w:szCs w:val="20"/>
+                <w:lang w:val="en-US"/>
+              </w:rPr>
+              <w:t>2}*</w:t>
+            </w:r>
+            <w:proofErr w:type="gramEnd"/>
+            <w:r>
+              <w:rPr>
+                <w:sz w:val="20"/>
+                <w:szCs w:val="20"/>
+                <w:lang w:val="en-US"/>
+              </w:rPr>
+              <w:t>{</w:t>
+            </w:r>
+            <w:proofErr w:type="gramStart"/>
+            <w:r>
+              <w:rPr>
+                <w:sz w:val="20"/>
+                <w:szCs w:val="20"/>
+                <w:lang w:val="en-US"/>
+              </w:rPr>
+              <w:t>/}Class</w:t>
+            </w:r>
+            <w:proofErr w:type="gramEnd"/>
+            <w:r>
+              <w:rPr>
+                <w:sz w:val="20"/>
+                <w:szCs w:val="20"/>
+                <w:lang w:val="en-US"/>
+              </w:rPr>
+              <w:t xml:space="preserve"> A</w:t>
             </w:r>
             <w:r>
               <w:tab/>
@@ -3962,8 +5600,36 @@
                 <w:szCs w:val="20"/>
                 <w:lang w:val="en-US"/>
               </w:rPr>
-              <w:t>{#q8SelectedNone}*{/}None</w:t>
-            </w:r>
+              <w:t>{#q8</w:t>
+            </w:r>
+            <w:proofErr w:type="gramStart"/>
+            <w:r>
+              <w:rPr>
+                <w:sz w:val="20"/>
+                <w:szCs w:val="20"/>
+                <w:lang w:val="en-US"/>
+              </w:rPr>
+              <w:t>SelectedNone}*</w:t>
+            </w:r>
+            <w:proofErr w:type="gramEnd"/>
+            <w:r>
+              <w:rPr>
+                <w:sz w:val="20"/>
+                <w:szCs w:val="20"/>
+                <w:lang w:val="en-US"/>
+              </w:rPr>
+              <w:t>{</w:t>
+            </w:r>
+            <w:proofErr w:type="gramStart"/>
+            <w:r>
+              <w:rPr>
+                <w:sz w:val="20"/>
+                <w:szCs w:val="20"/>
+                <w:lang w:val="en-US"/>
+              </w:rPr>
+              <w:t>/}None</w:t>
+            </w:r>
+            <w:proofErr w:type="gramEnd"/>
             <w:r>
               <w:tab/>
             </w:r>
@@ -3997,8 +5663,36 @@
                 <w:szCs w:val="20"/>
                 <w:lang w:val="en-US"/>
               </w:rPr>
-              <w:t>{#q8Selected0}*{/}Misdemeanor</w:t>
-            </w:r>
+              <w:t>{#q8Selected</w:t>
+            </w:r>
+            <w:proofErr w:type="gramStart"/>
+            <w:r>
+              <w:rPr>
+                <w:sz w:val="20"/>
+                <w:szCs w:val="20"/>
+                <w:lang w:val="en-US"/>
+              </w:rPr>
+              <w:t>0}*</w:t>
+            </w:r>
+            <w:proofErr w:type="gramEnd"/>
+            <w:r>
+              <w:rPr>
+                <w:sz w:val="20"/>
+                <w:szCs w:val="20"/>
+                <w:lang w:val="en-US"/>
+              </w:rPr>
+              <w:t>{</w:t>
+            </w:r>
+            <w:proofErr w:type="gramStart"/>
+            <w:r>
+              <w:rPr>
+                <w:sz w:val="20"/>
+                <w:szCs w:val="20"/>
+                <w:lang w:val="en-US"/>
+              </w:rPr>
+              <w:t>/}Misdemeanor</w:t>
+            </w:r>
+            <w:proofErr w:type="gramEnd"/>
             <w:r>
               <w:tab/>
             </w:r>
@@ -4032,8 +5726,36 @@
                 <w:szCs w:val="20"/>
                 <w:lang w:val="en-US"/>
               </w:rPr>
-              <w:t>{#q8Selected1}*{/}Felony</w:t>
-            </w:r>
+              <w:t>{#q8Selected</w:t>
+            </w:r>
+            <w:proofErr w:type="gramStart"/>
+            <w:r>
+              <w:rPr>
+                <w:sz w:val="20"/>
+                <w:szCs w:val="20"/>
+                <w:lang w:val="en-US"/>
+              </w:rPr>
+              <w:t>1}*</w:t>
+            </w:r>
+            <w:proofErr w:type="gramEnd"/>
+            <w:r>
+              <w:rPr>
+                <w:sz w:val="20"/>
+                <w:szCs w:val="20"/>
+                <w:lang w:val="en-US"/>
+              </w:rPr>
+              <w:t>{</w:t>
+            </w:r>
+            <w:proofErr w:type="gramStart"/>
+            <w:r>
+              <w:rPr>
+                <w:sz w:val="20"/>
+                <w:szCs w:val="20"/>
+                <w:lang w:val="en-US"/>
+              </w:rPr>
+              <w:t>/}Felony</w:t>
+            </w:r>
+            <w:proofErr w:type="gramEnd"/>
             <w:r>
               <w:tab/>
             </w:r>
@@ -4178,8 +5900,36 @@
                 <w:szCs w:val="20"/>
                 <w:lang w:val="en-US"/>
               </w:rPr>
-              <w:t>{#q9SelectedNone}*{/}None</w:t>
-            </w:r>
+              <w:t>{#q9</w:t>
+            </w:r>
+            <w:proofErr w:type="gramStart"/>
+            <w:r>
+              <w:rPr>
+                <w:sz w:val="20"/>
+                <w:szCs w:val="20"/>
+                <w:lang w:val="en-US"/>
+              </w:rPr>
+              <w:t>SelectedNone}*</w:t>
+            </w:r>
+            <w:proofErr w:type="gramEnd"/>
+            <w:r>
+              <w:rPr>
+                <w:sz w:val="20"/>
+                <w:szCs w:val="20"/>
+                <w:lang w:val="en-US"/>
+              </w:rPr>
+              <w:t>{</w:t>
+            </w:r>
+            <w:proofErr w:type="gramStart"/>
+            <w:r>
+              <w:rPr>
+                <w:sz w:val="20"/>
+                <w:szCs w:val="20"/>
+                <w:lang w:val="en-US"/>
+              </w:rPr>
+              <w:t>/}None</w:t>
+            </w:r>
+            <w:proofErr w:type="gramEnd"/>
             <w:r>
               <w:tab/>
             </w:r>
@@ -4213,8 +5963,36 @@
                 <w:szCs w:val="20"/>
                 <w:lang w:val="en-US"/>
               </w:rPr>
-              <w:t>{#q9Selected0}*{/}One</w:t>
-            </w:r>
+              <w:t>{#q9Selected</w:t>
+            </w:r>
+            <w:proofErr w:type="gramStart"/>
+            <w:r>
+              <w:rPr>
+                <w:sz w:val="20"/>
+                <w:szCs w:val="20"/>
+                <w:lang w:val="en-US"/>
+              </w:rPr>
+              <w:t>0}*</w:t>
+            </w:r>
+            <w:proofErr w:type="gramEnd"/>
+            <w:r>
+              <w:rPr>
+                <w:sz w:val="20"/>
+                <w:szCs w:val="20"/>
+                <w:lang w:val="en-US"/>
+              </w:rPr>
+              <w:t>{</w:t>
+            </w:r>
+            <w:proofErr w:type="gramStart"/>
+            <w:r>
+              <w:rPr>
+                <w:sz w:val="20"/>
+                <w:szCs w:val="20"/>
+                <w:lang w:val="en-US"/>
+              </w:rPr>
+              <w:t>/}One</w:t>
+            </w:r>
+            <w:proofErr w:type="gramEnd"/>
             <w:r>
               <w:tab/>
             </w:r>
@@ -4248,7 +6026,43 @@
                 <w:szCs w:val="20"/>
                 <w:lang w:val="en-US"/>
               </w:rPr>
-              <w:t>{#q9Selected1}*{/}Two o</w:t>
+              <w:t>{#q9Selected</w:t>
+            </w:r>
+            <w:proofErr w:type="gramStart"/>
+            <w:r>
+              <w:rPr>
+                <w:sz w:val="20"/>
+                <w:szCs w:val="20"/>
+                <w:lang w:val="en-US"/>
+              </w:rPr>
+              <w:t>1}*</w:t>
+            </w:r>
+            <w:proofErr w:type="gramEnd"/>
+            <w:r>
+              <w:rPr>
+                <w:sz w:val="20"/>
+                <w:szCs w:val="20"/>
+                <w:lang w:val="en-US"/>
+              </w:rPr>
+              <w:t>{</w:t>
+            </w:r>
+            <w:proofErr w:type="gramStart"/>
+            <w:r>
+              <w:rPr>
+                <w:sz w:val="20"/>
+                <w:szCs w:val="20"/>
+                <w:lang w:val="en-US"/>
+              </w:rPr>
+              <w:t>/}Two</w:t>
+            </w:r>
+            <w:proofErr w:type="gramEnd"/>
+            <w:r>
+              <w:rPr>
+                <w:sz w:val="20"/>
+                <w:szCs w:val="20"/>
+                <w:lang w:val="en-US"/>
+              </w:rPr>
+              <w:t xml:space="preserve"> o</w:t>
             </w:r>
             <w:r>
               <w:rPr>
@@ -4482,8 +6296,17 @@
                 <w:sz w:val="20"/>
                 <w:szCs w:val="20"/>
               </w:rPr>
-              <w:t>6 or Less</w:t>
-            </w:r>
+              <w:t xml:space="preserve">6 or </w:t>
+            </w:r>
+            <w:proofErr w:type="gramStart"/>
+            <w:r>
+              <w:rPr>
+                <w:sz w:val="20"/>
+                <w:szCs w:val="20"/>
+              </w:rPr>
+              <w:t>Less</w:t>
+            </w:r>
+            <w:proofErr w:type="gramEnd"/>
           </w:p>
         </w:tc>
         <w:tc>
@@ -4509,7 +6332,27 @@
                 <w:u w:val="single"/>
                 <w:lang w:val="en-US"/>
               </w:rPr>
-              <w:t>{totalScore}</w:t>
+              <w:t>{</w:t>
+            </w:r>
+            <w:proofErr w:type="spellStart"/>
+            <w:r>
+              <w:rPr>
+                <w:sz w:val="27"/>
+                <w:szCs w:val="27"/>
+                <w:u w:val="single"/>
+                <w:lang w:val="en-US"/>
+              </w:rPr>
+              <w:t>totalScore</w:t>
+            </w:r>
+            <w:proofErr w:type="spellEnd"/>
+            <w:r>
+              <w:rPr>
+                <w:sz w:val="27"/>
+                <w:szCs w:val="27"/>
+                <w:u w:val="single"/>
+                <w:lang w:val="en-US"/>
+              </w:rPr>
+              <w:t>}</w:t>
             </w:r>
           </w:p>
           <w:p>
@@ -4523,7 +6366,25 @@
                 <w:szCs w:val="14"/>
                 <w:lang w:val="en-US"/>
               </w:rPr>
-              <w:t>{totalText}</w:t>
+              <w:t>{</w:t>
+            </w:r>
+            <w:proofErr w:type="spellStart"/>
+            <w:r>
+              <w:rPr>
+                <w:sz w:val="14"/>
+                <w:szCs w:val="14"/>
+                <w:lang w:val="en-US"/>
+              </w:rPr>
+              <w:t>totalText</w:t>
+            </w:r>
+            <w:proofErr w:type="spellEnd"/>
+            <w:r>
+              <w:rPr>
+                <w:sz w:val="14"/>
+                <w:szCs w:val="14"/>
+                <w:lang w:val="en-US"/>
+              </w:rPr>
+              <w:t>}</w:t>
             </w:r>
           </w:p>
         </w:tc>
@@ -4598,7 +6459,23 @@
           <w:rFonts w:ascii="Consolas" w:eastAsia="Consolas" w:hAnsi="Consolas" w:cs="Consolas"/>
           <w:lang w:val="en-US"/>
         </w:rPr>
-        <w:t>TOMIS ID: {omsId}</w:t>
+        <w:t>TOMIS ID: {</w:t>
+      </w:r>
+      <w:proofErr w:type="spellStart"/>
+      <w:r>
+        <w:rPr>
+          <w:rFonts w:ascii="Consolas" w:eastAsia="Consolas" w:hAnsi="Consolas" w:cs="Consolas"/>
+          <w:lang w:val="en-US"/>
+        </w:rPr>
+        <w:t>omsId</w:t>
+      </w:r>
+      <w:proofErr w:type="spellEnd"/>
+      <w:r>
+        <w:rPr>
+          <w:rFonts w:ascii="Consolas" w:eastAsia="Consolas" w:hAnsi="Consolas" w:cs="Consolas"/>
+          <w:lang w:val="en-US"/>
+        </w:rPr>
+        <w:t>}</w:t>
       </w:r>
       <w:r>
         <w:tab/>
@@ -4611,7 +6488,23 @@
           <w:rFonts w:ascii="Consolas" w:eastAsia="Consolas" w:hAnsi="Consolas" w:cs="Consolas"/>
           <w:lang w:val="en-US"/>
         </w:rPr>
-        <w:t>{residentFullName}</w:t>
+        <w:t>{</w:t>
+      </w:r>
+      <w:proofErr w:type="spellStart"/>
+      <w:r>
+        <w:rPr>
+          <w:rFonts w:ascii="Consolas" w:eastAsia="Consolas" w:hAnsi="Consolas" w:cs="Consolas"/>
+          <w:lang w:val="en-US"/>
+        </w:rPr>
+        <w:t>residentFullName</w:t>
+      </w:r>
+      <w:proofErr w:type="spellEnd"/>
+      <w:r>
+        <w:rPr>
+          <w:rFonts w:ascii="Consolas" w:eastAsia="Consolas" w:hAnsi="Consolas" w:cs="Consolas"/>
+          <w:lang w:val="en-US"/>
+        </w:rPr>
+        <w:t>}</w:t>
       </w:r>
     </w:p>
     <w:p>
@@ -4646,7 +6539,39 @@
           <w:rFonts w:ascii="Consolas" w:eastAsia="Consolas" w:hAnsi="Consolas" w:cs="Consolas"/>
           <w:lang w:val="en-US"/>
         </w:rPr>
-        <w:t>This is to inform you that your classification hearing will be held on {hearingDate} at {hearingLocation}.</w:t>
+        <w:t>This is to inform you that your classification hearing will be held on {</w:t>
+      </w:r>
+      <w:proofErr w:type="spellStart"/>
+      <w:r>
+        <w:rPr>
+          <w:rFonts w:ascii="Consolas" w:eastAsia="Consolas" w:hAnsi="Consolas" w:cs="Consolas"/>
+          <w:lang w:val="en-US"/>
+        </w:rPr>
+        <w:t>hearingDate</w:t>
+      </w:r>
+      <w:proofErr w:type="spellEnd"/>
+      <w:r>
+        <w:rPr>
+          <w:rFonts w:ascii="Consolas" w:eastAsia="Consolas" w:hAnsi="Consolas" w:cs="Consolas"/>
+          <w:lang w:val="en-US"/>
+        </w:rPr>
+        <w:t>} at {</w:t>
+      </w:r>
+      <w:proofErr w:type="spellStart"/>
+      <w:r>
+        <w:rPr>
+          <w:rFonts w:ascii="Consolas" w:eastAsia="Consolas" w:hAnsi="Consolas" w:cs="Consolas"/>
+          <w:lang w:val="en-US"/>
+        </w:rPr>
+        <w:t>hearingLocation</w:t>
+      </w:r>
+      <w:proofErr w:type="spellEnd"/>
+      <w:r>
+        <w:rPr>
+          <w:rFonts w:ascii="Consolas" w:eastAsia="Consolas" w:hAnsi="Consolas" w:cs="Consolas"/>
+          <w:lang w:val="en-US"/>
+        </w:rPr>
+        <w:t>}.</w:t>
       </w:r>
     </w:p>
     <w:p>
@@ -4687,6 +6612,63 @@
         </w:rPr>
         <w:tab/>
         <w:t>CLASSIFICATION</w:t>
+      </w:r>
+    </w:p>
+    <w:p>
+      <w:pPr>
+        <w:rPr>
+          <w:b/>
+          <w:bCs/>
+          <w:sz w:val="20"/>
+          <w:szCs w:val="20"/>
+        </w:rPr>
+      </w:pPr>
+    </w:p>
+    <w:p>
+      <w:pPr>
+        <w:rPr>
+          <w:b/>
+          <w:bCs/>
+          <w:sz w:val="20"/>
+          <w:szCs w:val="20"/>
+        </w:rPr>
+      </w:pPr>
+    </w:p>
+    <w:p>
+      <w:pPr>
+        <w:rPr>
+          <w:b/>
+          <w:bCs/>
+          <w:sz w:val="20"/>
+          <w:szCs w:val="20"/>
+        </w:rPr>
+      </w:pPr>
+    </w:p>
+    <w:p>
+      <w:pPr>
+        <w:rPr>
+          <w:b/>
+          <w:bCs/>
+          <w:sz w:val="20"/>
+          <w:szCs w:val="20"/>
+        </w:rPr>
+      </w:pPr>
+    </w:p>
+    <w:p>
+      <w:pPr>
+        <w:rPr>
+          <w:sz w:val="20"/>
+          <w:szCs w:val="20"/>
+          <w:u w:val="single"/>
+        </w:rPr>
+      </w:pPr>
+      <w:r>
+        <w:rPr>
+          <w:sz w:val="20"/>
+          <w:szCs w:val="20"/>
+          <w:u w:val="single"/>
+        </w:rPr>
+        <w:t>x                                                                                      </w:t>
       </w:r>
     </w:p>
     <w:p>
@@ -4856,7 +6838,23 @@
         <w:rFonts w:ascii="Consolas" w:hAnsi="Consolas"/>
         <w:lang w:val="en-US"/>
       </w:rPr>
-      <w:t>{userExternalId}</w:t>
+      <w:t>{</w:t>
+    </w:r>
+    <w:proofErr w:type="spellStart"/>
+    <w:r>
+      <w:rPr>
+        <w:rFonts w:ascii="Consolas" w:hAnsi="Consolas"/>
+        <w:lang w:val="en-US"/>
+      </w:rPr>
+      <w:t>userExternalId</w:t>
+    </w:r>
+    <w:proofErr w:type="spellEnd"/>
+    <w:r>
+      <w:rPr>
+        <w:rFonts w:ascii="Consolas" w:hAnsi="Consolas"/>
+        <w:lang w:val="en-US"/>
+      </w:rPr>
+      <w:t>}</w:t>
     </w:r>
   </w:p>
   <w:p>
@@ -4873,7 +6871,39 @@
         <w:rFonts w:ascii="Consolas" w:hAnsi="Consolas"/>
         <w:lang w:val="en-US"/>
       </w:rPr>
-      <w:t>{downloadDate} {downloadTime}</w:t>
+      <w:t>{</w:t>
+    </w:r>
+    <w:proofErr w:type="spellStart"/>
+    <w:r>
+      <w:rPr>
+        <w:rFonts w:ascii="Consolas" w:hAnsi="Consolas"/>
+        <w:lang w:val="en-US"/>
+      </w:rPr>
+      <w:t>downloadDate</w:t>
+    </w:r>
+    <w:proofErr w:type="spellEnd"/>
+    <w:r>
+      <w:rPr>
+        <w:rFonts w:ascii="Consolas" w:hAnsi="Consolas"/>
+        <w:lang w:val="en-US"/>
+      </w:rPr>
+      <w:t>} {</w:t>
+    </w:r>
+    <w:proofErr w:type="spellStart"/>
+    <w:r>
+      <w:rPr>
+        <w:rFonts w:ascii="Consolas" w:hAnsi="Consolas"/>
+        <w:lang w:val="en-US"/>
+      </w:rPr>
+      <w:t>downloadTime</w:t>
+    </w:r>
+    <w:proofErr w:type="spellEnd"/>
+    <w:r>
+      <w:rPr>
+        <w:rFonts w:ascii="Consolas" w:hAnsi="Consolas"/>
+        <w:lang w:val="en-US"/>
+      </w:rPr>
+      <w:t>}</w:t>
     </w:r>
   </w:p>
   <w:p>
@@ -4890,7 +6920,23 @@
         <w:rFonts w:ascii="Consolas" w:hAnsi="Consolas"/>
         <w:lang w:val="en-US"/>
       </w:rPr>
-      <w:t>TOMIS ID: {omsId}</w:t>
+      <w:t>TOMIS ID: {</w:t>
+    </w:r>
+    <w:proofErr w:type="spellStart"/>
+    <w:r>
+      <w:rPr>
+        <w:rFonts w:ascii="Consolas" w:hAnsi="Consolas"/>
+        <w:lang w:val="en-US"/>
+      </w:rPr>
+      <w:t>omsId</w:t>
+    </w:r>
+    <w:proofErr w:type="spellEnd"/>
+    <w:r>
+      <w:rPr>
+        <w:rFonts w:ascii="Consolas" w:hAnsi="Consolas"/>
+        <w:lang w:val="en-US"/>
+      </w:rPr>
+      <w:t>}</w:t>
     </w:r>
   </w:p>
 </w:hdr>

--- a/apps/staff/src/core/WorkflowsUsTnReclassForm/custody_reclassification_template.docx
+++ b/apps/staff/src/core/WorkflowsUsTnReclassForm/custody_reclassification_template.docx
@@ -6592,6 +6592,26 @@
           <w:rFonts w:ascii="Consolas" w:eastAsia="Consolas" w:hAnsi="Consolas" w:cs="Consolas"/>
         </w:rPr>
         <w:t>Classification Date:</w:t>
+      </w:r>
+      <w:r>
+        <w:rPr>
+          <w:rFonts w:ascii="Consolas" w:eastAsia="Consolas" w:hAnsi="Consolas" w:cs="Consolas"/>
+        </w:rPr>
+        <w:t xml:space="preserve"> {</w:t>
+      </w:r>
+      <w:proofErr w:type="spellStart"/>
+      <w:r>
+        <w:rPr>
+          <w:rFonts w:ascii="Consolas" w:eastAsia="Consolas" w:hAnsi="Consolas" w:cs="Consolas"/>
+        </w:rPr>
+        <w:t>hearingClassificationDate</w:t>
+      </w:r>
+      <w:proofErr w:type="spellEnd"/>
+      <w:r>
+        <w:rPr>
+          <w:rFonts w:ascii="Consolas" w:eastAsia="Consolas" w:hAnsi="Consolas" w:cs="Consolas"/>
+        </w:rPr>
+        <w:t>}</w:t>
       </w:r>
     </w:p>
     <w:p>
